--- a/docs/Reports & Plans/LSO-Runbook.docx
+++ b/docs/Reports & Plans/LSO-Runbook.docx
@@ -23,11 +23,357 @@
         <w:rPr>
           <w:i/>
         </w:rPr>
-        <w:t>Knights — 2 Castellan / 1 Lancer / 1 Crusader (shooting-dominant)</w:t>
+        <w:t>List Decision + Per-Archetype Battle Plans</w:t>
         <w:br/>
         <w:t>Lone Star Open (LSO) — 300+ players, Swiss</w:t>
         <w:br/>
         <w:t>Generated 2026-07-26 (11E, post-Dataslate)</w:t>
+      </w:r>
+    </w:p>
+    <w:p>
+      <w:pPr>
+        <w:spacing w:before="160" w:after="80"/>
+      </w:pPr>
+      <w:r>
+        <w:rPr>
+          <w:b/>
+          <w:color w:val="1F3864"/>
+          <w:sz w:val="32"/>
+        </w:rPr>
+        <w:t>THE DECISION — which list to take</w:t>
+      </w:r>
+    </w:p>
+    <w:p>
+      <w:pPr>
+        <w:spacing w:before="120" w:after="80"/>
+      </w:pPr>
+      <w:r>
+        <w:rPr>
+          <w:b/>
+          <w:color w:val="1F5C99"/>
+          <w:sz w:val="24"/>
+        </w:rPr>
+        <w:t>LIST A — 2 Castellan / 1 Lancer / 1 Crusader (SHOOTING-DOMINANT)</w:t>
+      </w:r>
+    </w:p>
+    <w:p>
+      <w:r>
+        <w:t>Two Volcano lances win the shooting phase outright; ONE Lancer is the single counter-charge/decapitation blade. Firepower-as-denial: delete their anti-Knight and soft OC at range before it connects. Both Castellans carry DOMINUS (so Dominus Foebreakers buffs TWO Knights). Pilot's strong, comfortable game plan.</w:t>
+      </w:r>
+    </w:p>
+    <w:p>
+      <w:pPr>
+        <w:pStyle w:val="ListBullet"/>
+      </w:pPr>
+      <w:r>
+        <w:rPr>
+          <w:b/>
+        </w:rPr>
+        <w:t xml:space="preserve">2x Knight Castellan (400 ea) — </w:t>
+      </w:r>
+      <w:r>
+        <w:t>The shooting core. 2x Volcano (D3 shots ea, ~23 dmg) one-shots no-invuln anchors + snipes characters; plasma decimator anti-elite volume; +1 hit vs terrain (Dominus).</w:t>
+      </w:r>
+    </w:p>
+    <w:p>
+      <w:pPr>
+        <w:pStyle w:val="ListBullet"/>
+      </w:pPr>
+      <w:r>
+        <w:rPr>
+          <w:b/>
+        </w:rPr>
+        <w:t xml:space="preserve">1x Knight Crusader (395) — </w:t>
+      </w:r>
+      <w:r>
+        <w:t>Anti-infantry SUBTRACTION: RFBC + Avenger A18 strip soft OC; thermal for anti-tank/Speeders.</w:t>
+      </w:r>
+    </w:p>
+    <w:p>
+      <w:pPr>
+        <w:pStyle w:val="ListBullet"/>
+      </w:pPr>
+      <w:r>
+        <w:rPr>
+          <w:b/>
+        </w:rPr>
+        <w:t xml:space="preserve">1x Cerastus Knight Lancer (415) — </w:t>
+      </w:r>
+      <w:r>
+        <w:t>The one blade: 4++ FULL invuln vs ALL, M14 W28. Counter-charge + assassinate buff-characters + Shock-Charge free Tank Shock on the charge.</w:t>
+      </w:r>
+    </w:p>
+    <w:p>
+      <w:pPr>
+        <w:pStyle w:val="ListBullet"/>
+      </w:pPr>
+      <w:r>
+        <w:rPr>
+          <w:b/>
+        </w:rPr>
+        <w:t xml:space="preserve">1x Armiger Helverin (140) — </w:t>
+      </w:r>
+      <w:r>
+        <w:t>Backfield 48" autocannons + cheap OC6 body / screen.</w:t>
+      </w:r>
+    </w:p>
+    <w:p>
+      <w:pPr>
+        <w:pStyle w:val="ListBullet"/>
+      </w:pPr>
+      <w:r>
+        <w:rPr>
+          <w:b/>
+        </w:rPr>
+        <w:t xml:space="preserve">1x Navigator (Agents ally) (~75) — </w:t>
+      </w:r>
+      <w:r>
+        <w:t>12" anti-Deep-Strike dome (vs BA/SW/GSC/deep-strike alphas) + Hidden home-holder. Allies take no enhancement.</w:t>
+      </w:r>
+    </w:p>
+    <w:p>
+      <w:pPr>
+        <w:spacing w:before="120" w:after="80"/>
+      </w:pPr>
+      <w:r>
+        <w:rPr>
+          <w:b/>
+          <w:color w:val="B05A00"/>
+          <w:sz w:val="24"/>
+        </w:rPr>
+        <w:t>LIST B — 1 Castellan / 2 Lancer / 1 Crusader (COUNTER-PUNCH)</w:t>
+      </w:r>
+    </w:p>
+    <w:p>
+      <w:r>
+        <w:t>Two 4++ full-invuln Lancers turn the no-melee-invuln fight phase — the universal Knight weakness — into a strength: two counter-charge blades + two assassins cover TWO melee lanes and are near-unkillable in combat. Price: HALF the long-range firepower (one Volcano, not two) — you lose the ranged-anti-tank duels the shooting meta forces.</w:t>
+      </w:r>
+    </w:p>
+    <w:p>
+      <w:pPr>
+        <w:pStyle w:val="ListBullet"/>
+      </w:pPr>
+      <w:r>
+        <w:rPr>
+          <w:b/>
+        </w:rPr>
+        <w:t xml:space="preserve">1x Knight Castellan (~435) — </w:t>
+      </w:r>
+      <w:r>
+        <w:t>The one long-gun anchor: Volcano one-shots a no-invuln target/turn + plasma anti-elite.</w:t>
+      </w:r>
+    </w:p>
+    <w:p>
+      <w:pPr>
+        <w:pStyle w:val="ListBullet"/>
+      </w:pPr>
+      <w:r>
+        <w:rPr>
+          <w:b/>
+        </w:rPr>
+        <w:t xml:space="preserve">2x Cerastus Knight Lancer (~415 ea) — </w:t>
+      </w:r>
+      <w:r>
+        <w:t>TWO 4++ full-invuln M14 blades — two counter-charge monsters + two character-assassins + two free Crushing-Impact charges. Cover two melee lanes.</w:t>
+      </w:r>
+    </w:p>
+    <w:p>
+      <w:pPr>
+        <w:pStyle w:val="ListBullet"/>
+      </w:pPr>
+      <w:r>
+        <w:rPr>
+          <w:b/>
+        </w:rPr>
+        <w:t xml:space="preserve">1x Knight Crusader (~435) — </w:t>
+      </w:r>
+      <w:r>
+        <w:t>Anti-infantry SUBTRACTION + thermal anti-tank — the shooting the single Castellan can't cover alone.</w:t>
+      </w:r>
+    </w:p>
+    <w:p>
+      <w:pPr>
+        <w:pStyle w:val="ListBullet"/>
+      </w:pPr>
+      <w:r>
+        <w:rPr>
+          <w:b/>
+        </w:rPr>
+        <w:t xml:space="preserve">1x Armiger Helverin (140) — </w:t>
+      </w:r>
+      <w:r>
+        <w:t>Backfield 48" autocannons + cheap OC6 screen.</w:t>
+      </w:r>
+    </w:p>
+    <w:p>
+      <w:pPr>
+        <w:pStyle w:val="ListBullet"/>
+      </w:pPr>
+      <w:r>
+        <w:rPr>
+          <w:b/>
+        </w:rPr>
+        <w:t xml:space="preserve">1x Navigator (Agents ally) (~75) — </w:t>
+      </w:r>
+      <w:r>
+        <w:t>12" anti-Deep-Strike dome + Hidden home-holder (same load-bearing role in both lists).</w:t>
+      </w:r>
+    </w:p>
+    <w:p>
+      <w:pPr>
+        <w:spacing w:before="160" w:after="80"/>
+      </w:pPr>
+      <w:r>
+        <w:rPr>
+          <w:b/>
+          <w:color w:val="000000"/>
+          <w:sz w:val="24"/>
+        </w:rPr>
+        <w:t>The trade (verified 11E sim)</w:t>
+      </w:r>
+    </w:p>
+    <w:p>
+      <w:pPr>
+        <w:pStyle w:val="ListBullet"/>
+      </w:pPr>
+      <w:r>
+        <w:rPr>
+          <w:b/>
+        </w:rPr>
+        <w:t xml:space="preserve">Extra Knight Castellan (List A gains) [RANGED]: </w:t>
+      </w:r>
+      <w:r>
+        <w:t>VERIFIED profiles: Volcano lance 72" D3 shots S18 AP-5 D6+8 [Blast] = avg ~2 shots x ~11.5 = ~23 dmg into one target (one-shots a Hammerhead/Land Raider/Shadowsword/Kataphron brick/Ironstrider/Defiler and splits over) + plasma decimator 48" D6+3 shots S9 AP-4 D3 supercharge (~6.5 shots — shreds Terminators/elites, AP-4) + shieldbreaker S12 AP-6 D6+1 [Anti-Titanic 4+, Dev] character sniper. NET: ERASES ~1-2 extra priority targets PER TURN at range (bigger than first modelled — Volcano is D3, not 1). Wins the SHOOTING matchups.</w:t>
+      </w:r>
+    </w:p>
+    <w:p>
+      <w:pPr>
+        <w:pStyle w:val="ListBullet"/>
+      </w:pPr>
+      <w:r>
+        <w:rPr>
+          <w:b/>
+        </w:rPr>
+        <w:t xml:space="preserve">Extra Cerastus Lancer (List B gains) [MELEE + DURABILITY]: </w:t>
+      </w:r>
+      <w:r>
+        <w:t>VERIFIED: on the charge, shock-lance STRIKE 5A WS2+ S20 AP-3 D8 [Lance] = ~4.2 hits, wounds &lt;=T12 on 2s, ~3.7 wounds x D8 (~4.5) minus saves ~ deletes any single non-Titanic target (Defiler, Bloodthirster, Magnus-wound-down, a Custodian character, a Terminator brick's core) + Shock Charge free Tank Shock (bonus MW). SWEEP 10A S10 AP-2 D3 = ~5-7 MEQ/turn into hordes. PLUS a 4++-vs-ALL, W28, M14 body that survives the melee that kills a bare-3+ Castellan. NET: neutralises ~1 extra MELEE lane/turn + a 2nd assassin + a near-unkillable counter-puncher. Wins the FIGHT matchups.</w:t>
+      </w:r>
+    </w:p>
+    <w:p>
+      <w:pPr>
+        <w:pStyle w:val="ListBullet"/>
+      </w:pPr>
+      <w:r>
+        <w:rPr>
+          <w:b/>
+        </w:rPr>
+        <w:t xml:space="preserve">The trade, in one line [DECISION]: </w:t>
+      </w:r>
+      <w:r>
+        <w:t>List A removes ~1-2 more things per turn AT RANGE (dominates the shooting phase); List B survives + counter-punches one more MELEE lane (wins the fight phase you can't tank). Which matters more = which half of the meta you expect to face, and which losses hurt most. Points are near-identical (~1825-1840 base each; verify Castellan 400 vs app-425 against LIVE MFM before submitting).</w:t>
+      </w:r>
+    </w:p>
+    <w:p>
+      <w:pPr>
+        <w:spacing w:before="160" w:after="80"/>
+      </w:pPr>
+      <w:r>
+        <w:rPr>
+          <w:b/>
+          <w:color w:val="000000"/>
+          <w:sz w:val="24"/>
+        </w:rPr>
+        <w:t>Prevalence-weighted tally (n=75 top-finishing lists)</w:t>
+      </w:r>
+    </w:p>
+    <w:p>
+      <w:pPr>
+        <w:spacing w:after="40"/>
+      </w:pPr>
+      <w:r>
+        <w:rPr>
+          <w:b/>
+          <w:color w:val="1F5C99"/>
+        </w:rPr>
+        <w:t xml:space="preserve">Clear edge to LIST A (2 Castellan — win the shooting matchups): </w:t>
+      </w:r>
+      <w:r>
+        <w:t>AdMech (6), T'au Retaliation (5), Drukhari (3), Votann (3), Astra Militarum (2), Salamanders (~3), Necrons Cursed-Legion (~2), DA Ravenwing (1), Imperial Fists (target)</w:t>
+      </w:r>
+    </w:p>
+    <w:p>
+      <w:pPr>
+        <w:spacing w:after="40"/>
+      </w:pPr>
+      <w:r>
+        <w:rPr>
+          <w:b/>
+          <w:color w:val="B05A00"/>
+        </w:rPr>
+        <w:t xml:space="preserve">Clear edge to LIST B (2 Lancer — win the fight matchups): </w:t>
+      </w:r>
+      <w:r>
+        <w:t>Custodes (4), Blood Angels (4), DA Deathwing (~3), Thousand Sons (3), Chaos Daemons Khorne (~2), Iron Hands Terminators (~2), Orks (9, but a loss either way)</w:t>
+      </w:r>
+    </w:p>
+    <w:p>
+      <w:pPr>
+        <w:spacing w:after="40"/>
+      </w:pPr>
+      <w:r>
+        <w:rPr>
+          <w:b/>
+          <w:color w:val="606060"/>
+        </w:rPr>
+        <w:t xml:space="preserve">EVEN (either list performs similarly): </w:t>
+      </w:r>
+      <w:r>
+        <w:t>Emperor's Children (9), CSM (3), Tyranids (3), Necrons C'tan (~2), SM mixed, Chaos Knights (1)</w:t>
+      </w:r>
+    </w:p>
+    <w:p>
+      <w:pPr>
+        <w:spacing w:before="160" w:after="80"/>
+      </w:pPr>
+      <w:r>
+        <w:rPr>
+          <w:b/>
+          <w:color w:val="1F3864"/>
+          <w:sz w:val="26"/>
+        </w:rPr>
+        <w:t>Recommendation &amp; reasoning</w:t>
+      </w:r>
+    </w:p>
+    <w:p>
+      <w:r>
+        <w:t>IT'S CLOSE — and that's the honest headline. Prevalence-weighted, the field splits almost evenly: ~25 of 75 lean LIST A (the ranged-anti-tank half), ~18 lean LIST B plus the 9 un-winnable Orks, and ~19 are EVEN (led by the #1-tie Emperor's Children). The meta is ~57% melee-forward BY BODY, which argues for the 2nd Lancer — BUT the matchups that leans decide are asymmetric.</w:t>
+      </w:r>
+    </w:p>
+    <w:p>
+      <w:r>
+        <w:t>RECOMMENDATION: LIST A (2 Castellan / 1 Lancer), narrowly, for three data-grounded reasons:</w:t>
+        <w:br/>
+        <w:t>1) WORST-CASE MITIGATION. The A-favoured matchups (T'au, AdMech, Astra Militarum, Votann = ~16 prevalence of pure ranged anti-tank) are the ones that TABLE a Knight army 0-VP. You LOSE games there. List B surrenders those ranged duels (one Volcano, not two) for a fight-phase edge in matchups you can often still finesse on the MISSION.</w:t>
+        <w:br/>
+        <w:t>2) THE MELEE MAJORITY IS BEATABLE WITHOUT THE 2ND BLADE. The biggest melee chunks are hordes/chaff (EC Daemonettes, Ork Boyz) that SHOOTING thins as well as a Lancer would, and the ELITE melee (Custodes/BA/DA) you beat by OUT-OC-ing on the primary + screening the alpha (Navigator dome) + 1 Lancer counter-charging the key lane — not by trying to win the fight phase outright.</w:t>
+        <w:br/>
+        <w:t>3) PILOT FIT. 'Dominate the shooting phase' is a cleaner, more repeatable plan over a 6-round grind, and List A is the build you've practised.</w:t>
+      </w:r>
+    </w:p>
+    <w:p>
+      <w:r>
+        <w:t>TAKE LIST B INSTEAD IF: you read your local LSO field as melee-dominant (lots of Custodes/BA/DA/Daemons/World Eaters), you're more comfortable in the counter-punch game, or you value the near-unkillable 2nd 4++ body as insurance against the melee alpha. List B's edge is REAL vs the elite-melee cluster — it just pays for it by losing the ranged wars that produce your ugliest losses.</w:t>
+      </w:r>
+    </w:p>
+    <w:p>
+      <w:r>
+        <w:t>EITHER WAY: fix the list to a costed 2000 (add the 3 enhancements), lock PURGE THE FOE, and the Navigator dome is load-bearing in both. The gap between the two lists is small — pilot comfort is a legitimate tiebreaker.</w:t>
+      </w:r>
+    </w:p>
+    <w:p>
+      <w:r>
+        <w:br w:type="page"/>
       </w:r>
     </w:p>
     <w:p>
@@ -40,469 +386,12 @@
           <w:color w:val="1F3864"/>
           <w:sz w:val="30"/>
         </w:rPr>
-        <w:t>THE PLAN</w:t>
-      </w:r>
-    </w:p>
-    <w:p>
-      <w:pPr>
-        <w:spacing w:after="40"/>
-      </w:pPr>
-      <w:r>
-        <w:rPr>
-          <w:b/>
-        </w:rPr>
-        <w:t xml:space="preserve">List: </w:t>
-      </w:r>
-      <w:r>
-        <w:t>Knights — 2 Castellan / 1 Lancer / 1 Crusader (shooting-dominant)</w:t>
-      </w:r>
-    </w:p>
-    <w:p>
-      <w:pPr>
-        <w:spacing w:after="40"/>
-      </w:pPr>
-      <w:r>
-        <w:rPr>
-          <w:b/>
-        </w:rPr>
-        <w:t xml:space="preserve">Detachments: </w:t>
-      </w:r>
-      <w:r>
-        <w:t>Valourstrike Lance + Dominus Foebreakers (3 DP)</w:t>
-      </w:r>
-    </w:p>
-    <w:p>
-      <w:pPr>
-        <w:spacing w:after="40"/>
-      </w:pPr>
-      <w:r>
-        <w:rPr>
-          <w:b/>
-        </w:rPr>
-        <w:t xml:space="preserve">Disposition: </w:t>
-      </w:r>
-      <w:r>
-        <w:t>Purge the Foe (RECOMMENDED for the broad field) — or Priority Assets. Take-and-Hold is NOT legal for this combo (only Valourstrike's Purge + Dominus's Priority Assets are granted). Purge rewards killing (the list's identity) and only 1/5 of its missions needs an Action; Priority Assets is an action-heavy trap for a 5-6-model army (25 VP in Actions you can't spare). Lock Priority Assets ONLY if you expect the Great-Value Vital-Link home-steal.</w:t>
-      </w:r>
-    </w:p>
-    <w:p>
-      <w:pPr>
-        <w:spacing w:after="40"/>
-      </w:pPr>
-      <w:r>
-        <w:rPr>
-          <w:b/>
-        </w:rPr>
-        <w:t xml:space="preserve">Points: </w:t>
-      </w:r>
-      <w:r>
-        <w:t>As written ~1825-1915 / 2000 with NO enhancements = the one concrete error. Add the 3 enhancements above to reach 2000 (Rotate is free). VERIFY exact points vs LIVE MFM before submitting — BSData prices Castellan 400, the app may be 425.</w:t>
-      </w:r>
-    </w:p>
-    <w:p>
-      <w:r>
-        <w:t>Firepower-as-denial is the Knight win-con. TWO Volcano lances (S18 AP-5 D6+8) + plasma decimators + the Crusader's RFBC/Avenger = a shooting core that deletes no-invuln anchors and strips soft OC. The SINGLE Cerastus Lancer (4++ full invuln, M14) is the one decapitation / counter-charge blade. User law: do NOT trade a Castellan's worth of shooting for a 2nd Lancer. RE-VERIFIED (2026-07-26): 1 Lancer is correct — the shooting kills melee linchpins at range before they connect; a 2nd Lancer surrenders a Volcano the hard shooting/OC matchups need, and even 2 blades can't heist a 4++ brick wall. Both Castellans carry DOMINUS, so Dominus Foebreakers actually buffs TWO Knights here (an edge over the 2-Lancer variant).</w:t>
-      </w:r>
-    </w:p>
-    <w:p>
-      <w:pPr>
-        <w:spacing w:before="120" w:after="80"/>
-      </w:pPr>
-      <w:r>
-        <w:rPr>
-          <w:b/>
-          <w:color w:val="000000"/>
-          <w:sz w:val="24"/>
-        </w:rPr>
-        <w:t>Mindset</w:t>
-      </w:r>
-    </w:p>
-    <w:p>
-      <w:r>
-        <w:t>Knights are 'always outnumbered, rarely outgunned.' At a 300+ GT, START every hard matchup from the EXPECTATION OF A LOSS and hunt the HEIST. Model the opponent playing OPTIMALLY. Realistic goal: a strong POSITIVE record + steal a couple you shouldn't win — not winning the event. The 2 Volcano lances win the shooting phase; the Lancer wins the melee phase you can't tank; you win the game on the mission (out-OC where you can).</w:t>
-      </w:r>
-    </w:p>
-    <w:p>
-      <w:pPr>
-        <w:spacing w:before="120" w:after="80"/>
-      </w:pPr>
-      <w:r>
-        <w:rPr>
-          <w:b/>
-          <w:color w:val="000000"/>
-          <w:sz w:val="24"/>
-        </w:rPr>
-        <w:t>The list</w:t>
-      </w:r>
-    </w:p>
-    <w:p>
-      <w:pPr>
-        <w:pStyle w:val="ListBullet"/>
-      </w:pPr>
-      <w:r>
-        <w:rPr>
-          <w:b/>
-        </w:rPr>
-        <w:t xml:space="preserve">2x Knight Castellan (435 ea) — </w:t>
-      </w:r>
-      <w:r>
-        <w:t>The shooting core. 2x Volcano one-shots no-invuln anchors + snipes characters @60"; plasma anti-elite; +1 hit vs terrain (Dominus).</w:t>
-      </w:r>
-    </w:p>
-    <w:p>
-      <w:pPr>
-        <w:pStyle w:val="ListBullet"/>
-      </w:pPr>
-      <w:r>
-        <w:rPr>
-          <w:b/>
-        </w:rPr>
-        <w:t xml:space="preserve">1x Knight Crusader (~435) — </w:t>
-      </w:r>
-      <w:r>
-        <w:t>Anti-infantry SUBTRACTION: RFBC (D6+3) + Avenger A18 strip soft OC; thermal for anti-tank/Speeders.</w:t>
-      </w:r>
-    </w:p>
-    <w:p>
-      <w:pPr>
-        <w:pStyle w:val="ListBullet"/>
-      </w:pPr>
-      <w:r>
-        <w:rPr>
-          <w:b/>
-        </w:rPr>
-        <w:t xml:space="preserve">1x Cerastus Knight Lancer (~415) — </w:t>
-      </w:r>
-      <w:r>
-        <w:t>The one blade: 4++ FULL invuln, M14. Counter-charge melee threats + assassinate buff-characters + free Crushing Impact MW on the charge.</w:t>
-      </w:r>
-    </w:p>
-    <w:p>
-      <w:pPr>
-        <w:pStyle w:val="ListBullet"/>
-      </w:pPr>
-      <w:r>
-        <w:rPr>
-          <w:b/>
-        </w:rPr>
-        <w:t xml:space="preserve">1x Armiger Helverin (140) — </w:t>
-      </w:r>
-      <w:r>
-        <w:t>Backfield 48" autocannons + cheap OC6 body / screen.</w:t>
-      </w:r>
-    </w:p>
-    <w:p>
-      <w:pPr>
-        <w:pStyle w:val="ListBullet"/>
-      </w:pPr>
-      <w:r>
-        <w:rPr>
-          <w:b/>
-        </w:rPr>
-        <w:t xml:space="preserve">1x Navigator (Agents ally) (~75) — </w:t>
-      </w:r>
-      <w:r>
-        <w:t>12" anti-Deep-Strike dome (vs BA/SW/GSC/deep-strike alphas) + Hidden home-holder. Allies take no enhancement.</w:t>
-      </w:r>
-    </w:p>
-    <w:p>
-      <w:pPr>
-        <w:spacing w:before="120" w:after="80"/>
-      </w:pPr>
-      <w:r>
-        <w:rPr>
-          <w:b/>
-          <w:color w:val="000000"/>
-          <w:sz w:val="24"/>
-        </w:rPr>
-        <w:t>Fix to 2000 — enhancements (Rotate is free)</w:t>
-      </w:r>
-    </w:p>
-    <w:p>
-      <w:pPr>
-        <w:pStyle w:val="ListBullet"/>
-      </w:pPr>
-      <w:r>
-        <w:rPr>
-          <w:b/>
-        </w:rPr>
-        <w:t xml:space="preserve">Bearer of the Lancer's Sigil (25) on Cerastus Knight Lancer — </w:t>
-      </w:r>
-      <w:r>
-        <w:t>Re-roll the Lancer's charge — with only ONE decapitation blade, guaranteeing its decisive charge is the highest-value 25 pts in the list.</w:t>
-      </w:r>
-    </w:p>
-    <w:p>
-      <w:pPr>
-        <w:pStyle w:val="ListBullet"/>
-      </w:pPr>
-      <w:r>
-        <w:rPr>
-          <w:b/>
-        </w:rPr>
-        <w:t xml:space="preserve">Blessed Plate (30) on Knight Castellan #1 — </w:t>
-      </w:r>
-      <w:r>
-        <w:t>Castellan -&gt; T13: the Volcano platform survives the incoming longer.</w:t>
-      </w:r>
-    </w:p>
-    <w:p>
-      <w:pPr>
-        <w:pStyle w:val="ListBullet"/>
-      </w:pPr>
-      <w:r>
-        <w:rPr>
-          <w:b/>
-        </w:rPr>
-        <w:t xml:space="preserve">Bearer of the Judicant's Helm (25) on Knight Castellan #2 — </w:t>
-      </w:r>
-      <w:r>
-        <w:t>[Ignores Cover] on a Castellan — stacks with Dominus +1-hit-in-terrain; beats intervening-terrain cover.</w:t>
-      </w:r>
-    </w:p>
-    <w:p>
-      <w:pPr>
-        <w:spacing w:before="160" w:after="80"/>
-      </w:pPr>
-      <w:r>
-        <w:rPr>
-          <w:b/>
-          <w:color w:val="1F3864"/>
-          <w:sz w:val="30"/>
-        </w:rPr>
-        <w:t>RULES CHEAT-SHEET</w:t>
-      </w:r>
-    </w:p>
-    <w:p>
-      <w:pPr>
-        <w:pStyle w:val="ListBullet"/>
-      </w:pPr>
-      <w:r>
-        <w:rPr>
-          <w:b/>
-        </w:rPr>
-        <w:t xml:space="preserve">Ion Shield — </w:t>
-      </w:r>
-      <w:r>
-        <w:t>5++ invuln vs SHOOTING ONLY (ranged). Does NOTHING in melee.</w:t>
-      </w:r>
-    </w:p>
-    <w:p>
-      <w:pPr>
-        <w:pStyle w:val="ListBullet"/>
-      </w:pPr>
-      <w:r>
-        <w:rPr>
-          <w:b/>
-        </w:rPr>
-        <w:t xml:space="preserve">Rotate Ion Shields — </w:t>
-      </w:r>
-      <w:r>
-        <w:t>Valourstrike stratagem, once per phase -&gt; upgrade ONE Knight to 4++ vs shooting each turn. Only one protected per shooting phase.</w:t>
-      </w:r>
-    </w:p>
-    <w:p>
-      <w:pPr>
-        <w:pStyle w:val="ListBullet"/>
-      </w:pPr>
-      <w:r>
-        <w:rPr>
-          <w:b/>
-        </w:rPr>
-        <w:t xml:space="preserve">Questoris melee — </w:t>
-      </w:r>
-      <w:r>
-        <w:t>NO melee invuln — bare 3+ armour in the fight phase. Melee is the universal Knight weakness.</w:t>
-      </w:r>
-    </w:p>
-    <w:p>
-      <w:pPr>
-        <w:pStyle w:val="ListBullet"/>
-      </w:pPr>
-      <w:r>
-        <w:rPr>
-          <w:b/>
-        </w:rPr>
-        <w:t xml:space="preserve">Cerastus Lancer — </w:t>
-      </w:r>
-      <w:r>
-        <w:t>4++ FULL invuln (melee AND ranged), M14. Strike S20 AP-3 D8 [Lance]; free Crushing Impact on charge (D6=T11, each 5+ = 1 MW, bypasses invuln). The universal counter-charge + character-assassin.</w:t>
-      </w:r>
-    </w:p>
-    <w:p>
-      <w:pPr>
-        <w:pStyle w:val="ListBullet"/>
-      </w:pPr>
-      <w:r>
-        <w:rPr>
-          <w:b/>
-        </w:rPr>
-        <w:t xml:space="preserve">Volcano lance — </w:t>
-      </w:r>
-      <w:r>
-        <w:t>S18 AP-5 D6+8 — one-shots no-invuln anchors (Hammerheads, Land Raiders, Kataphrons, Monoliths, no-invuln Norns). Wasted (overkill) into low-W chaff.</w:t>
-      </w:r>
-    </w:p>
-    <w:p>
-      <w:pPr>
-        <w:pStyle w:val="ListBullet"/>
-      </w:pPr>
-      <w:r>
-        <w:rPr>
-          <w:b/>
-        </w:rPr>
-        <w:t xml:space="preserve">Bold Gallantry (Valourstrike) — </w:t>
-      </w:r>
-      <w:r>
-        <w:t>Any Knight Advances -&gt; ALL Knight ranged weapons gain [ASSAULT] army-wide that turn (advance-and-shoot).</w:t>
-      </w:r>
-    </w:p>
-    <w:p>
-      <w:pPr>
-        <w:pStyle w:val="ListBullet"/>
-      </w:pPr>
-      <w:r>
-        <w:rPr>
-          <w:b/>
-        </w:rPr>
-        <w:t xml:space="preserve">Rain of Devastation (Dominus) — </w:t>
-      </w:r>
-      <w:r>
-        <w:t>Dominus Knights' attacks vs a unit in a terrain area get +1 to hit.</w:t>
-      </w:r>
-    </w:p>
-    <w:p>
-      <w:pPr>
-        <w:pStyle w:val="ListBullet"/>
-      </w:pPr>
-      <w:r>
-        <w:rPr>
-          <w:b/>
-        </w:rPr>
-        <w:t xml:space="preserve">Super-Heavy Walker — </w:t>
-      </w:r>
-      <w:r>
-        <w:t>Movement-only. NO Knight falls back and shoots — an engaged Knight instead shoots OUT of combat at -1 to hit (tar-pit costs -1).</w:t>
-      </w:r>
-    </w:p>
-    <w:p>
-      <w:pPr>
-        <w:pStyle w:val="ListBullet"/>
-      </w:pPr>
-      <w:r>
-        <w:rPr>
-          <w:b/>
-        </w:rPr>
-        <w:t xml:space="preserve">What beats Knights — </w:t>
-      </w:r>
-      <w:r>
-        <w:t>(1) invuln-NEGATION: Anti-Vehicle/Monster X+ (wound regardless of S) + Devastating Wounds (crit-&gt;mortal); (2) massed AP-2+ VOLUME (5++ fails 68%); (3) MELEE into the no-invuln fight phase; (4) out-OC / out-score.</w:t>
-      </w:r>
-    </w:p>
-    <w:p>
-      <w:pPr>
-        <w:spacing w:before="160" w:after="80"/>
-      </w:pPr>
-      <w:r>
-        <w:rPr>
-          <w:b/>
-          <w:color w:val="1F3864"/>
-          <w:sz w:val="30"/>
-        </w:rPr>
-        <w:t>REALISTIC RECORD &amp; BANDS</w:t>
-      </w:r>
-    </w:p>
-    <w:p>
-      <w:r>
-        <w:t>Realistic 300+ GT expectation (re-verified): a positive-but-underdog record, roughly 3-3 to 4-2 over 5-6 rounds (~55-65% game win rate, pairing-skewed). Bank the broad early/mid field (the favourable + winnable coin-flips); slide toward losses as the top cut concentrates the filth (Necrons/T'au/Ravenwing/AdMech/SW). Correct Knight goal: strong positive + steal a couple you shouldn't win — NOT winning the event. The 2-Castellan shooting core IMPROVES this over 2-Lancer (more removal-race firepower for exactly the hard matchups). List blind spots (priority order): (1) ~85-175 pts unspent + ZERO enhancements = fix to 2000 first; (2) only ONE 4++ Lancer into a melee-heavy field — accepted price of shooting-dominance; mitigate by killing deliverers pre-charge + Lancer's-Sigil charge re-roll, NOT a 2nd blade; (3) screening deep-strike alphas (BA/SW/Votann/GSC) with only ~5 combat models — the Navigator dome is load-bearing; (4) anti-horde is moderate (accept Green Tide); (5) out-OC'd by most of the field -&gt; lock PURGE THE FOE (kill-weighted) over Priority Assets.</w:t>
-      </w:r>
-    </w:p>
-    <w:p>
-      <w:pPr>
-        <w:spacing w:after="40"/>
-      </w:pPr>
-      <w:r>
-        <w:rPr>
-          <w:b/>
-          <w:color w:val="2E7D32"/>
-        </w:rPr>
-        <w:t xml:space="preserve">FAVOURABLE: </w:t>
-      </w:r>
-      <w:r>
-        <w:t>Thousand Sons, Drukhari, Custodes, Salamanders</w:t>
-      </w:r>
-    </w:p>
-    <w:p>
-      <w:pPr>
-        <w:spacing w:after="40"/>
-      </w:pPr>
-      <w:r>
-        <w:rPr>
-          <w:b/>
-          <w:color w:val="B88600"/>
-        </w:rPr>
-        <w:t xml:space="preserve">COIN-FLIP (practice these): </w:t>
-      </w:r>
-      <w:r>
-        <w:t>Necrons Awakened C'tan, Necrons Monolith, Dark Angels Deathwing, CSM Renegade Raiders, Votann, Tyranids 5-Norn, Great Value / Imperial Fists</w:t>
-      </w:r>
-    </w:p>
-    <w:p>
-      <w:pPr>
-        <w:spacing w:after="40"/>
-      </w:pPr>
-      <w:r>
-        <w:rPr>
-          <w:b/>
-          <w:color w:val="1F3864"/>
-        </w:rPr>
-        <w:t xml:space="preserve">UNFAVOURABLE / hard: </w:t>
-      </w:r>
-      <w:r>
-        <w:t>Necrons Cursed Legion, Dark Angels Ravenwing, Space Wolves, Blood Angels, T'au Prototype Cadre, AdMech Rad-Zone, Orks Kult of Speed</w:t>
-      </w:r>
-    </w:p>
-    <w:p>
-      <w:pPr>
-        <w:spacing w:after="40"/>
-      </w:pPr>
-      <w:r>
-        <w:rPr>
-          <w:b/>
-          <w:color w:val="990000"/>
-        </w:rPr>
-        <w:t xml:space="preserve">AUTO-LOSS (accept): </w:t>
-      </w:r>
-      <w:r>
-        <w:t>Orks Green Tide</w:t>
-      </w:r>
-    </w:p>
-    <w:p>
-      <w:pPr>
-        <w:spacing w:after="40"/>
-      </w:pPr>
-      <w:r>
-        <w:rPr>
-          <w:b/>
-          <w:color w:val="606060"/>
-        </w:rPr>
-        <w:t xml:space="preserve">PRELIM (verify before LSO): </w:t>
-      </w:r>
-      <w:r>
-        <w:t>Grey Knights, Chaos Knights</w:t>
-      </w:r>
-    </w:p>
-    <w:p>
-      <w:pPr>
-        <w:spacing w:before="160" w:after="80"/>
-      </w:pPr>
-      <w:r>
-        <w:rPr>
-          <w:b/>
-          <w:color w:val="1F3864"/>
-          <w:sz w:val="30"/>
-        </w:rPr>
-        <w:t>MATCHUP INDEX</w:t>
+        <w:t>THE META — what's winning (n=75)</w:t>
+      </w:r>
+    </w:p>
+    <w:p>
+      <w:r>
+        <w:t>n=75 top-finishing lists (every entry went X-1 or better; incl. the 8-0 Tacoma winner and 7-0 Edinburgh Major). This is a WINNERS' meta (what beats the field), post-Dataslate, late July 2026 — the exact filth LSO's top tables will bring. Counts are of top lists, not raw popularity, so read them as 'what's winning', prevalence-weighted.</w:t>
       </w:r>
     </w:p>
     <w:tbl>
@@ -513,14 +402,1058 @@
         <w:tblLook w:firstColumn="1" w:firstRow="1" w:lastColumn="0" w:lastRow="0" w:noHBand="0" w:noVBand="1" w:val="04A0"/>
       </w:tblPr>
       <w:tblGrid>
-        <w:gridCol w:w="2880"/>
-        <w:gridCol w:w="2880"/>
-        <w:gridCol w:w="2880"/>
+        <w:gridCol w:w="2160"/>
+        <w:gridCol w:w="2160"/>
+        <w:gridCol w:w="2160"/>
+        <w:gridCol w:w="2160"/>
       </w:tblGrid>
       <w:tr>
         <w:tc>
           <w:tcPr>
-            <w:tcW w:type="dxa" w:w="3744"/>
+            <w:tcW w:type="dxa" w:w="4320"/>
+          </w:tcPr>
+          <w:p>
+            <w:r>
+              <w:rPr>
+                <w:b/>
+              </w:rPr>
+              <w:t>Faction / archetype</w:t>
+            </w:r>
+          </w:p>
+        </w:tc>
+        <w:tc>
+          <w:tcPr>
+            <w:tcW w:type="dxa" w:w="864"/>
+          </w:tcPr>
+          <w:p>
+            <w:r>
+              <w:rPr>
+                <w:b/>
+              </w:rPr>
+              <w:t># top</w:t>
+            </w:r>
+          </w:p>
+        </w:tc>
+        <w:tc>
+          <w:tcPr>
+            <w:tcW w:type="dxa" w:w="3456"/>
+          </w:tcPr>
+          <w:p>
+            <w:r>
+              <w:rPr>
+                <w:b/>
+              </w:rPr>
+              <w:t>Character</w:t>
+            </w:r>
+          </w:p>
+        </w:tc>
+        <w:tc>
+          <w:tcPr>
+            <w:tcW w:type="dxa" w:w="1440"/>
+          </w:tcPr>
+          <w:p>
+            <w:r>
+              <w:rPr>
+                <w:b/>
+              </w:rPr>
+              <w:t>Favours</w:t>
+            </w:r>
+          </w:p>
+        </w:tc>
+      </w:tr>
+      <w:tr>
+        <w:tc>
+          <w:tcPr>
+            <w:tcW w:type="dxa" w:w="4320"/>
+          </w:tcPr>
+          <w:p>
+            <w:r>
+              <w:t>Emperor's Children (Frenzied Host / Coterie / Court)</w:t>
+            </w:r>
+          </w:p>
+        </w:tc>
+        <w:tc>
+          <w:tcPr>
+            <w:tcW w:type="dxa" w:w="864"/>
+          </w:tcPr>
+          <w:p>
+            <w:r>
+              <w:t>9</w:t>
+            </w:r>
+          </w:p>
+        </w:tc>
+        <w:tc>
+          <w:tcPr>
+            <w:tcW w:type="dxa" w:w="3456"/>
+          </w:tcPr>
+          <w:p>
+            <w:r>
+              <w:t>MELEE swarm + 1-2 Defilers (anti-tank shooting)</w:t>
+            </w:r>
+          </w:p>
+        </w:tc>
+        <w:tc>
+          <w:tcPr>
+            <w:tcW w:type="dxa" w:w="1440"/>
+          </w:tcPr>
+          <w:p>
+            <w:r>
+              <w:rPr>
+                <w:b/>
+                <w:color w:val="606060"/>
+              </w:rPr>
+              <w:t>EVEN</w:t>
+            </w:r>
+          </w:p>
+        </w:tc>
+      </w:tr>
+      <w:tr>
+        <w:tc>
+          <w:tcPr>
+            <w:tcW w:type="dxa" w:w="4320"/>
+          </w:tcPr>
+          <w:p>
+            <w:r>
+              <w:t>Orks (Green Tide / Dread Mob / Beast Snagga)</w:t>
+            </w:r>
+          </w:p>
+        </w:tc>
+        <w:tc>
+          <w:tcPr>
+            <w:tcW w:type="dxa" w:w="864"/>
+          </w:tcPr>
+          <w:p>
+            <w:r>
+              <w:t>9</w:t>
+            </w:r>
+          </w:p>
+        </w:tc>
+        <w:tc>
+          <w:tcPr>
+            <w:tcW w:type="dxa" w:w="3456"/>
+          </w:tcPr>
+          <w:p>
+            <w:r>
+              <w:t>MELEE horde + OC-flood (some Stompa/Dakka)</w:t>
+            </w:r>
+          </w:p>
+        </w:tc>
+        <w:tc>
+          <w:tcPr>
+            <w:tcW w:type="dxa" w:w="1440"/>
+          </w:tcPr>
+          <w:p>
+            <w:r>
+              <w:rPr>
+                <w:b/>
+                <w:color w:val="B05A00"/>
+              </w:rPr>
+              <w:t>B (weak)</w:t>
+            </w:r>
+          </w:p>
+        </w:tc>
+      </w:tr>
+      <w:tr>
+        <w:tc>
+          <w:tcPr>
+            <w:tcW w:type="dxa" w:w="4320"/>
+          </w:tcPr>
+          <w:p>
+            <w:r>
+              <w:t>Adeptus Mechanicus (Lords of the Forge / Rad-Zone / Eradication)</w:t>
+            </w:r>
+          </w:p>
+        </w:tc>
+        <w:tc>
+          <w:tcPr>
+            <w:tcW w:type="dxa" w:w="864"/>
+          </w:tcPr>
+          <w:p>
+            <w:r>
+              <w:t>6</w:t>
+            </w:r>
+          </w:p>
+        </w:tc>
+        <w:tc>
+          <w:tcPr>
+            <w:tcW w:type="dxa" w:w="3456"/>
+          </w:tcPr>
+          <w:p>
+            <w:r>
+              <w:t>SHOOTING anti-tank + rad debuff</w:t>
+            </w:r>
+          </w:p>
+        </w:tc>
+        <w:tc>
+          <w:tcPr>
+            <w:tcW w:type="dxa" w:w="1440"/>
+          </w:tcPr>
+          <w:p>
+            <w:r>
+              <w:rPr>
+                <w:b/>
+                <w:color w:val="1F5C99"/>
+              </w:rPr>
+              <w:t>A</w:t>
+            </w:r>
+          </w:p>
+        </w:tc>
+      </w:tr>
+      <w:tr>
+        <w:tc>
+          <w:tcPr>
+            <w:tcW w:type="dxa" w:w="4320"/>
+          </w:tcPr>
+          <w:p>
+            <w:r>
+              <w:t>Space Marines (Salamanders melta / Iron Hands Terminators / Ultra)</w:t>
+            </w:r>
+          </w:p>
+        </w:tc>
+        <w:tc>
+          <w:tcPr>
+            <w:tcW w:type="dxa" w:w="864"/>
+          </w:tcPr>
+          <w:p>
+            <w:r>
+              <w:t>6</w:t>
+            </w:r>
+          </w:p>
+        </w:tc>
+        <w:tc>
+          <w:tcPr>
+            <w:tcW w:type="dxa" w:w="3456"/>
+          </w:tcPr>
+          <w:p>
+            <w:r>
+              <w:t>MIXED (melta+lascannon / hammer brick)</w:t>
+            </w:r>
+          </w:p>
+        </w:tc>
+        <w:tc>
+          <w:tcPr>
+            <w:tcW w:type="dxa" w:w="1440"/>
+          </w:tcPr>
+          <w:p>
+            <w:r>
+              <w:rPr>
+                <w:b/>
+                <w:color w:val="606060"/>
+              </w:rPr>
+              <w:t>EVEN</w:t>
+            </w:r>
+          </w:p>
+        </w:tc>
+      </w:tr>
+      <w:tr>
+        <w:tc>
+          <w:tcPr>
+            <w:tcW w:type="dxa" w:w="4320"/>
+          </w:tcPr>
+          <w:p>
+            <w:r>
+              <w:t>T'au Empire (Retaliation Cadre)</w:t>
+            </w:r>
+          </w:p>
+        </w:tc>
+        <w:tc>
+          <w:tcPr>
+            <w:tcW w:type="dxa" w:w="864"/>
+          </w:tcPr>
+          <w:p>
+            <w:r>
+              <w:t>5</w:t>
+            </w:r>
+          </w:p>
+        </w:tc>
+        <w:tc>
+          <w:tcPr>
+            <w:tcW w:type="dxa" w:w="3456"/>
+          </w:tcPr>
+          <w:p>
+            <w:r>
+              <w:t>SHOOTING — deep-strike fusion/rail alpha</w:t>
+            </w:r>
+          </w:p>
+        </w:tc>
+        <w:tc>
+          <w:tcPr>
+            <w:tcW w:type="dxa" w:w="1440"/>
+          </w:tcPr>
+          <w:p>
+            <w:r>
+              <w:rPr>
+                <w:b/>
+                <w:color w:val="1F5C99"/>
+              </w:rPr>
+              <w:t>A</w:t>
+            </w:r>
+          </w:p>
+        </w:tc>
+      </w:tr>
+      <w:tr>
+        <w:tc>
+          <w:tcPr>
+            <w:tcW w:type="dxa" w:w="4320"/>
+          </w:tcPr>
+          <w:p>
+            <w:r>
+              <w:t>Necrons (Awakened C'tan / Cursed Legion Lokhust)</w:t>
+            </w:r>
+          </w:p>
+        </w:tc>
+        <w:tc>
+          <w:tcPr>
+            <w:tcW w:type="dxa" w:w="864"/>
+          </w:tcPr>
+          <w:p>
+            <w:r>
+              <w:t>4</w:t>
+            </w:r>
+          </w:p>
+        </w:tc>
+        <w:tc>
+          <w:tcPr>
+            <w:tcW w:type="dxa" w:w="3456"/>
+          </w:tcPr>
+          <w:p>
+            <w:r>
+              <w:t>MIXED — gauss shooting / C'tan+Wraith melee</w:t>
+            </w:r>
+          </w:p>
+        </w:tc>
+        <w:tc>
+          <w:tcPr>
+            <w:tcW w:type="dxa" w:w="1440"/>
+          </w:tcPr>
+          <w:p>
+            <w:r>
+              <w:rPr>
+                <w:b/>
+                <w:color w:val="1F5C99"/>
+              </w:rPr>
+              <w:t>A (slight)</w:t>
+            </w:r>
+          </w:p>
+        </w:tc>
+      </w:tr>
+      <w:tr>
+        <w:tc>
+          <w:tcPr>
+            <w:tcW w:type="dxa" w:w="4320"/>
+          </w:tcPr>
+          <w:p>
+            <w:r>
+              <w:t>Dark Angels (Deathwing bricks / Ravenwing)</w:t>
+            </w:r>
+          </w:p>
+        </w:tc>
+        <w:tc>
+          <w:tcPr>
+            <w:tcW w:type="dxa" w:w="864"/>
+          </w:tcPr>
+          <w:p>
+            <w:r>
+              <w:t>4</w:t>
+            </w:r>
+          </w:p>
+        </w:tc>
+        <w:tc>
+          <w:tcPr>
+            <w:tcW w:type="dxa" w:w="3456"/>
+          </w:tcPr>
+          <w:p>
+            <w:r>
+              <w:t>MELEE 4++ bricks (3) + speed (1)</w:t>
+            </w:r>
+          </w:p>
+        </w:tc>
+        <w:tc>
+          <w:tcPr>
+            <w:tcW w:type="dxa" w:w="1440"/>
+          </w:tcPr>
+          <w:p>
+            <w:r>
+              <w:rPr>
+                <w:b/>
+                <w:color w:val="B05A00"/>
+              </w:rPr>
+              <w:t>B</w:t>
+            </w:r>
+          </w:p>
+        </w:tc>
+      </w:tr>
+      <w:tr>
+        <w:tc>
+          <w:tcPr>
+            <w:tcW w:type="dxa" w:w="4320"/>
+          </w:tcPr>
+          <w:p>
+            <w:r>
+              <w:t>Adeptus Custodes (Lions of the Emperor / Shield Host)</w:t>
+            </w:r>
+          </w:p>
+        </w:tc>
+        <w:tc>
+          <w:tcPr>
+            <w:tcW w:type="dxa" w:w="864"/>
+          </w:tcPr>
+          <w:p>
+            <w:r>
+              <w:t>4</w:t>
+            </w:r>
+          </w:p>
+        </w:tc>
+        <w:tc>
+          <w:tcPr>
+            <w:tcW w:type="dxa" w:w="3456"/>
+          </w:tcPr>
+          <w:p>
+            <w:r>
+              <w:t>MELEE elite 2+/4++</w:t>
+            </w:r>
+          </w:p>
+        </w:tc>
+        <w:tc>
+          <w:tcPr>
+            <w:tcW w:type="dxa" w:w="1440"/>
+          </w:tcPr>
+          <w:p>
+            <w:r>
+              <w:rPr>
+                <w:b/>
+                <w:color w:val="B05A00"/>
+              </w:rPr>
+              <w:t>B</w:t>
+            </w:r>
+          </w:p>
+        </w:tc>
+      </w:tr>
+      <w:tr>
+        <w:tc>
+          <w:tcPr>
+            <w:tcW w:type="dxa" w:w="4320"/>
+          </w:tcPr>
+          <w:p>
+            <w:r>
+              <w:t>Blood Angels (Stormlance / Rage-cursed / Angelic)</w:t>
+            </w:r>
+          </w:p>
+        </w:tc>
+        <w:tc>
+          <w:tcPr>
+            <w:tcW w:type="dxa" w:w="864"/>
+          </w:tcPr>
+          <w:p>
+            <w:r>
+              <w:t>4</w:t>
+            </w:r>
+          </w:p>
+        </w:tc>
+        <w:tc>
+          <w:tcPr>
+            <w:tcW w:type="dxa" w:w="3456"/>
+          </w:tcPr>
+          <w:p>
+            <w:r>
+              <w:t>MELEE jump alpha</w:t>
+            </w:r>
+          </w:p>
+        </w:tc>
+        <w:tc>
+          <w:tcPr>
+            <w:tcW w:type="dxa" w:w="1440"/>
+          </w:tcPr>
+          <w:p>
+            <w:r>
+              <w:rPr>
+                <w:b/>
+                <w:color w:val="B05A00"/>
+              </w:rPr>
+              <w:t>B</w:t>
+            </w:r>
+          </w:p>
+        </w:tc>
+      </w:tr>
+      <w:tr>
+        <w:tc>
+          <w:tcPr>
+            <w:tcW w:type="dxa" w:w="4320"/>
+          </w:tcPr>
+          <w:p>
+            <w:r>
+              <w:t>Drukhari (Skysplinter Assault)</w:t>
+            </w:r>
+          </w:p>
+        </w:tc>
+        <w:tc>
+          <w:tcPr>
+            <w:tcW w:type="dxa" w:w="864"/>
+          </w:tcPr>
+          <w:p>
+            <w:r>
+              <w:t>3</w:t>
+            </w:r>
+          </w:p>
+        </w:tc>
+        <w:tc>
+          <w:tcPr>
+            <w:tcW w:type="dxa" w:w="3456"/>
+          </w:tcPr>
+          <w:p>
+            <w:r>
+              <w:t>MELEE fast + dark-lance chip</w:t>
+            </w:r>
+          </w:p>
+        </w:tc>
+        <w:tc>
+          <w:tcPr>
+            <w:tcW w:type="dxa" w:w="1440"/>
+          </w:tcPr>
+          <w:p>
+            <w:r>
+              <w:rPr>
+                <w:b/>
+                <w:color w:val="1F5C99"/>
+              </w:rPr>
+              <w:t>A</w:t>
+            </w:r>
+          </w:p>
+        </w:tc>
+      </w:tr>
+      <w:tr>
+        <w:tc>
+          <w:tcPr>
+            <w:tcW w:type="dxa" w:w="4320"/>
+          </w:tcPr>
+          <w:p>
+            <w:r>
+              <w:t>Leagues of Votann (Hearthguard Covenant)</w:t>
+            </w:r>
+          </w:p>
+        </w:tc>
+        <w:tc>
+          <w:tcPr>
+            <w:tcW w:type="dxa" w:w="864"/>
+          </w:tcPr>
+          <w:p>
+            <w:r>
+              <w:t>3</w:t>
+            </w:r>
+          </w:p>
+        </w:tc>
+        <w:tc>
+          <w:tcPr>
+            <w:tcW w:type="dxa" w:w="3456"/>
+          </w:tcPr>
+          <w:p>
+            <w:r>
+              <w:t>SHOOTING plasma bricks + rail + Beserk drop</w:t>
+            </w:r>
+          </w:p>
+        </w:tc>
+        <w:tc>
+          <w:tcPr>
+            <w:tcW w:type="dxa" w:w="1440"/>
+          </w:tcPr>
+          <w:p>
+            <w:r>
+              <w:rPr>
+                <w:b/>
+                <w:color w:val="1F5C99"/>
+              </w:rPr>
+              <w:t>A</w:t>
+            </w:r>
+          </w:p>
+        </w:tc>
+      </w:tr>
+      <w:tr>
+        <w:tc>
+          <w:tcPr>
+            <w:tcW w:type="dxa" w:w="4320"/>
+          </w:tcPr>
+          <w:p>
+            <w:r>
+              <w:t>Chaos Space Marines (Renegade Raiders / Cabal Defiler)</w:t>
+            </w:r>
+          </w:p>
+        </w:tc>
+        <w:tc>
+          <w:tcPr>
+            <w:tcW w:type="dxa" w:w="864"/>
+          </w:tcPr>
+          <w:p>
+            <w:r>
+              <w:t>3</w:t>
+            </w:r>
+          </w:p>
+        </w:tc>
+        <w:tc>
+          <w:tcPr>
+            <w:tcW w:type="dxa" w:w="3456"/>
+          </w:tcPr>
+          <w:p>
+            <w:r>
+              <w:t>MIXED — mobile raid / Defiler-spam</w:t>
+            </w:r>
+          </w:p>
+        </w:tc>
+        <w:tc>
+          <w:tcPr>
+            <w:tcW w:type="dxa" w:w="1440"/>
+          </w:tcPr>
+          <w:p>
+            <w:r>
+              <w:rPr>
+                <w:b/>
+                <w:color w:val="606060"/>
+              </w:rPr>
+              <w:t>EVEN</w:t>
+            </w:r>
+          </w:p>
+        </w:tc>
+      </w:tr>
+      <w:tr>
+        <w:tc>
+          <w:tcPr>
+            <w:tcW w:type="dxa" w:w="4320"/>
+          </w:tcPr>
+          <w:p>
+            <w:r>
+              <w:t>Thousand Sons (Grand Coven / Rubricae Phalanx)</w:t>
+            </w:r>
+          </w:p>
+        </w:tc>
+        <w:tc>
+          <w:tcPr>
+            <w:tcW w:type="dxa" w:w="864"/>
+          </w:tcPr>
+          <w:p>
+            <w:r>
+              <w:t>3</w:t>
+            </w:r>
+          </w:p>
+        </w:tc>
+        <w:tc>
+          <w:tcPr>
+            <w:tcW w:type="dxa" w:w="3456"/>
+          </w:tcPr>
+          <w:p>
+            <w:r>
+              <w:t>Magnus melee monster + durable Rubrics</w:t>
+            </w:r>
+          </w:p>
+        </w:tc>
+        <w:tc>
+          <w:tcPr>
+            <w:tcW w:type="dxa" w:w="1440"/>
+          </w:tcPr>
+          <w:p>
+            <w:r>
+              <w:rPr>
+                <w:b/>
+                <w:color w:val="B05A00"/>
+              </w:rPr>
+              <w:t>B (slight)</w:t>
+            </w:r>
+          </w:p>
+        </w:tc>
+      </w:tr>
+      <w:tr>
+        <w:tc>
+          <w:tcPr>
+            <w:tcW w:type="dxa" w:w="4320"/>
+          </w:tcPr>
+          <w:p>
+            <w:r>
+              <w:t>Tyranids (Crusher Stampede / Invasion Fleet)</w:t>
+            </w:r>
+          </w:p>
+        </w:tc>
+        <w:tc>
+          <w:tcPr>
+            <w:tcW w:type="dxa" w:w="864"/>
+          </w:tcPr>
+          <w:p>
+            <w:r>
+              <w:t>3</w:t>
+            </w:r>
+          </w:p>
+        </w:tc>
+        <w:tc>
+          <w:tcPr>
+            <w:tcW w:type="dxa" w:w="3456"/>
+          </w:tcPr>
+          <w:p>
+            <w:r>
+              <w:t>MELEE monsters + gun-bugs</w:t>
+            </w:r>
+          </w:p>
+        </w:tc>
+        <w:tc>
+          <w:tcPr>
+            <w:tcW w:type="dxa" w:w="1440"/>
+          </w:tcPr>
+          <w:p>
+            <w:r>
+              <w:rPr>
+                <w:b/>
+                <w:color w:val="606060"/>
+              </w:rPr>
+              <w:t>EVEN</w:t>
+            </w:r>
+          </w:p>
+        </w:tc>
+      </w:tr>
+      <w:tr>
+        <w:tc>
+          <w:tcPr>
+            <w:tcW w:type="dxa" w:w="4320"/>
+          </w:tcPr>
+          <w:p>
+            <w:r>
+              <w:t>Chaos Daemons (Khorne Bloodcrusher cav / Nurgle grind)</w:t>
+            </w:r>
+          </w:p>
+        </w:tc>
+        <w:tc>
+          <w:tcPr>
+            <w:tcW w:type="dxa" w:w="864"/>
+          </w:tcPr>
+          <w:p>
+            <w:r>
+              <w:t>3</w:t>
+            </w:r>
+          </w:p>
+        </w:tc>
+        <w:tc>
+          <w:tcPr>
+            <w:tcW w:type="dxa" w:w="3456"/>
+          </w:tcPr>
+          <w:p>
+            <w:r>
+              <w:t>MELEE fast cavalry / durable grind</w:t>
+            </w:r>
+          </w:p>
+        </w:tc>
+        <w:tc>
+          <w:tcPr>
+            <w:tcW w:type="dxa" w:w="1440"/>
+          </w:tcPr>
+          <w:p>
+            <w:r>
+              <w:rPr>
+                <w:b/>
+                <w:color w:val="B05A00"/>
+              </w:rPr>
+              <w:t>B</w:t>
+            </w:r>
+          </w:p>
+        </w:tc>
+      </w:tr>
+      <w:tr>
+        <w:tc>
+          <w:tcPr>
+            <w:tcW w:type="dxa" w:w="4320"/>
+          </w:tcPr>
+          <w:p>
+            <w:r>
+              <w:t>Astra Militarum (Steel Hammer superheavy / Grizzled artillery)</w:t>
+            </w:r>
+          </w:p>
+        </w:tc>
+        <w:tc>
+          <w:tcPr>
+            <w:tcW w:type="dxa" w:w="864"/>
+          </w:tcPr>
+          <w:p>
+            <w:r>
+              <w:t>2</w:t>
+            </w:r>
+          </w:p>
+        </w:tc>
+        <w:tc>
+          <w:tcPr>
+            <w:tcW w:type="dxa" w:w="3456"/>
+          </w:tcPr>
+          <w:p>
+            <w:r>
+              <w:t>SHOOTING high-S anti-tank</w:t>
+            </w:r>
+          </w:p>
+        </w:tc>
+        <w:tc>
+          <w:tcPr>
+            <w:tcW w:type="dxa" w:w="1440"/>
+          </w:tcPr>
+          <w:p>
+            <w:r>
+              <w:rPr>
+                <w:b/>
+                <w:color w:val="1F5C99"/>
+              </w:rPr>
+              <w:t>A</w:t>
+            </w:r>
+          </w:p>
+        </w:tc>
+      </w:tr>
+      <w:tr>
+        <w:tc>
+          <w:tcPr>
+            <w:tcW w:type="dxa" w:w="4320"/>
+          </w:tcPr>
+          <w:p>
+            <w:r>
+              <w:t>Long tail (Aeldari Windrider, Death Guard, Adepta Sororitas, Chaos Knights)</w:t>
+            </w:r>
+          </w:p>
+        </w:tc>
+        <w:tc>
+          <w:tcPr>
+            <w:tcW w:type="dxa" w:w="864"/>
+          </w:tcPr>
+          <w:p>
+            <w:r>
+              <w:t>4</w:t>
+            </w:r>
+          </w:p>
+        </w:tc>
+        <w:tc>
+          <w:tcPr>
+            <w:tcW w:type="dxa" w:w="3456"/>
+          </w:tcPr>
+          <w:p>
+            <w:r>
+              <w:t>one each — mixed</w:t>
+            </w:r>
+          </w:p>
+        </w:tc>
+        <w:tc>
+          <w:tcPr>
+            <w:tcW w:type="dxa" w:w="1440"/>
+          </w:tcPr>
+          <w:p>
+            <w:r>
+              <w:rPr>
+                <w:b/>
+                <w:color w:val="606060"/>
+              </w:rPr>
+              <w:t>EVEN</w:t>
+            </w:r>
+          </w:p>
+        </w:tc>
+      </w:tr>
+    </w:tbl>
+    <w:p>
+      <w:pPr>
+        <w:spacing w:before="160" w:after="80"/>
+      </w:pPr>
+      <w:r>
+        <w:rPr>
+          <w:b/>
+          <w:color w:val="1F3864"/>
+          <w:sz w:val="30"/>
+        </w:rPr>
+        <w:t>RULES CHEAT-SHEET</w:t>
+      </w:r>
+    </w:p>
+    <w:p>
+      <w:pPr>
+        <w:pStyle w:val="ListBullet"/>
+      </w:pPr>
+      <w:r>
+        <w:rPr>
+          <w:b/>
+        </w:rPr>
+        <w:t xml:space="preserve">Ion Shield — </w:t>
+      </w:r>
+      <w:r>
+        <w:t>5++ invuln vs SHOOTING ONLY (ranged). Does NOTHING in melee.</w:t>
+      </w:r>
+    </w:p>
+    <w:p>
+      <w:pPr>
+        <w:pStyle w:val="ListBullet"/>
+      </w:pPr>
+      <w:r>
+        <w:rPr>
+          <w:b/>
+        </w:rPr>
+        <w:t xml:space="preserve">Rotate Ion Shields — </w:t>
+      </w:r>
+      <w:r>
+        <w:t>The durability lever: upgrade ONE Knight to 4++ vs shooting each turn. [VERIFY exact Valourstrike stratagem name/wording vs the LIVE faction pack — the 11E datasheet Ion Shield is the printed '5+* vs ranged only'; confirm the detachment grants the per-turn 4++.]</w:t>
+      </w:r>
+    </w:p>
+    <w:p>
+      <w:pPr>
+        <w:pStyle w:val="ListBullet"/>
+      </w:pPr>
+      <w:r>
+        <w:rPr>
+          <w:b/>
+        </w:rPr>
+        <w:t xml:space="preserve">Questoris/Dominus melee — </w:t>
+      </w:r>
+      <w:r>
+        <w:t>NO melee invuln (verified — printed 5+* is 'vs ranged attacks only') — bare 3+ armour in the fight phase. Melee is the universal Knight weakness (only the Sanctuary enhancement adds a melee 5++).</w:t>
+      </w:r>
+    </w:p>
+    <w:p>
+      <w:pPr>
+        <w:pStyle w:val="ListBullet"/>
+      </w:pPr>
+      <w:r>
+        <w:rPr>
+          <w:b/>
+        </w:rPr>
+        <w:t xml:space="preserve">Cerastus Lancer — </w:t>
+      </w:r>
+      <w:r>
+        <w:t>VERIFIED 415pts, M14 T11 W28, 4++ invuln vs ALL attacks (no asterisk). Shock lance STRIKE 5A WS2+ S20 AP-3 D8 [Lance] (wounds anything &lt;=T12 on 2s) / SWEEP 10A S10 AP-2 D3. Shock Charge = free Tank Shock (0CP, repeatable) on the charge = bonus MW. The universal counter-charge + character-assassin.</w:t>
+      </w:r>
+    </w:p>
+    <w:p>
+      <w:pPr>
+        <w:pStyle w:val="ListBullet"/>
+      </w:pPr>
+      <w:r>
+        <w:rPr>
+          <w:b/>
+        </w:rPr>
+        <w:t xml:space="preserve">Volcano lance — </w:t>
+      </w:r>
+      <w:r>
+        <w:t>VERIFIED 72" D3 SHOTS (avg 2), S18 AP-5 D6+8 [Blast] — ~23 dmg/turn; one-shots no-invuln anchors (Hammerheads T10, Land Raiders T12, Kataphrons, Shadowsword, no-invuln Norns/Emissaries). Overkill into low-W chaff. The Castellan is 400pts (BSData; app may price 425 — verify vs live MFM).</w:t>
+      </w:r>
+    </w:p>
+    <w:p>
+      <w:pPr>
+        <w:pStyle w:val="ListBullet"/>
+      </w:pPr>
+      <w:r>
+        <w:rPr>
+          <w:b/>
+        </w:rPr>
+        <w:t xml:space="preserve">Bold Gallantry (Valourstrike) — </w:t>
+      </w:r>
+      <w:r>
+        <w:t>Any Knight Advances -&gt; ALL Knight ranged weapons gain [ASSAULT] army-wide that turn (advance-and-shoot).</w:t>
+      </w:r>
+    </w:p>
+    <w:p>
+      <w:pPr>
+        <w:pStyle w:val="ListBullet"/>
+      </w:pPr>
+      <w:r>
+        <w:rPr>
+          <w:b/>
+        </w:rPr>
+        <w:t xml:space="preserve">Rain of Devastation (Dominus) — </w:t>
+      </w:r>
+      <w:r>
+        <w:t>Dominus Knights' attacks vs a unit in a terrain area get +1 to hit.</w:t>
+      </w:r>
+    </w:p>
+    <w:p>
+      <w:pPr>
+        <w:pStyle w:val="ListBullet"/>
+      </w:pPr>
+      <w:r>
+        <w:rPr>
+          <w:b/>
+        </w:rPr>
+        <w:t xml:space="preserve">Super-Heavy Walker — </w:t>
+      </w:r>
+      <w:r>
+        <w:t>Movement-only. NO Knight falls back and shoots — an engaged Knight instead shoots OUT of combat at -1 to hit (tar-pit costs -1).</w:t>
+      </w:r>
+    </w:p>
+    <w:p>
+      <w:pPr>
+        <w:pStyle w:val="ListBullet"/>
+      </w:pPr>
+      <w:r>
+        <w:rPr>
+          <w:b/>
+        </w:rPr>
+        <w:t xml:space="preserve">What beats Knights — </w:t>
+      </w:r>
+      <w:r>
+        <w:t>(1) invuln-NEGATION: Anti-Vehicle/Monster X+ (wound regardless of S) + Devastating Wounds (crit-&gt;mortal); (2) massed AP-2+ VOLUME (5++ fails 68%); (3) MELEE into the no-invuln fight phase; (4) out-OC / out-score.</w:t>
+      </w:r>
+    </w:p>
+    <w:p>
+      <w:pPr>
+        <w:spacing w:before="160" w:after="80"/>
+      </w:pPr>
+      <w:r>
+        <w:rPr>
+          <w:b/>
+          <w:color w:val="000000"/>
+          <w:sz w:val="24"/>
+        </w:rPr>
+        <w:t>Realistic record</w:t>
+      </w:r>
+    </w:p>
+    <w:p>
+      <w:r>
+        <w:t>Realistic 300+ GT expectation (re-verified): a positive-but-underdog record, roughly 3-3 to 4-2 over 5-6 rounds (~55-65% game win rate, pairing-skewed). Bank the broad early/mid field (the favourable + winnable coin-flips); slide toward losses as the top cut concentrates the filth (Necrons/T'au/Ravenwing/AdMech/SW). Correct Knight goal: strong positive + steal a couple you shouldn't win — NOT winning the event. The 2-Castellan shooting core IMPROVES this over 2-Lancer (more removal-race firepower for exactly the hard matchups). List blind spots (priority order): (1) ~85-175 pts unspent + ZERO enhancements = fix to 2000 first; (2) only ONE 4++ Lancer into a melee-heavy field — accepted price of shooting-dominance; mitigate by killing deliverers pre-charge + Lancer's-Sigil charge re-roll, NOT a 2nd blade; (3) screening deep-strike alphas (BA/SW/Votann/GSC) with only ~5 combat models — the Navigator dome is load-bearing; (4) anti-horde is moderate (accept Green Tide); (5) out-OC'd by most of the field -&gt; lock PURGE THE FOE (kill-weighted) over Priority Assets.</w:t>
+      </w:r>
+    </w:p>
+    <w:p>
+      <w:pPr>
+        <w:spacing w:before="120" w:after="80"/>
+      </w:pPr>
+      <w:r>
+        <w:rPr>
+          <w:b/>
+          <w:color w:val="000000"/>
+          <w:sz w:val="24"/>
+        </w:rPr>
+        <w:t>Mindset</w:t>
+      </w:r>
+    </w:p>
+    <w:p>
+      <w:r>
+        <w:t>Knights are 'always outnumbered, rarely outgunned.' At a 300+ GT, START every hard matchup from the EXPECTATION OF A LOSS and hunt the HEIST. Model the opponent playing OPTIMALLY. Realistic goal: a strong POSITIVE record + steal a couple you shouldn't win — not winning the event. The 2 Volcano lances win the shooting phase; the Lancer wins the melee phase you can't tank; you win the game on the mission (out-OC where you can).</w:t>
+      </w:r>
+    </w:p>
+    <w:p>
+      <w:r>
+        <w:br w:type="page"/>
+      </w:r>
+    </w:p>
+    <w:p>
+      <w:pPr>
+        <w:spacing w:before="160" w:after="80"/>
+      </w:pPr>
+      <w:r>
+        <w:rPr>
+          <w:b/>
+          <w:color w:val="1F3864"/>
+          <w:sz w:val="30"/>
+        </w:rPr>
+        <w:t>MATCHUP INDEX</w:t>
+      </w:r>
+    </w:p>
+    <w:tbl>
+      <w:tblPr>
+        <w:tblStyle w:val="LightGrid-Accent1"/>
+        <w:tblW w:type="auto" w:w="0"/>
+        <w:jc w:val="center"/>
+        <w:tblLook w:firstColumn="1" w:firstRow="1" w:lastColumn="0" w:lastRow="0" w:noHBand="0" w:noVBand="1" w:val="04A0"/>
+      </w:tblPr>
+      <w:tblGrid>
+        <w:gridCol w:w="2160"/>
+        <w:gridCol w:w="2160"/>
+        <w:gridCol w:w="2160"/>
+        <w:gridCol w:w="2160"/>
+      </w:tblGrid>
+      <w:tr>
+        <w:tc>
+          <w:tcPr>
+            <w:tcW w:type="dxa" w:w="3312"/>
           </w:tcPr>
           <w:p>
             <w:r>
@@ -533,7 +1466,7 @@
         </w:tc>
         <w:tc>
           <w:tcPr>
-            <w:tcW w:type="dxa" w:w="2160"/>
+            <w:tcW w:type="dxa" w:w="1872"/>
           </w:tcPr>
           <w:p>
             <w:r>
@@ -546,7 +1479,20 @@
         </w:tc>
         <w:tc>
           <w:tcPr>
-            <w:tcW w:type="dxa" w:w="4896"/>
+            <w:tcW w:type="dxa" w:w="1296"/>
+          </w:tcPr>
+          <w:p>
+            <w:r>
+              <w:rPr>
+                <w:b/>
+              </w:rPr>
+              <w:t>Better list</w:t>
+            </w:r>
+          </w:p>
+        </w:tc>
+        <w:tc>
+          <w:tcPr>
+            <w:tcW w:type="dxa" w:w="4320"/>
           </w:tcPr>
           <w:p>
             <w:r>
@@ -561,7 +1507,7 @@
       <w:tr>
         <w:tc>
           <w:tcPr>
-            <w:tcW w:type="dxa" w:w="3744"/>
+            <w:tcW w:type="dxa" w:w="3312"/>
           </w:tcPr>
           <w:p>
             <w:r>
@@ -571,7 +1517,7 @@
         </w:tc>
         <w:tc>
           <w:tcPr>
-            <w:tcW w:type="dxa" w:w="2160"/>
+            <w:tcW w:type="dxa" w:w="1872"/>
           </w:tcPr>
           <w:p>
             <w:r>
@@ -585,7 +1531,21 @@
         </w:tc>
         <w:tc>
           <w:tcPr>
-            <w:tcW w:type="dxa" w:w="4896"/>
+            <w:tcW w:type="dxa" w:w="1296"/>
+          </w:tcPr>
+          <w:p>
+            <w:r>
+              <w:rPr>
+                <w:b/>
+                <w:color w:val="1F5C99"/>
+              </w:rPr>
+              <w:t>A</w:t>
+            </w:r>
+          </w:p>
+        </w:tc>
+        <w:tc>
+          <w:tcPr>
+            <w:tcW w:type="dxa" w:w="4320"/>
           </w:tcPr>
           <w:p>
             <w:r>
@@ -597,7 +1557,7 @@
       <w:tr>
         <w:tc>
           <w:tcPr>
-            <w:tcW w:type="dxa" w:w="3744"/>
+            <w:tcW w:type="dxa" w:w="3312"/>
           </w:tcPr>
           <w:p>
             <w:r>
@@ -607,7 +1567,7 @@
         </w:tc>
         <w:tc>
           <w:tcPr>
-            <w:tcW w:type="dxa" w:w="2160"/>
+            <w:tcW w:type="dxa" w:w="1872"/>
           </w:tcPr>
           <w:p>
             <w:r>
@@ -621,7 +1581,21 @@
         </w:tc>
         <w:tc>
           <w:tcPr>
-            <w:tcW w:type="dxa" w:w="4896"/>
+            <w:tcW w:type="dxa" w:w="1296"/>
+          </w:tcPr>
+          <w:p>
+            <w:r>
+              <w:rPr>
+                <w:b/>
+                <w:color w:val="606060"/>
+              </w:rPr>
+              <w:t>EVEN</w:t>
+            </w:r>
+          </w:p>
+        </w:tc>
+        <w:tc>
+          <w:tcPr>
+            <w:tcW w:type="dxa" w:w="4320"/>
           </w:tcPr>
           <w:p>
             <w:r>
@@ -633,7 +1607,7 @@
       <w:tr>
         <w:tc>
           <w:tcPr>
-            <w:tcW w:type="dxa" w:w="3744"/>
+            <w:tcW w:type="dxa" w:w="3312"/>
           </w:tcPr>
           <w:p>
             <w:r>
@@ -643,7 +1617,7 @@
         </w:tc>
         <w:tc>
           <w:tcPr>
-            <w:tcW w:type="dxa" w:w="2160"/>
+            <w:tcW w:type="dxa" w:w="1872"/>
           </w:tcPr>
           <w:p>
             <w:r>
@@ -657,7 +1631,21 @@
         </w:tc>
         <w:tc>
           <w:tcPr>
-            <w:tcW w:type="dxa" w:w="4896"/>
+            <w:tcW w:type="dxa" w:w="1296"/>
+          </w:tcPr>
+          <w:p>
+            <w:r>
+              <w:rPr>
+                <w:b/>
+                <w:color w:val="1F5C99"/>
+              </w:rPr>
+              <w:t>A</w:t>
+            </w:r>
+          </w:p>
+        </w:tc>
+        <w:tc>
+          <w:tcPr>
+            <w:tcW w:type="dxa" w:w="4320"/>
           </w:tcPr>
           <w:p>
             <w:r>
@@ -669,7 +1657,7 @@
       <w:tr>
         <w:tc>
           <w:tcPr>
-            <w:tcW w:type="dxa" w:w="3744"/>
+            <w:tcW w:type="dxa" w:w="3312"/>
           </w:tcPr>
           <w:p>
             <w:r>
@@ -679,7 +1667,7 @@
         </w:tc>
         <w:tc>
           <w:tcPr>
-            <w:tcW w:type="dxa" w:w="2160"/>
+            <w:tcW w:type="dxa" w:w="1872"/>
           </w:tcPr>
           <w:p>
             <w:r>
@@ -693,7 +1681,21 @@
         </w:tc>
         <w:tc>
           <w:tcPr>
-            <w:tcW w:type="dxa" w:w="4896"/>
+            <w:tcW w:type="dxa" w:w="1296"/>
+          </w:tcPr>
+          <w:p>
+            <w:r>
+              <w:rPr>
+                <w:b/>
+                <w:color w:val="1F5C99"/>
+              </w:rPr>
+              <w:t>A</w:t>
+            </w:r>
+          </w:p>
+        </w:tc>
+        <w:tc>
+          <w:tcPr>
+            <w:tcW w:type="dxa" w:w="4320"/>
           </w:tcPr>
           <w:p>
             <w:r>
@@ -705,7 +1707,7 @@
       <w:tr>
         <w:tc>
           <w:tcPr>
-            <w:tcW w:type="dxa" w:w="3744"/>
+            <w:tcW w:type="dxa" w:w="3312"/>
           </w:tcPr>
           <w:p>
             <w:r>
@@ -715,7 +1717,7 @@
         </w:tc>
         <w:tc>
           <w:tcPr>
-            <w:tcW w:type="dxa" w:w="2160"/>
+            <w:tcW w:type="dxa" w:w="1872"/>
           </w:tcPr>
           <w:p>
             <w:r>
@@ -729,7 +1731,21 @@
         </w:tc>
         <w:tc>
           <w:tcPr>
-            <w:tcW w:type="dxa" w:w="4896"/>
+            <w:tcW w:type="dxa" w:w="1296"/>
+          </w:tcPr>
+          <w:p>
+            <w:r>
+              <w:rPr>
+                <w:b/>
+                <w:color w:val="B05A00"/>
+              </w:rPr>
+              <w:t>B</w:t>
+            </w:r>
+          </w:p>
+        </w:tc>
+        <w:tc>
+          <w:tcPr>
+            <w:tcW w:type="dxa" w:w="4320"/>
           </w:tcPr>
           <w:p>
             <w:r>
@@ -741,7 +1757,7 @@
       <w:tr>
         <w:tc>
           <w:tcPr>
-            <w:tcW w:type="dxa" w:w="3744"/>
+            <w:tcW w:type="dxa" w:w="3312"/>
           </w:tcPr>
           <w:p>
             <w:r>
@@ -751,7 +1767,7 @@
         </w:tc>
         <w:tc>
           <w:tcPr>
-            <w:tcW w:type="dxa" w:w="2160"/>
+            <w:tcW w:type="dxa" w:w="1872"/>
           </w:tcPr>
           <w:p>
             <w:r>
@@ -765,7 +1781,21 @@
         </w:tc>
         <w:tc>
           <w:tcPr>
-            <w:tcW w:type="dxa" w:w="4896"/>
+            <w:tcW w:type="dxa" w:w="1296"/>
+          </w:tcPr>
+          <w:p>
+            <w:r>
+              <w:rPr>
+                <w:b/>
+                <w:color w:val="B05A00"/>
+              </w:rPr>
+              <w:t>B</w:t>
+            </w:r>
+          </w:p>
+        </w:tc>
+        <w:tc>
+          <w:tcPr>
+            <w:tcW w:type="dxa" w:w="4320"/>
           </w:tcPr>
           <w:p>
             <w:r>
@@ -777,7 +1807,7 @@
       <w:tr>
         <w:tc>
           <w:tcPr>
-            <w:tcW w:type="dxa" w:w="3744"/>
+            <w:tcW w:type="dxa" w:w="3312"/>
           </w:tcPr>
           <w:p>
             <w:r>
@@ -787,7 +1817,7 @@
         </w:tc>
         <w:tc>
           <w:tcPr>
-            <w:tcW w:type="dxa" w:w="2160"/>
+            <w:tcW w:type="dxa" w:w="1872"/>
           </w:tcPr>
           <w:p>
             <w:r>
@@ -801,7 +1831,21 @@
         </w:tc>
         <w:tc>
           <w:tcPr>
-            <w:tcW w:type="dxa" w:w="4896"/>
+            <w:tcW w:type="dxa" w:w="1296"/>
+          </w:tcPr>
+          <w:p>
+            <w:r>
+              <w:rPr>
+                <w:b/>
+                <w:color w:val="B05A00"/>
+              </w:rPr>
+              <w:t>B</w:t>
+            </w:r>
+          </w:p>
+        </w:tc>
+        <w:tc>
+          <w:tcPr>
+            <w:tcW w:type="dxa" w:w="4320"/>
           </w:tcPr>
           <w:p>
             <w:r>
@@ -813,7 +1857,7 @@
       <w:tr>
         <w:tc>
           <w:tcPr>
-            <w:tcW w:type="dxa" w:w="3744"/>
+            <w:tcW w:type="dxa" w:w="3312"/>
           </w:tcPr>
           <w:p>
             <w:r>
@@ -823,7 +1867,7 @@
         </w:tc>
         <w:tc>
           <w:tcPr>
-            <w:tcW w:type="dxa" w:w="2160"/>
+            <w:tcW w:type="dxa" w:w="1872"/>
           </w:tcPr>
           <w:p>
             <w:r>
@@ -837,7 +1881,21 @@
         </w:tc>
         <w:tc>
           <w:tcPr>
-            <w:tcW w:type="dxa" w:w="4896"/>
+            <w:tcW w:type="dxa" w:w="1296"/>
+          </w:tcPr>
+          <w:p>
+            <w:r>
+              <w:rPr>
+                <w:b/>
+                <w:color w:val="B05A00"/>
+              </w:rPr>
+              <w:t>B (slight)</w:t>
+            </w:r>
+          </w:p>
+        </w:tc>
+        <w:tc>
+          <w:tcPr>
+            <w:tcW w:type="dxa" w:w="4320"/>
           </w:tcPr>
           <w:p>
             <w:r>
@@ -849,7 +1907,7 @@
       <w:tr>
         <w:tc>
           <w:tcPr>
-            <w:tcW w:type="dxa" w:w="3744"/>
+            <w:tcW w:type="dxa" w:w="3312"/>
           </w:tcPr>
           <w:p>
             <w:r>
@@ -859,7 +1917,7 @@
         </w:tc>
         <w:tc>
           <w:tcPr>
-            <w:tcW w:type="dxa" w:w="2160"/>
+            <w:tcW w:type="dxa" w:w="1872"/>
           </w:tcPr>
           <w:p>
             <w:r>
@@ -873,7 +1931,21 @@
         </w:tc>
         <w:tc>
           <w:tcPr>
-            <w:tcW w:type="dxa" w:w="4896"/>
+            <w:tcW w:type="dxa" w:w="1296"/>
+          </w:tcPr>
+          <w:p>
+            <w:r>
+              <w:rPr>
+                <w:b/>
+                <w:color w:val="B05A00"/>
+              </w:rPr>
+              <w:t>B</w:t>
+            </w:r>
+          </w:p>
+        </w:tc>
+        <w:tc>
+          <w:tcPr>
+            <w:tcW w:type="dxa" w:w="4320"/>
           </w:tcPr>
           <w:p>
             <w:r>
@@ -885,7 +1957,7 @@
       <w:tr>
         <w:tc>
           <w:tcPr>
-            <w:tcW w:type="dxa" w:w="3744"/>
+            <w:tcW w:type="dxa" w:w="3312"/>
           </w:tcPr>
           <w:p>
             <w:r>
@@ -895,7 +1967,7 @@
         </w:tc>
         <w:tc>
           <w:tcPr>
-            <w:tcW w:type="dxa" w:w="2160"/>
+            <w:tcW w:type="dxa" w:w="1872"/>
           </w:tcPr>
           <w:p>
             <w:r>
@@ -909,7 +1981,21 @@
         </w:tc>
         <w:tc>
           <w:tcPr>
-            <w:tcW w:type="dxa" w:w="4896"/>
+            <w:tcW w:type="dxa" w:w="1296"/>
+          </w:tcPr>
+          <w:p>
+            <w:r>
+              <w:rPr>
+                <w:b/>
+                <w:color w:val="606060"/>
+              </w:rPr>
+              <w:t>EVEN</w:t>
+            </w:r>
+          </w:p>
+        </w:tc>
+        <w:tc>
+          <w:tcPr>
+            <w:tcW w:type="dxa" w:w="4320"/>
           </w:tcPr>
           <w:p>
             <w:r>
@@ -921,7 +2007,7 @@
       <w:tr>
         <w:tc>
           <w:tcPr>
-            <w:tcW w:type="dxa" w:w="3744"/>
+            <w:tcW w:type="dxa" w:w="3312"/>
           </w:tcPr>
           <w:p>
             <w:r>
@@ -931,7 +2017,7 @@
         </w:tc>
         <w:tc>
           <w:tcPr>
-            <w:tcW w:type="dxa" w:w="2160"/>
+            <w:tcW w:type="dxa" w:w="1872"/>
           </w:tcPr>
           <w:p>
             <w:r>
@@ -945,7 +2031,21 @@
         </w:tc>
         <w:tc>
           <w:tcPr>
-            <w:tcW w:type="dxa" w:w="4896"/>
+            <w:tcW w:type="dxa" w:w="1296"/>
+          </w:tcPr>
+          <w:p>
+            <w:r>
+              <w:rPr>
+                <w:b/>
+                <w:color w:val="606060"/>
+              </w:rPr>
+              <w:t>EVEN</w:t>
+            </w:r>
+          </w:p>
+        </w:tc>
+        <w:tc>
+          <w:tcPr>
+            <w:tcW w:type="dxa" w:w="4320"/>
           </w:tcPr>
           <w:p>
             <w:r>
@@ -957,7 +2057,7 @@
       <w:tr>
         <w:tc>
           <w:tcPr>
-            <w:tcW w:type="dxa" w:w="3744"/>
+            <w:tcW w:type="dxa" w:w="3312"/>
           </w:tcPr>
           <w:p>
             <w:r>
@@ -967,7 +2067,7 @@
         </w:tc>
         <w:tc>
           <w:tcPr>
-            <w:tcW w:type="dxa" w:w="2160"/>
+            <w:tcW w:type="dxa" w:w="1872"/>
           </w:tcPr>
           <w:p>
             <w:r>
@@ -981,7 +2081,21 @@
         </w:tc>
         <w:tc>
           <w:tcPr>
-            <w:tcW w:type="dxa" w:w="4896"/>
+            <w:tcW w:type="dxa" w:w="1296"/>
+          </w:tcPr>
+          <w:p>
+            <w:r>
+              <w:rPr>
+                <w:b/>
+                <w:color w:val="1F5C99"/>
+              </w:rPr>
+              <w:t>A</w:t>
+            </w:r>
+          </w:p>
+        </w:tc>
+        <w:tc>
+          <w:tcPr>
+            <w:tcW w:type="dxa" w:w="4320"/>
           </w:tcPr>
           <w:p>
             <w:r>
@@ -993,7 +2107,7 @@
       <w:tr>
         <w:tc>
           <w:tcPr>
-            <w:tcW w:type="dxa" w:w="3744"/>
+            <w:tcW w:type="dxa" w:w="3312"/>
           </w:tcPr>
           <w:p>
             <w:r>
@@ -1003,7 +2117,7 @@
         </w:tc>
         <w:tc>
           <w:tcPr>
-            <w:tcW w:type="dxa" w:w="2160"/>
+            <w:tcW w:type="dxa" w:w="1872"/>
           </w:tcPr>
           <w:p>
             <w:r>
@@ -1017,7 +2131,21 @@
         </w:tc>
         <w:tc>
           <w:tcPr>
-            <w:tcW w:type="dxa" w:w="4896"/>
+            <w:tcW w:type="dxa" w:w="1296"/>
+          </w:tcPr>
+          <w:p>
+            <w:r>
+              <w:rPr>
+                <w:b/>
+                <w:color w:val="B05A00"/>
+              </w:rPr>
+              <w:t>B</w:t>
+            </w:r>
+          </w:p>
+        </w:tc>
+        <w:tc>
+          <w:tcPr>
+            <w:tcW w:type="dxa" w:w="4320"/>
           </w:tcPr>
           <w:p>
             <w:r>
@@ -1029,7 +2157,7 @@
       <w:tr>
         <w:tc>
           <w:tcPr>
-            <w:tcW w:type="dxa" w:w="3744"/>
+            <w:tcW w:type="dxa" w:w="3312"/>
           </w:tcPr>
           <w:p>
             <w:r>
@@ -1039,7 +2167,7 @@
         </w:tc>
         <w:tc>
           <w:tcPr>
-            <w:tcW w:type="dxa" w:w="2160"/>
+            <w:tcW w:type="dxa" w:w="1872"/>
           </w:tcPr>
           <w:p>
             <w:r>
@@ -1053,7 +2181,21 @@
         </w:tc>
         <w:tc>
           <w:tcPr>
-            <w:tcW w:type="dxa" w:w="4896"/>
+            <w:tcW w:type="dxa" w:w="1296"/>
+          </w:tcPr>
+          <w:p>
+            <w:r>
+              <w:rPr>
+                <w:b/>
+                <w:color w:val="1F5C99"/>
+              </w:rPr>
+              <w:t>A</w:t>
+            </w:r>
+          </w:p>
+        </w:tc>
+        <w:tc>
+          <w:tcPr>
+            <w:tcW w:type="dxa" w:w="4320"/>
           </w:tcPr>
           <w:p>
             <w:r>
@@ -1065,7 +2207,7 @@
       <w:tr>
         <w:tc>
           <w:tcPr>
-            <w:tcW w:type="dxa" w:w="3744"/>
+            <w:tcW w:type="dxa" w:w="3312"/>
           </w:tcPr>
           <w:p>
             <w:r>
@@ -1075,7 +2217,7 @@
         </w:tc>
         <w:tc>
           <w:tcPr>
-            <w:tcW w:type="dxa" w:w="2160"/>
+            <w:tcW w:type="dxa" w:w="1872"/>
           </w:tcPr>
           <w:p>
             <w:r>
@@ -1089,7 +2231,21 @@
         </w:tc>
         <w:tc>
           <w:tcPr>
-            <w:tcW w:type="dxa" w:w="4896"/>
+            <w:tcW w:type="dxa" w:w="1296"/>
+          </w:tcPr>
+          <w:p>
+            <w:r>
+              <w:rPr>
+                <w:b/>
+                <w:color w:val="606060"/>
+              </w:rPr>
+              <w:t>EVEN</w:t>
+            </w:r>
+          </w:p>
+        </w:tc>
+        <w:tc>
+          <w:tcPr>
+            <w:tcW w:type="dxa" w:w="4320"/>
           </w:tcPr>
           <w:p>
             <w:r>
@@ -1101,7 +2257,7 @@
       <w:tr>
         <w:tc>
           <w:tcPr>
-            <w:tcW w:type="dxa" w:w="3744"/>
+            <w:tcW w:type="dxa" w:w="3312"/>
           </w:tcPr>
           <w:p>
             <w:r>
@@ -1111,7 +2267,7 @@
         </w:tc>
         <w:tc>
           <w:tcPr>
-            <w:tcW w:type="dxa" w:w="2160"/>
+            <w:tcW w:type="dxa" w:w="1872"/>
           </w:tcPr>
           <w:p>
             <w:r>
@@ -1125,7 +2281,21 @@
         </w:tc>
         <w:tc>
           <w:tcPr>
-            <w:tcW w:type="dxa" w:w="4896"/>
+            <w:tcW w:type="dxa" w:w="1296"/>
+          </w:tcPr>
+          <w:p>
+            <w:r>
+              <w:rPr>
+                <w:b/>
+                <w:color w:val="1F5C99"/>
+              </w:rPr>
+              <w:t>A</w:t>
+            </w:r>
+          </w:p>
+        </w:tc>
+        <w:tc>
+          <w:tcPr>
+            <w:tcW w:type="dxa" w:w="4320"/>
           </w:tcPr>
           <w:p>
             <w:r>
@@ -1137,7 +2307,7 @@
       <w:tr>
         <w:tc>
           <w:tcPr>
-            <w:tcW w:type="dxa" w:w="3744"/>
+            <w:tcW w:type="dxa" w:w="3312"/>
           </w:tcPr>
           <w:p>
             <w:r>
@@ -1147,7 +2317,7 @@
         </w:tc>
         <w:tc>
           <w:tcPr>
-            <w:tcW w:type="dxa" w:w="2160"/>
+            <w:tcW w:type="dxa" w:w="1872"/>
           </w:tcPr>
           <w:p>
             <w:r>
@@ -1161,7 +2331,21 @@
         </w:tc>
         <w:tc>
           <w:tcPr>
-            <w:tcW w:type="dxa" w:w="4896"/>
+            <w:tcW w:type="dxa" w:w="1296"/>
+          </w:tcPr>
+          <w:p>
+            <w:r>
+              <w:rPr>
+                <w:b/>
+                <w:color w:val="1F5C99"/>
+              </w:rPr>
+              <w:t>A</w:t>
+            </w:r>
+          </w:p>
+        </w:tc>
+        <w:tc>
+          <w:tcPr>
+            <w:tcW w:type="dxa" w:w="4320"/>
           </w:tcPr>
           <w:p>
             <w:r>
@@ -1173,7 +2357,7 @@
       <w:tr>
         <w:tc>
           <w:tcPr>
-            <w:tcW w:type="dxa" w:w="3744"/>
+            <w:tcW w:type="dxa" w:w="3312"/>
           </w:tcPr>
           <w:p>
             <w:r>
@@ -1183,7 +2367,7 @@
         </w:tc>
         <w:tc>
           <w:tcPr>
-            <w:tcW w:type="dxa" w:w="2160"/>
+            <w:tcW w:type="dxa" w:w="1872"/>
           </w:tcPr>
           <w:p>
             <w:r>
@@ -1197,7 +2381,21 @@
         </w:tc>
         <w:tc>
           <w:tcPr>
-            <w:tcW w:type="dxa" w:w="4896"/>
+            <w:tcW w:type="dxa" w:w="1296"/>
+          </w:tcPr>
+          <w:p>
+            <w:r>
+              <w:rPr>
+                <w:b/>
+                <w:color w:val="1F5C99"/>
+              </w:rPr>
+              <w:t>A</w:t>
+            </w:r>
+          </w:p>
+        </w:tc>
+        <w:tc>
+          <w:tcPr>
+            <w:tcW w:type="dxa" w:w="4320"/>
           </w:tcPr>
           <w:p>
             <w:r>
@@ -1209,7 +2407,7 @@
       <w:tr>
         <w:tc>
           <w:tcPr>
-            <w:tcW w:type="dxa" w:w="3744"/>
+            <w:tcW w:type="dxa" w:w="3312"/>
           </w:tcPr>
           <w:p>
             <w:r>
@@ -1219,7 +2417,7 @@
         </w:tc>
         <w:tc>
           <w:tcPr>
-            <w:tcW w:type="dxa" w:w="2160"/>
+            <w:tcW w:type="dxa" w:w="1872"/>
           </w:tcPr>
           <w:p>
             <w:r>
@@ -1233,7 +2431,21 @@
         </w:tc>
         <w:tc>
           <w:tcPr>
-            <w:tcW w:type="dxa" w:w="4896"/>
+            <w:tcW w:type="dxa" w:w="1296"/>
+          </w:tcPr>
+          <w:p>
+            <w:r>
+              <w:rPr>
+                <w:b/>
+                <w:color w:val="B05A00"/>
+              </w:rPr>
+              <w:t>B (weak)</w:t>
+            </w:r>
+          </w:p>
+        </w:tc>
+        <w:tc>
+          <w:tcPr>
+            <w:tcW w:type="dxa" w:w="4320"/>
           </w:tcPr>
           <w:p>
             <w:r>
@@ -1245,7 +2457,7 @@
       <w:tr>
         <w:tc>
           <w:tcPr>
-            <w:tcW w:type="dxa" w:w="3744"/>
+            <w:tcW w:type="dxa" w:w="3312"/>
           </w:tcPr>
           <w:p>
             <w:r>
@@ -1255,7 +2467,7 @@
         </w:tc>
         <w:tc>
           <w:tcPr>
-            <w:tcW w:type="dxa" w:w="2160"/>
+            <w:tcW w:type="dxa" w:w="1872"/>
           </w:tcPr>
           <w:p>
             <w:r>
@@ -1269,7 +2481,21 @@
         </w:tc>
         <w:tc>
           <w:tcPr>
-            <w:tcW w:type="dxa" w:w="4896"/>
+            <w:tcW w:type="dxa" w:w="1296"/>
+          </w:tcPr>
+          <w:p>
+            <w:r>
+              <w:rPr>
+                <w:b/>
+                <w:color w:val="1F5C99"/>
+              </w:rPr>
+              <w:t>A</w:t>
+            </w:r>
+          </w:p>
+        </w:tc>
+        <w:tc>
+          <w:tcPr>
+            <w:tcW w:type="dxa" w:w="4320"/>
           </w:tcPr>
           <w:p>
             <w:r>
@@ -1281,7 +2507,7 @@
       <w:tr>
         <w:tc>
           <w:tcPr>
-            <w:tcW w:type="dxa" w:w="3744"/>
+            <w:tcW w:type="dxa" w:w="3312"/>
           </w:tcPr>
           <w:p>
             <w:r>
@@ -1291,7 +2517,7 @@
         </w:tc>
         <w:tc>
           <w:tcPr>
-            <w:tcW w:type="dxa" w:w="2160"/>
+            <w:tcW w:type="dxa" w:w="1872"/>
           </w:tcPr>
           <w:p>
             <w:r>
@@ -1305,7 +2531,21 @@
         </w:tc>
         <w:tc>
           <w:tcPr>
-            <w:tcW w:type="dxa" w:w="4896"/>
+            <w:tcW w:type="dxa" w:w="1296"/>
+          </w:tcPr>
+          <w:p>
+            <w:r>
+              <w:rPr>
+                <w:b/>
+                <w:color w:val="606060"/>
+              </w:rPr>
+              <w:t>EVEN</w:t>
+            </w:r>
+          </w:p>
+        </w:tc>
+        <w:tc>
+          <w:tcPr>
+            <w:tcW w:type="dxa" w:w="4320"/>
           </w:tcPr>
           <w:p>
             <w:r>
@@ -1317,17 +2557,67 @@
       <w:tr>
         <w:tc>
           <w:tcPr>
-            <w:tcW w:type="dxa" w:w="3744"/>
+            <w:tcW w:type="dxa" w:w="3312"/>
           </w:tcPr>
           <w:p>
             <w:r>
-              <w:t>Imperial Fists — 'Great Value' — Emperor's Shield + Librarius Conclave (the LSO target)</w:t>
+              <w:t>T'au Empire — Retaliation Cadre (deep-strike fusion/rail alpha) — TOP-5 OBSERVED</w:t>
             </w:r>
           </w:p>
         </w:tc>
         <w:tc>
           <w:tcPr>
-            <w:tcW w:type="dxa" w:w="2160"/>
+            <w:tcW w:type="dxa" w:w="1872"/>
+          </w:tcPr>
+          <w:p>
+            <w:r>
+              <w:rPr>
+                <w:b/>
+                <w:color w:val="C03900"/>
+              </w:rPr>
+              <w:t>UNFAVOURABLE</w:t>
+            </w:r>
+          </w:p>
+        </w:tc>
+        <w:tc>
+          <w:tcPr>
+            <w:tcW w:type="dxa" w:w="1296"/>
+          </w:tcPr>
+          <w:p>
+            <w:r>
+              <w:rPr>
+                <w:b/>
+                <w:color w:val="1F5C99"/>
+              </w:rPr>
+              <w:t>A</w:t>
+            </w:r>
+          </w:p>
+        </w:tc>
+        <w:tc>
+          <w:tcPr>
+            <w:tcW w:type="dxa" w:w="4320"/>
+          </w:tcPr>
+          <w:p>
+            <w:r>
+              <w:t>The DOMINANT T'au build in the sample (5/75). Deep-strike alpha: 4-5 Commanders + Crisis Sunforge (fusion S9 AP-4 D6), Broadside heavy rail (S12+ AP-4 Dev), Twin Lance, 2x Riptide ion accelerator, markerlight support. A markerlit 9" Sunforge/Crisis drop dumps ~25-35 into ONE Knight (fusion D6 + rail Dev bypass the ion shield). Fire-and-Fade neuters melee.</w:t>
+            </w:r>
+          </w:p>
+        </w:tc>
+      </w:tr>
+      <w:tr>
+        <w:tc>
+          <w:tcPr>
+            <w:tcW w:type="dxa" w:w="3312"/>
+          </w:tcPr>
+          <w:p>
+            <w:r>
+              <w:t>Chaos Daemons — Blood Legion — Bloodcrusher cavalry + Bloodthirster</w:t>
+            </w:r>
+          </w:p>
+        </w:tc>
+        <w:tc>
+          <w:tcPr>
+            <w:tcW w:type="dxa" w:w="1872"/>
           </w:tcPr>
           <w:p>
             <w:r>
@@ -1341,7 +2631,171 @@
         </w:tc>
         <w:tc>
           <w:tcPr>
-            <w:tcW w:type="dxa" w:w="4896"/>
+            <w:tcW w:type="dxa" w:w="1296"/>
+          </w:tcPr>
+          <w:p>
+            <w:r>
+              <w:rPr>
+                <w:b/>
+                <w:color w:val="B05A00"/>
+              </w:rPr>
+              <w:t>B</w:t>
+            </w:r>
+          </w:p>
+        </w:tc>
+        <w:tc>
+          <w:tcPr>
+            <w:tcW w:type="dxa" w:w="4320"/>
+          </w:tcPr>
+          <w:p>
+            <w:r>
+              <w:t>Fast MELEE alpha: 3x Skullmaster + Bloodcrusher Juggernaut cav (T6 W4, charge bonuses) + Bloodthirster (T10 W18 FLY, great axe S16 AP-3 Dev) + Rendmasters. Daemonic 5++ everywhere; charges into the no-melee-invuln Questoris. (Nurgle variant = Plaguebearer grind, slower, out-hold problem not a kill problem.)</w:t>
+            </w:r>
+          </w:p>
+        </w:tc>
+      </w:tr>
+      <w:tr>
+        <w:tc>
+          <w:tcPr>
+            <w:tcW w:type="dxa" w:w="3312"/>
+          </w:tcPr>
+          <w:p>
+            <w:r>
+              <w:t>Astra Militarum — Steel Hammer superheavies / Grizzled artillery — OBSERVED</w:t>
+            </w:r>
+          </w:p>
+        </w:tc>
+        <w:tc>
+          <w:tcPr>
+            <w:tcW w:type="dxa" w:w="1872"/>
+          </w:tcPr>
+          <w:p>
+            <w:r>
+              <w:rPr>
+                <w:b/>
+                <w:color w:val="B88600"/>
+              </w:rPr>
+              <w:t>COIN-FLIP</w:t>
+            </w:r>
+          </w:p>
+        </w:tc>
+        <w:tc>
+          <w:tcPr>
+            <w:tcW w:type="dxa" w:w="1296"/>
+          </w:tcPr>
+          <w:p>
+            <w:r>
+              <w:rPr>
+                <w:b/>
+                <w:color w:val="1F5C99"/>
+              </w:rPr>
+              <w:t>A</w:t>
+            </w:r>
+          </w:p>
+        </w:tc>
+        <w:tc>
+          <w:tcPr>
+            <w:tcW w:type="dxa" w:w="4320"/>
+          </w:tcPr>
+          <w:p>
+            <w:r>
+              <w:t>A SHOOTING brawl in my lane: Baneblade/Banesword/Stormsword (CHARACTER via Steel Hammer) + lascannon sponsons, or Shadowsword (Volcano cannon S16 AP-4 D6+6 — one-shots a Knight) + 3 artillery + Leman Russ. High-S anti-Knight, but the superheavies are KILLABLE (T12-14 W22-24, no invuln) and SLOW.</w:t>
+            </w:r>
+          </w:p>
+        </w:tc>
+      </w:tr>
+      <w:tr>
+        <w:tc>
+          <w:tcPr>
+            <w:tcW w:type="dxa" w:w="3312"/>
+          </w:tcPr>
+          <w:p>
+            <w:r>
+              <w:t>Space Marines (Iron Hands) — Hammer of Avernii — Assault Terminator hammer brick — OBSERVED</w:t>
+            </w:r>
+          </w:p>
+        </w:tc>
+        <w:tc>
+          <w:tcPr>
+            <w:tcW w:type="dxa" w:w="1872"/>
+          </w:tcPr>
+          <w:p>
+            <w:r>
+              <w:rPr>
+                <w:b/>
+                <w:color w:val="B88600"/>
+              </w:rPr>
+              <w:t>COIN-FLIP</w:t>
+            </w:r>
+          </w:p>
+        </w:tc>
+        <w:tc>
+          <w:tcPr>
+            <w:tcW w:type="dxa" w:w="1296"/>
+          </w:tcPr>
+          <w:p>
+            <w:r>
+              <w:rPr>
+                <w:b/>
+                <w:color w:val="B05A00"/>
+              </w:rPr>
+              <w:t>B</w:t>
+            </w:r>
+          </w:p>
+        </w:tc>
+        <w:tc>
+          <w:tcPr>
+            <w:tcW w:type="dxa" w:w="4320"/>
+          </w:tcPr>
+          <w:p>
+            <w:r>
+              <w:t>10-model Assault Terminator thunder-hammer brick (S8 AP-2 D2, ~12-16 into a no-invuln Questoris on the charge) delivered by deep-strike + Celerity advance-charge, Feirros durability, Ballistus/Repulsor lascannon backfield. The brick is the only real Knight-killer; the rest is chaff/scorers.</w:t>
+            </w:r>
+          </w:p>
+        </w:tc>
+      </w:tr>
+      <w:tr>
+        <w:tc>
+          <w:tcPr>
+            <w:tcW w:type="dxa" w:w="3312"/>
+          </w:tcPr>
+          <w:p>
+            <w:r>
+              <w:t>Imperial Fists — 'Great Value' — Emperor's Shield + Librarius Conclave (the LSO target)</w:t>
+            </w:r>
+          </w:p>
+        </w:tc>
+        <w:tc>
+          <w:tcPr>
+            <w:tcW w:type="dxa" w:w="1872"/>
+          </w:tcPr>
+          <w:p>
+            <w:r>
+              <w:rPr>
+                <w:b/>
+                <w:color w:val="B88600"/>
+              </w:rPr>
+              <w:t>COIN-FLIP</w:t>
+            </w:r>
+          </w:p>
+        </w:tc>
+        <w:tc>
+          <w:tcPr>
+            <w:tcW w:type="dxa" w:w="1296"/>
+          </w:tcPr>
+          <w:p>
+            <w:r>
+              <w:rPr>
+                <w:b/>
+                <w:color w:val="1F5C99"/>
+              </w:rPr>
+              <w:t>A</w:t>
+            </w:r>
+          </w:p>
+        </w:tc>
+        <w:tc>
+          <w:tcPr>
+            <w:tcW w:type="dxa" w:w="4320"/>
           </w:tcPr>
           <w:p>
             <w:r>
@@ -1398,7 +2852,22 @@
         <w:rPr>
           <w:i/>
         </w:rPr>
-        <w:t xml:space="preserve">   ·   Prevalence: High   ·   They tend to run: Purge / Recon</w:t>
+        <w:t xml:space="preserve">   ·   Prevalence: High   ·   They run: Purge / Recon</w:t>
+      </w:r>
+    </w:p>
+    <w:p>
+      <w:pPr>
+        <w:spacing w:after="40"/>
+      </w:pPr>
+      <w:r>
+        <w:rPr>
+          <w:b/>
+          <w:color w:val="1F5C99"/>
+        </w:rPr>
+        <w:t>Better list: A</w:t>
+      </w:r>
+      <w:r>
+        <w:t xml:space="preserve"> — Delete the Lokhust Destroyer gauss units at range (each removed = ~12 anti-Knight dmg gone). More guns = more removal.</w:t>
       </w:r>
     </w:p>
     <w:p>
@@ -1515,7 +2984,22 @@
         <w:rPr>
           <w:i/>
         </w:rPr>
-        <w:t xml:space="preserve">   ·   Prevalence: High   ·   They tend to run: Take and Hold</w:t>
+        <w:t xml:space="preserve">   ·   Prevalence: High   ·   They run: Take and Hold</w:t>
+      </w:r>
+    </w:p>
+    <w:p>
+      <w:pPr>
+        <w:spacing w:after="40"/>
+      </w:pPr>
+      <w:r>
+        <w:rPr>
+          <w:b/>
+          <w:color w:val="606060"/>
+        </w:rPr>
+        <w:t>Better list: EVEN</w:t>
+      </w:r>
+      <w:r>
+        <w:t xml:space="preserve"> — It's an OC/points race either way. 2nd Castellan chips a C'tan faster; 2nd Lancer duels/pins one. Wash.</w:t>
       </w:r>
     </w:p>
     <w:p>
@@ -1632,7 +3116,22 @@
         <w:rPr>
           <w:i/>
         </w:rPr>
-        <w:t xml:space="preserve">   ·   Prevalence: Low   ·   They tend to run: Various</w:t>
+        <w:t xml:space="preserve">   ·   Prevalence: Low   ·   They run: Various</w:t>
+      </w:r>
+    </w:p>
+    <w:p>
+      <w:pPr>
+        <w:spacing w:after="40"/>
+      </w:pPr>
+      <w:r>
+        <w:rPr>
+          <w:b/>
+          <w:color w:val="1F5C99"/>
+        </w:rPr>
+        <w:t>Better list: A</w:t>
+      </w:r>
+      <w:r>
+        <w:t xml:space="preserve"> — Concentrate-to-kill Monoliths needs the 2nd Volcano's damage; spreading feeds reanimation.</w:t>
       </w:r>
     </w:p>
     <w:p>
@@ -1741,7 +3240,22 @@
         <w:rPr>
           <w:i/>
         </w:rPr>
-        <w:t xml:space="preserve">   ·   Prevalence: High   ·   They tend to run: Disruption</w:t>
+        <w:t xml:space="preserve">   ·   Prevalence: High   ·   They run: Disruption</w:t>
+      </w:r>
+    </w:p>
+    <w:p>
+      <w:pPr>
+        <w:spacing w:after="40"/>
+      </w:pPr>
+      <w:r>
+        <w:rPr>
+          <w:b/>
+          <w:color w:val="1F5C99"/>
+        </w:rPr>
+        <w:t>Better list: A</w:t>
+      </w:r>
+      <w:r>
+        <w:t xml:space="preserve"> — Shoot the Storm Speeder mark-engine + Black Knight packs; a Lancer can't catch M12 fall-back-and-shoot bikes.</w:t>
       </w:r>
     </w:p>
     <w:p>
@@ -1858,7 +3372,22 @@
         <w:rPr>
           <w:i/>
         </w:rPr>
-        <w:t xml:space="preserve">   ·   Prevalence: Medium   ·   They tend to run: Take and Hold</w:t>
+        <w:t xml:space="preserve">   ·   Prevalence: Medium   ·   They run: Take and Hold</w:t>
+      </w:r>
+    </w:p>
+    <w:p>
+      <w:pPr>
+        <w:spacing w:after="40"/>
+      </w:pPr>
+      <w:r>
+        <w:rPr>
+          <w:b/>
+          <w:color w:val="B05A00"/>
+        </w:rPr>
+        <w:t>Better list: B</w:t>
+      </w:r>
+      <w:r>
+        <w:t xml:space="preserve"> — Counter-charge the un-tableable 4++ bricks with a 2nd Lancer + assassinate the Termie Librarians; guns bounce off 2+/4++/-1Dmg.</w:t>
       </w:r>
     </w:p>
     <w:p>
@@ -1975,7 +3504,22 @@
         <w:rPr>
           <w:i/>
         </w:rPr>
-        <w:t xml:space="preserve">   ·   Prevalence: Medium   ·   They tend to run: Take and Hold</w:t>
+        <w:t xml:space="preserve">   ·   Prevalence: Medium   ·   They run: Take and Hold</w:t>
+      </w:r>
+    </w:p>
+    <w:p>
+      <w:pPr>
+        <w:spacing w:after="40"/>
+      </w:pPr>
+      <w:r>
+        <w:rPr>
+          <w:b/>
+          <w:color w:val="B05A00"/>
+        </w:rPr>
+        <w:t>Better list: B</w:t>
+      </w:r>
+      <w:r>
+        <w:t xml:space="preserve"> — Counter-charge the thunder-hammer brick; 4++ Lancer trades where a Castellan dies. (Not in the n=75 sample.)</w:t>
       </w:r>
     </w:p>
     <w:p>
@@ -2092,7 +3636,22 @@
         <w:rPr>
           <w:i/>
         </w:rPr>
-        <w:t xml:space="preserve">   ·   Prevalence: Medium   ·   They tend to run: Take and Hold</w:t>
+        <w:t xml:space="preserve">   ·   Prevalence: Medium   ·   They run: Take and Hold</w:t>
+      </w:r>
+    </w:p>
+    <w:p>
+      <w:pPr>
+        <w:spacing w:after="40"/>
+      </w:pPr>
+      <w:r>
+        <w:rPr>
+          <w:b/>
+          <w:color w:val="B05A00"/>
+        </w:rPr>
+        <w:t>Better list: B</w:t>
+      </w:r>
+      <w:r>
+        <w:t xml:space="preserve"> — TWO counter-charge blades vs the jump alpha — cover both drop lanes + double the assassin threat on Lemartes/Priests/Chaplains.</w:t>
       </w:r>
     </w:p>
     <w:p>
@@ -2209,7 +3768,22 @@
         <w:rPr>
           <w:i/>
         </w:rPr>
-        <w:t xml:space="preserve">   ·   Prevalence: Medium   ·   They tend to run: Priority Assets</w:t>
+        <w:t xml:space="preserve">   ·   Prevalence: Medium   ·   They run: Priority Assets</w:t>
+      </w:r>
+    </w:p>
+    <w:p>
+      <w:pPr>
+        <w:spacing w:after="40"/>
+      </w:pPr>
+      <w:r>
+        <w:rPr>
+          <w:b/>
+          <w:color w:val="B05A00"/>
+        </w:rPr>
+        <w:t>Better list: B (slight)</w:t>
+      </w:r>
+      <w:r>
+        <w:t xml:space="preserve"> — Lancer assassinates Magnus (the only real Knight-killer); a 2nd blade guarantees it. Otherwise the matchup is already favourable.</w:t>
       </w:r>
     </w:p>
     <w:p>
@@ -2326,7 +3900,22 @@
         <w:rPr>
           <w:i/>
         </w:rPr>
-        <w:t xml:space="preserve">   ·   Prevalence: Low   ·   They tend to run: Purge</w:t>
+        <w:t xml:space="preserve">   ·   Prevalence: Low   ·   They run: Purge</w:t>
+      </w:r>
+    </w:p>
+    <w:p>
+      <w:pPr>
+        <w:spacing w:after="40"/>
+      </w:pPr>
+      <w:r>
+        <w:rPr>
+          <w:b/>
+          <w:color w:val="B05A00"/>
+        </w:rPr>
+        <w:t>Better list: B</w:t>
+      </w:r>
+      <w:r>
+        <w:t xml:space="preserve"> — Counter-charge + assassinate casters throttles the MW; provisional (not deep-verified).</w:t>
       </w:r>
     </w:p>
     <w:p>
@@ -2435,7 +4024,22 @@
         <w:rPr>
           <w:i/>
         </w:rPr>
-        <w:t xml:space="preserve">   ·   Prevalence: Medium   ·   They tend to run: Reconnaissance</w:t>
+        <w:t xml:space="preserve">   ·   Prevalence: Medium   ·   They run: Reconnaissance</w:t>
+      </w:r>
+    </w:p>
+    <w:p>
+      <w:pPr>
+        <w:spacing w:after="40"/>
+      </w:pPr>
+      <w:r>
+        <w:rPr>
+          <w:b/>
+          <w:color w:val="606060"/>
+        </w:rPr>
+        <w:t>Better list: EVEN</w:t>
+      </w:r>
+      <w:r>
+        <w:t xml:space="preserve"> — 2nd Lancer doubles the Vashtorr/Discordant assassin threat; 2nd Castellan shoots the Defiler + killable chassis. Wash.</w:t>
       </w:r>
     </w:p>
     <w:p>
@@ -2552,7 +4156,22 @@
         <w:rPr>
           <w:i/>
         </w:rPr>
-        <w:t xml:space="preserve">   ·   Prevalence: Medium   ·   They tend to run: Priority Assets</w:t>
+        <w:t xml:space="preserve">   ·   Prevalence: Medium   ·   They run: Priority Assets</w:t>
+      </w:r>
+    </w:p>
+    <w:p>
+      <w:pPr>
+        <w:spacing w:after="40"/>
+      </w:pPr>
+      <w:r>
+        <w:rPr>
+          <w:b/>
+          <w:color w:val="606060"/>
+        </w:rPr>
+        <w:t>Better list: EVEN</w:t>
+      </w:r>
+      <w:r>
+        <w:t xml:space="preserve"> — 2 Castellan blast the Defiler pair (the real killer) off T1-2; 2 Lancer counter-charge the Infractor/Maulerfiend swarm AND hunt Defilers in melee. Genuinely balanced — the #1-tie matchup.</w:t>
       </w:r>
     </w:p>
     <w:p>
@@ -2669,7 +4288,22 @@
         <w:rPr>
           <w:i/>
         </w:rPr>
-        <w:t xml:space="preserve">   ·   Prevalence: Medium   ·   They tend to run: Reconnaissance</w:t>
+        <w:t xml:space="preserve">   ·   Prevalence: Medium   ·   They run: Reconnaissance</w:t>
+      </w:r>
+    </w:p>
+    <w:p>
+      <w:pPr>
+        <w:spacing w:after="40"/>
+      </w:pPr>
+      <w:r>
+        <w:rPr>
+          <w:b/>
+          <w:color w:val="1F5C99"/>
+        </w:rPr>
+        <w:t>Better list: A</w:t>
+      </w:r>
+      <w:r>
+        <w:t xml:space="preserve"> — 2 Castellan one-shot the fragile Raiders/Ravagers + gun the Scourges — removal-race shreds the paper army faster than a 2nd blade.</w:t>
       </w:r>
     </w:p>
     <w:p>
@@ -2786,7 +4420,22 @@
         <w:rPr>
           <w:i/>
         </w:rPr>
-        <w:t xml:space="preserve">   ·   Prevalence: Medium   ·   They tend to run: Take and Hold</w:t>
+        <w:t xml:space="preserve">   ·   Prevalence: Medium   ·   They run: Take and Hold</w:t>
+      </w:r>
+    </w:p>
+    <w:p>
+      <w:pPr>
+        <w:spacing w:after="40"/>
+      </w:pPr>
+      <w:r>
+        <w:rPr>
+          <w:b/>
+          <w:color w:val="B05A00"/>
+        </w:rPr>
+        <w:t>Better list: B</w:t>
+      </w:r>
+      <w:r>
+        <w:t xml:space="preserve"> — Lancer melee (S20 vs 2+/4++) + character assassination beat the elite brick where volume shooting only chips; the anti-Knight guns are thin, so you can afford to trade a Castellan.</w:t>
       </w:r>
     </w:p>
     <w:p>
@@ -2903,7 +4552,22 @@
         <w:rPr>
           <w:i/>
         </w:rPr>
-        <w:t xml:space="preserve">   ·   Prevalence: Medium   ·   They tend to run: Priority Assets</w:t>
+        <w:t xml:space="preserve">   ·   Prevalence: Medium   ·   They run: Priority Assets</w:t>
+      </w:r>
+    </w:p>
+    <w:p>
+      <w:pPr>
+        <w:spacing w:after="40"/>
+      </w:pPr>
+      <w:r>
+        <w:rPr>
+          <w:b/>
+          <w:color w:val="1F5C99"/>
+        </w:rPr>
+        <w:t>Better list: A</w:t>
+      </w:r>
+      <w:r>
+        <w:t xml:space="preserve"> — Kill the Land Fortresses (rail) + plasma bricks at range; the guns clear the T6 Beserks wholesale. (1 Lancer still handles the maul drop.)</w:t>
       </w:r>
     </w:p>
     <w:p>
@@ -3020,7 +4684,22 @@
         <w:rPr>
           <w:i/>
         </w:rPr>
-        <w:t xml:space="preserve">   ·   Prevalence: Medium   ·   They tend to run: Take and Hold</w:t>
+        <w:t xml:space="preserve">   ·   Prevalence: Medium   ·   They run: Take and Hold</w:t>
+      </w:r>
+    </w:p>
+    <w:p>
+      <w:pPr>
+        <w:spacing w:after="40"/>
+      </w:pPr>
+      <w:r>
+        <w:rPr>
+          <w:b/>
+          <w:color w:val="606060"/>
+        </w:rPr>
+        <w:t>Better list: EVEN</w:t>
+      </w:r>
+      <w:r>
+        <w:t xml:space="preserve"> — 2nd Volcano one-shots no-invuln Emissaries; 2nd Lancer S20 kills monsters + assassinates a Norn. Slight B on the melee, slight A on the guns.</w:t>
       </w:r>
     </w:p>
     <w:p>
@@ -3137,7 +4816,22 @@
         <w:rPr>
           <w:i/>
         </w:rPr>
-        <w:t xml:space="preserve">   ·   Prevalence: Medium   ·   They tend to run: Priority Assets</w:t>
+        <w:t xml:space="preserve">   ·   Prevalence: Medium   ·   They run: Priority Assets</w:t>
+      </w:r>
+    </w:p>
+    <w:p>
+      <w:pPr>
+        <w:spacing w:after="40"/>
+      </w:pPr>
+      <w:r>
+        <w:rPr>
+          <w:b/>
+          <w:color w:val="1F5C99"/>
+        </w:rPr>
+        <w:t>Better list: A</w:t>
+      </w:r>
+      <w:r>
+        <w:t xml:space="preserve"> — Same logic — out-shoot the rail/fusion/markerlight platforms.</w:t>
       </w:r>
     </w:p>
     <w:p>
@@ -3254,7 +4948,22 @@
         <w:rPr>
           <w:i/>
         </w:rPr>
-        <w:t xml:space="preserve">   ·   Prevalence: Medium   ·   They tend to run: Priority Assets</w:t>
+        <w:t xml:space="preserve">   ·   Prevalence: Medium   ·   They run: Priority Assets</w:t>
+      </w:r>
+    </w:p>
+    <w:p>
+      <w:pPr>
+        <w:spacing w:after="40"/>
+      </w:pPr>
+      <w:r>
+        <w:rPr>
+          <w:b/>
+          <w:color w:val="1F5C99"/>
+        </w:rPr>
+        <w:t>Better list: A</w:t>
+      </w:r>
+      <w:r>
+        <w:t xml:space="preserve"> — Out-shoot the gunline — 2 Castellan delete an Ironstrider/Skorpius/Kataphron brick per turn. (B's Lancer-into-a-brick is viable but you win the removal race with guns.)</w:t>
       </w:r>
     </w:p>
     <w:p>
@@ -3371,7 +5080,22 @@
         <w:rPr>
           <w:i/>
         </w:rPr>
-        <w:t xml:space="preserve">   ·   Prevalence: Medium   ·   They tend to run: Disruption</w:t>
+        <w:t xml:space="preserve">   ·   Prevalence: Medium   ·   They run: Disruption</w:t>
+      </w:r>
+    </w:p>
+    <w:p>
+      <w:pPr>
+        <w:spacing w:after="40"/>
+      </w:pPr>
+      <w:r>
+        <w:rPr>
+          <w:b/>
+          <w:color w:val="1F5C99"/>
+        </w:rPr>
+        <w:t>Better list: A</w:t>
+      </w:r>
+      <w:r>
+        <w:t xml:space="preserve"> — Shoot the tough hulls (Kill Rigs/Wazdakka/Stompa) — the Lancer can't out-clear fast dakka; more guns help.</w:t>
       </w:r>
     </w:p>
     <w:p>
@@ -3488,7 +5212,22 @@
         <w:rPr>
           <w:i/>
         </w:rPr>
-        <w:t xml:space="preserve">   ·   Prevalence: Medium   ·   They tend to run: Take and Hold</w:t>
+        <w:t xml:space="preserve">   ·   Prevalence: Medium   ·   They run: Take and Hold</w:t>
+      </w:r>
+    </w:p>
+    <w:p>
+      <w:pPr>
+        <w:spacing w:after="40"/>
+      </w:pPr>
+      <w:r>
+        <w:rPr>
+          <w:b/>
+          <w:color w:val="B05A00"/>
+        </w:rPr>
+        <w:t>Better list: B (weak)</w:t>
+      </w:r>
+      <w:r>
+        <w:t xml:space="preserve"> — Loss either way (accept it). 2nd Lancer sweep clears more Boyz + 4++ survives the inevitable tar-pit marginally better. Low decision weight.</w:t>
       </w:r>
     </w:p>
     <w:p>
@@ -3597,7 +5336,22 @@
         <w:rPr>
           <w:i/>
         </w:rPr>
-        <w:t xml:space="preserve">   ·   Prevalence: Low   ·   They tend to run: Various</w:t>
+        <w:t xml:space="preserve">   ·   Prevalence: Low   ·   They run: Various</w:t>
+      </w:r>
+    </w:p>
+    <w:p>
+      <w:pPr>
+        <w:spacing w:after="40"/>
+      </w:pPr>
+      <w:r>
+        <w:rPr>
+          <w:b/>
+          <w:color w:val="1F5C99"/>
+        </w:rPr>
+        <w:t>Better list: A</w:t>
+      </w:r>
+      <w:r>
+        <w:t xml:space="preserve"> — Kill BOTH Land Raiders + the W2-3 bodies with volume — the shooting build out-guns the melta brick.</w:t>
       </w:r>
     </w:p>
     <w:p>
@@ -3706,7 +5460,22 @@
         <w:rPr>
           <w:i/>
         </w:rPr>
-        <w:t xml:space="preserve">   ·   Prevalence: Low   ·   They tend to run: Reconnaissance</w:t>
+        <w:t xml:space="preserve">   ·   Prevalence: Low   ·   They run: Reconnaissance</w:t>
+      </w:r>
+    </w:p>
+    <w:p>
+      <w:pPr>
+        <w:spacing w:after="40"/>
+      </w:pPr>
+      <w:r>
+        <w:rPr>
+          <w:b/>
+          <w:color w:val="606060"/>
+        </w:rPr>
+        <w:t>Better list: EVEN</w:t>
+      </w:r>
+      <w:r>
+        <w:t xml:space="preserve"> — Mirror — trade gun-Knights (A) vs duel their War Dog/Lancer packs (B). Practice-dependent.</w:t>
       </w:r>
     </w:p>
     <w:p>
@@ -3784,6 +5553,534 @@
       </w:r>
       <w:r>
         <w:t>Mirror; provisional.</w:t>
+      </w:r>
+    </w:p>
+    <w:p>
+      <w:pPr>
+        <w:keepNext/>
+        <w:spacing w:before="200"/>
+      </w:pPr>
+      <w:r>
+        <w:rPr>
+          <w:b/>
+          <w:color w:val="1F3864"/>
+          <w:sz w:val="26"/>
+        </w:rPr>
+        <w:t>T'au Empire — Retaliation Cadre (deep-strike fusion/rail alpha) — TOP-5 OBSERVED</w:t>
+      </w:r>
+    </w:p>
+    <w:p>
+      <w:pPr>
+        <w:spacing w:after="40"/>
+      </w:pPr>
+      <w:r>
+        <w:rPr>
+          <w:b/>
+          <w:color w:val="C03900"/>
+        </w:rPr>
+        <w:t>UNFAVOURABLE</w:t>
+      </w:r>
+      <w:r>
+        <w:rPr>
+          <w:i/>
+        </w:rPr>
+        <w:t xml:space="preserve">   ·   Prevalence: High   ·   They run: Purge the Foe</w:t>
+      </w:r>
+    </w:p>
+    <w:p>
+      <w:pPr>
+        <w:spacing w:after="40"/>
+      </w:pPr>
+      <w:r>
+        <w:rPr>
+          <w:b/>
+          <w:color w:val="1F5C99"/>
+        </w:rPr>
+        <w:t>Better list: A</w:t>
+      </w:r>
+      <w:r>
+        <w:t xml:space="preserve"> — Pure ranged war. 2 Castellan out-gun the Crisis/Riptide/Broadside; a 2nd Lancer can't catch fire-and-fade T'au. Clear A.</w:t>
+      </w:r>
+    </w:p>
+    <w:p>
+      <w:pPr>
+        <w:spacing w:after="40"/>
+      </w:pPr>
+      <w:r>
+        <w:rPr>
+          <w:b/>
+        </w:rPr>
+        <w:t xml:space="preserve">Deciding factor: </w:t>
+      </w:r>
+      <w:r>
+        <w:t>The DOMINANT T'au build in the sample (5/75). Deep-strike alpha: 4-5 Commanders + Crisis Sunforge (fusion S9 AP-4 D6), Broadside heavy rail (S12+ AP-4 Dev), Twin Lance, 2x Riptide ion accelerator, markerlight support. A markerlit 9" Sunforge/Crisis drop dumps ~25-35 into ONE Knight (fusion D6 + rail Dev bypass the ion shield). Fire-and-Fade neuters melee.</w:t>
+      </w:r>
+    </w:p>
+    <w:p>
+      <w:pPr>
+        <w:spacing w:after="40"/>
+      </w:pPr>
+      <w:r>
+        <w:rPr>
+          <w:b/>
+        </w:rPr>
+        <w:t>The heist:</w:t>
+      </w:r>
+    </w:p>
+    <w:p>
+      <w:pPr>
+        <w:pStyle w:val="ListBullet"/>
+      </w:pPr>
+      <w:r>
+        <w:t>NAVIGATOR DOME IS LOAD-BEARING: the 12" anti-Deep-Strike bubble denies the Sunforge/Crisis 9" drop — the single biggest swing in the matchup. Deploy it central.</w:t>
+      </w:r>
+    </w:p>
+    <w:p>
+      <w:pPr>
+        <w:pStyle w:val="ListBullet"/>
+      </w:pPr>
+      <w:r>
+        <w:t>Kill the Broadsides + Riptides at range (Volcano/plasma) before markerlights stack; delete Pathfinders (the mark engine) with the Avenger.</w:t>
+      </w:r>
+    </w:p>
+    <w:p>
+      <w:pPr>
+        <w:pStyle w:val="ListBullet"/>
+      </w:pPr>
+      <w:r>
+        <w:t>Rotate the most-lit Knight each turn; never present a clean un-Rotated focus target; LoS-block the alpha turn.</w:t>
+      </w:r>
+    </w:p>
+    <w:p>
+      <w:pPr>
+        <w:pStyle w:val="ListBullet"/>
+      </w:pPr>
+      <w:r>
+        <w:t>Out-OC on the ground (T'au OC is modest) IF you survive the alpha — steal the primary while their suits reposition.</w:t>
+      </w:r>
+    </w:p>
+    <w:p>
+      <w:pPr>
+        <w:spacing w:after="40"/>
+      </w:pPr>
+      <w:r>
+        <w:rPr>
+          <w:b/>
+        </w:rPr>
+        <w:t xml:space="preserve">Kill-priority: </w:t>
+      </w:r>
+      <w:r>
+        <w:t>Broadsides / Riptides (rail+ion) -&gt; Sunforge fusion suits -&gt; markerlight Pathfinders -&gt; Commanders.</w:t>
+      </w:r>
+    </w:p>
+    <w:p>
+      <w:pPr>
+        <w:spacing w:after="40"/>
+      </w:pPr>
+      <w:r>
+        <w:rPr>
+          <w:b/>
+        </w:rPr>
+        <w:t xml:space="preserve">Deploy / positioning: </w:t>
+      </w:r>
+      <w:r>
+        <w:t>Navigator dome central; reserves + terrain vs the drop; kill mark/rail platforms first.</w:t>
+      </w:r>
+    </w:p>
+    <w:p>
+      <w:pPr>
+        <w:keepNext/>
+        <w:spacing w:before="200"/>
+      </w:pPr>
+      <w:r>
+        <w:rPr>
+          <w:b/>
+          <w:color w:val="1F3864"/>
+          <w:sz w:val="26"/>
+        </w:rPr>
+        <w:t>Chaos Daemons — Blood Legion — Bloodcrusher cavalry + Bloodthirster</w:t>
+      </w:r>
+    </w:p>
+    <w:p>
+      <w:pPr>
+        <w:spacing w:after="40"/>
+      </w:pPr>
+      <w:r>
+        <w:rPr>
+          <w:b/>
+          <w:color w:val="B88600"/>
+        </w:rPr>
+        <w:t>COIN-FLIP</w:t>
+      </w:r>
+      <w:r>
+        <w:rPr>
+          <w:i/>
+        </w:rPr>
+        <w:t xml:space="preserve">   ·   Prevalence: Medium   ·   They run: Purge / Disruption</w:t>
+      </w:r>
+    </w:p>
+    <w:p>
+      <w:pPr>
+        <w:spacing w:after="40"/>
+      </w:pPr>
+      <w:r>
+        <w:rPr>
+          <w:b/>
+          <w:color w:val="B05A00"/>
+        </w:rPr>
+        <w:t>Better list: B</w:t>
+      </w:r>
+      <w:r>
+        <w:t xml:space="preserve"> — 2 Lancers counter-charge the Bloodcrusher cav + one duels the Bloodthirster (4++ trades). The cav out-runs a gunline read.</w:t>
+      </w:r>
+    </w:p>
+    <w:p>
+      <w:pPr>
+        <w:spacing w:after="40"/>
+      </w:pPr>
+      <w:r>
+        <w:rPr>
+          <w:b/>
+        </w:rPr>
+        <w:t xml:space="preserve">Deciding factor: </w:t>
+      </w:r>
+      <w:r>
+        <w:t>Fast MELEE alpha: 3x Skullmaster + Bloodcrusher Juggernaut cav (T6 W4, charge bonuses) + Bloodthirster (T10 W18 FLY, great axe S16 AP-3 Dev) + Rendmasters. Daemonic 5++ everywhere; charges into the no-melee-invuln Questoris. (Nurgle variant = Plaguebearer grind, slower, out-hold problem not a kill problem.)</w:t>
+      </w:r>
+    </w:p>
+    <w:p>
+      <w:pPr>
+        <w:spacing w:after="40"/>
+      </w:pPr>
+      <w:r>
+        <w:rPr>
+          <w:b/>
+        </w:rPr>
+        <w:t>The heist:</w:t>
+      </w:r>
+    </w:p>
+    <w:p>
+      <w:pPr>
+        <w:pStyle w:val="ListBullet"/>
+      </w:pPr>
+      <w:r>
+        <w:t>Shoot the Bloodcrushers (T6 W4, no armour help — gatling/plasma/RFBC) OFF before they charge; each un-charged Juggernaut pack is ~0 threat.</w:t>
+      </w:r>
+    </w:p>
+    <w:p>
+      <w:pPr>
+        <w:pStyle w:val="ListBullet"/>
+      </w:pPr>
+      <w:r>
+        <w:t>Screen the Bloodthirster's lane; Lancer DUELS it (4++ trades favourably, S20 one-rounds a wounded 'Thirster) rather than eating its charge on a Castellan.</w:t>
+      </w:r>
+    </w:p>
+    <w:p>
+      <w:pPr>
+        <w:pStyle w:val="ListBullet"/>
+      </w:pPr>
+      <w:r>
+        <w:t>Rotate the exposed Knight vs the (modest) ranged; out-OC the cav once thinned.</w:t>
+      </w:r>
+    </w:p>
+    <w:p>
+      <w:pPr>
+        <w:pStyle w:val="ListBullet"/>
+      </w:pPr>
+      <w:r>
+        <w:t>vs Nurgle grind: ignore the tarpit, out-shoot Plaguebearers off objectives, win on tempo.</w:t>
+      </w:r>
+    </w:p>
+    <w:p>
+      <w:pPr>
+        <w:spacing w:after="40"/>
+      </w:pPr>
+      <w:r>
+        <w:rPr>
+          <w:b/>
+        </w:rPr>
+        <w:t xml:space="preserve">Kill-priority: </w:t>
+      </w:r>
+      <w:r>
+        <w:t>Bloodthirster (or screen) -&gt; Bloodcrushers pre-charge -&gt; Skullmasters / Rendmasters.</w:t>
+      </w:r>
+    </w:p>
+    <w:p>
+      <w:pPr>
+        <w:spacing w:after="40"/>
+      </w:pPr>
+      <w:r>
+        <w:rPr>
+          <w:b/>
+        </w:rPr>
+        <w:t xml:space="preserve">Deploy / positioning: </w:t>
+      </w:r>
+      <w:r>
+        <w:t>Layer chaff/Armiger vs the charge; keep a Lancer free to counter-punch the cav.</w:t>
+      </w:r>
+    </w:p>
+    <w:p>
+      <w:pPr>
+        <w:keepNext/>
+        <w:spacing w:before="200"/>
+      </w:pPr>
+      <w:r>
+        <w:rPr>
+          <w:b/>
+          <w:color w:val="1F3864"/>
+          <w:sz w:val="26"/>
+        </w:rPr>
+        <w:t>Astra Militarum — Steel Hammer superheavies / Grizzled artillery — OBSERVED</w:t>
+      </w:r>
+    </w:p>
+    <w:p>
+      <w:pPr>
+        <w:spacing w:after="40"/>
+      </w:pPr>
+      <w:r>
+        <w:rPr>
+          <w:b/>
+          <w:color w:val="B88600"/>
+        </w:rPr>
+        <w:t>COIN-FLIP</w:t>
+      </w:r>
+      <w:r>
+        <w:rPr>
+          <w:i/>
+        </w:rPr>
+        <w:t xml:space="preserve">   ·   Prevalence: Medium   ·   They run: Priority Assets</w:t>
+      </w:r>
+    </w:p>
+    <w:p>
+      <w:pPr>
+        <w:spacing w:after="40"/>
+      </w:pPr>
+      <w:r>
+        <w:rPr>
+          <w:b/>
+          <w:color w:val="1F5C99"/>
+        </w:rPr>
+        <w:t>Better list: A</w:t>
+      </w:r>
+      <w:r>
+        <w:t xml:space="preserve"> — A straight firepower duel — 2x Volcano (S18) out-range/out-damage the superheavies. The matchup List A is built for.</w:t>
+      </w:r>
+    </w:p>
+    <w:p>
+      <w:pPr>
+        <w:spacing w:after="40"/>
+      </w:pPr>
+      <w:r>
+        <w:rPr>
+          <w:b/>
+        </w:rPr>
+        <w:t xml:space="preserve">Deciding factor: </w:t>
+      </w:r>
+      <w:r>
+        <w:t>A SHOOTING brawl in my lane: Baneblade/Banesword/Stormsword (CHARACTER via Steel Hammer) + lascannon sponsons, or Shadowsword (Volcano cannon S16 AP-4 D6+6 — one-shots a Knight) + 3 artillery + Leman Russ. High-S anti-Knight, but the superheavies are KILLABLE (T12-14 W22-24, no invuln) and SLOW.</w:t>
+      </w:r>
+    </w:p>
+    <w:p>
+      <w:pPr>
+        <w:spacing w:after="40"/>
+      </w:pPr>
+      <w:r>
+        <w:rPr>
+          <w:b/>
+        </w:rPr>
+        <w:t>The heist:</w:t>
+      </w:r>
+    </w:p>
+    <w:p>
+      <w:pPr>
+        <w:pStyle w:val="ListBullet"/>
+      </w:pPr>
+      <w:r>
+        <w:t>Win the gun duel: 2x Volcano (S18) out-ranges/out-damages their superheavies — delete the Shadowsword (the one thing that one-shots you) FIRST, then the lascannon platforms.</w:t>
+      </w:r>
+    </w:p>
+    <w:p>
+      <w:pPr>
+        <w:pStyle w:val="ListBullet"/>
+      </w:pPr>
+      <w:r>
+        <w:t>Rotate vs the alpha; hull-down T1; their artillery is indirect (worse into a moving Knight in cover).</w:t>
+      </w:r>
+    </w:p>
+    <w:p>
+      <w:pPr>
+        <w:pStyle w:val="ListBullet"/>
+      </w:pPr>
+      <w:r>
+        <w:t>Out-manoeuvre the M9-10 tanks + out-OC (Guard infantry is chaff you gun down); race the mission.</w:t>
+      </w:r>
+    </w:p>
+    <w:p>
+      <w:pPr>
+        <w:pStyle w:val="ListBullet"/>
+      </w:pPr>
+      <w:r>
+        <w:t>This is the matchup the 2-Castellan build is BUILT for — a straight firepower race.</w:t>
+      </w:r>
+    </w:p>
+    <w:p>
+      <w:pPr>
+        <w:spacing w:after="40"/>
+      </w:pPr>
+      <w:r>
+        <w:rPr>
+          <w:b/>
+        </w:rPr>
+        <w:t xml:space="preserve">Kill-priority: </w:t>
+      </w:r>
+      <w:r>
+        <w:t>Shadowsword (Volcano cannon) -&gt; lascannon superheavies -&gt; artillery -&gt; Leontus.</w:t>
+      </w:r>
+    </w:p>
+    <w:p>
+      <w:pPr>
+        <w:spacing w:after="40"/>
+      </w:pPr>
+      <w:r>
+        <w:rPr>
+          <w:b/>
+        </w:rPr>
+        <w:t xml:space="preserve">Deploy / positioning: </w:t>
+      </w:r>
+      <w:r>
+        <w:t>Hull-down + Rotate T1; concentrate Volcanoes on the biggest gun each turn.</w:t>
+      </w:r>
+    </w:p>
+    <w:p>
+      <w:pPr>
+        <w:keepNext/>
+        <w:spacing w:before="200"/>
+      </w:pPr>
+      <w:r>
+        <w:rPr>
+          <w:b/>
+          <w:color w:val="1F3864"/>
+          <w:sz w:val="26"/>
+        </w:rPr>
+        <w:t>Space Marines (Iron Hands) — Hammer of Avernii — Assault Terminator hammer brick — OBSERVED</w:t>
+      </w:r>
+    </w:p>
+    <w:p>
+      <w:pPr>
+        <w:spacing w:after="40"/>
+      </w:pPr>
+      <w:r>
+        <w:rPr>
+          <w:b/>
+          <w:color w:val="B88600"/>
+        </w:rPr>
+        <w:t>COIN-FLIP</w:t>
+      </w:r>
+      <w:r>
+        <w:rPr>
+          <w:i/>
+        </w:rPr>
+        <w:t xml:space="preserve">   ·   Prevalence: Medium   ·   They run: Purge the Foe</w:t>
+      </w:r>
+    </w:p>
+    <w:p>
+      <w:pPr>
+        <w:spacing w:after="40"/>
+      </w:pPr>
+      <w:r>
+        <w:rPr>
+          <w:b/>
+          <w:color w:val="B05A00"/>
+        </w:rPr>
+        <w:t>Better list: B</w:t>
+      </w:r>
+      <w:r>
+        <w:t xml:space="preserve"> — 2nd Lancer counter-charges the 10-model hammer brick (4++ survives the hammers a Castellan can't) + a 2nd assassin for Feirros/characters.</w:t>
+      </w:r>
+    </w:p>
+    <w:p>
+      <w:pPr>
+        <w:spacing w:after="40"/>
+      </w:pPr>
+      <w:r>
+        <w:rPr>
+          <w:b/>
+        </w:rPr>
+        <w:t xml:space="preserve">Deciding factor: </w:t>
+      </w:r>
+      <w:r>
+        <w:t>10-model Assault Terminator thunder-hammer brick (S8 AP-2 D2, ~12-16 into a no-invuln Questoris on the charge) delivered by deep-strike + Celerity advance-charge, Feirros durability, Ballistus/Repulsor lascannon backfield. The brick is the only real Knight-killer; the rest is chaff/scorers.</w:t>
+      </w:r>
+    </w:p>
+    <w:p>
+      <w:pPr>
+        <w:spacing w:after="40"/>
+      </w:pPr>
+      <w:r>
+        <w:rPr>
+          <w:b/>
+        </w:rPr>
+        <w:t>The heist:</w:t>
+      </w:r>
+    </w:p>
+    <w:p>
+      <w:pPr>
+        <w:pStyle w:val="ListBullet"/>
+      </w:pPr>
+      <w:r>
+        <w:t>Screen the deep-strike (Navigator dome) + shoot the hammer brick BEFORE it lands (Avenger/RFBC into 2W-2+ Terminators — volume forces the 4++).</w:t>
+      </w:r>
+    </w:p>
+    <w:p>
+      <w:pPr>
+        <w:pStyle w:val="ListBullet"/>
+      </w:pPr>
+      <w:r>
+        <w:t>Lancer counter-charges the landed brick (4++ survives hammers a Castellan can't); never feed a Questoris into its charge.</w:t>
+      </w:r>
+    </w:p>
+    <w:p>
+      <w:pPr>
+        <w:pStyle w:val="ListBullet"/>
+      </w:pPr>
+      <w:r>
+        <w:t>Delete the Repulsor/Ballistus (lascannon) + Sternguard with the big guns; out-OC the ~30 bodies.</w:t>
+      </w:r>
+    </w:p>
+    <w:p>
+      <w:pPr>
+        <w:pStyle w:val="ListBullet"/>
+      </w:pPr>
+      <w:r>
+        <w:t>Win on the mission — the brick can't be everywhere; contest what it isn't on with OC10.</w:t>
+      </w:r>
+    </w:p>
+    <w:p>
+      <w:pPr>
+        <w:spacing w:after="40"/>
+      </w:pPr>
+      <w:r>
+        <w:rPr>
+          <w:b/>
+        </w:rPr>
+        <w:t xml:space="preserve">Kill-priority: </w:t>
+      </w:r>
+      <w:r>
+        <w:t>Repulsor/Ballistus (lascannon) -&gt; hammer brick as it lands -&gt; Sternguard -&gt; Scouts.</w:t>
+      </w:r>
+    </w:p>
+    <w:p>
+      <w:pPr>
+        <w:spacing w:after="40"/>
+      </w:pPr>
+      <w:r>
+        <w:rPr>
+          <w:b/>
+        </w:rPr>
+        <w:t xml:space="preserve">Deploy / positioning: </w:t>
+      </w:r>
+      <w:r>
+        <w:t>Navigator dome vs the drop; hold the Lancer to counter-charge the brick.</w:t>
       </w:r>
     </w:p>
     <w:p>
@@ -3815,7 +6112,22 @@
         <w:rPr>
           <w:i/>
         </w:rPr>
-        <w:t xml:space="preserve">   ·   Prevalence: Target   ·   They tend to run: Priority Assets (opp), you play Meatgrinder</w:t>
+        <w:t xml:space="preserve">   ·   Prevalence: Target   ·   They run: Priority Assets (opp), you play Meatgrinder</w:t>
+      </w:r>
+    </w:p>
+    <w:p>
+      <w:pPr>
+        <w:spacing w:after="40"/>
+      </w:pPr>
+      <w:r>
+        <w:rPr>
+          <w:b/>
+          <w:color w:val="1F5C99"/>
+        </w:rPr>
+        <w:t>Better list: A</w:t>
+      </w:r>
+      <w:r>
+        <w:t xml:space="preserve"> — The LSO target: a firepower + mission race. 2nd Castellan strips the Sternguard/Land-Speeder enablers faster and breaks the Oath convergence — out-gun, out-mobile.</w:t>
       </w:r>
     </w:p>
     <w:p>
@@ -3901,6 +6213,387 @@
       </w:r>
       <w:r>
         <w:t>Navigator home-hold + deploy Hidden; don't over-expose to the alpha convergence.</w:t>
+      </w:r>
+    </w:p>
+    <w:p>
+      <w:r>
+        <w:br w:type="page"/>
+      </w:r>
+    </w:p>
+    <w:p>
+      <w:pPr>
+        <w:spacing w:before="160" w:after="80"/>
+      </w:pPr>
+      <w:r>
+        <w:rPr>
+          <w:b/>
+          <w:color w:val="1F3864"/>
+          <w:sz w:val="28"/>
+        </w:rPr>
+        <w:t>APPENDIX — VERIFIED 11E PROFILES (the numbers behind the sim)</w:t>
+      </w:r>
+    </w:p>
+    <w:p>
+      <w:pPr>
+        <w:pStyle w:val="ListBullet"/>
+      </w:pPr>
+      <w:r>
+        <w:rPr>
+          <w:b/>
+        </w:rPr>
+        <w:t xml:space="preserve">Knight Castellan (400): </w:t>
+      </w:r>
+      <w:r>
+        <w:t>M8 T12 Sv3+ W28 OC10, 5+ inv vs RANGED only  — No melee invuln.</w:t>
+      </w:r>
+    </w:p>
+    <w:p>
+      <w:pPr>
+        <w:pStyle w:val="ListBullet"/>
+      </w:pPr>
+      <w:r>
+        <w:rPr>
+          <w:b/>
+        </w:rPr>
+        <w:t xml:space="preserve">Volcano lance: </w:t>
+      </w:r>
+      <w:r>
+        <w:t>72" | D3 | S18 | AP-5 | D6+8 | Blast  — D3 SHOTS (avg 2) — one-shots no-invuln T10-14.</w:t>
+      </w:r>
+    </w:p>
+    <w:p>
+      <w:pPr>
+        <w:pStyle w:val="ListBullet"/>
+      </w:pPr>
+      <w:r>
+        <w:rPr>
+          <w:b/>
+        </w:rPr>
+        <w:t xml:space="preserve">Plasma decimator (supercharge): </w:t>
+      </w:r>
+      <w:r>
+        <w:t>48" | D6+3 | S9 | AP-4 | D3 | Blast, Hazardous  — Anti-elite volume (~6.5 shots).</w:t>
+      </w:r>
+    </w:p>
+    <w:p>
+      <w:pPr>
+        <w:pStyle w:val="ListBullet"/>
+      </w:pPr>
+      <w:r>
+        <w:rPr>
+          <w:b/>
+        </w:rPr>
+        <w:t xml:space="preserve">Shieldbreaker missile: </w:t>
+      </w:r>
+      <w:r>
+        <w:t>72" | 1 | S12 | AP-6 | D6+1 | Anti-Titanic 4+, Dev Wounds  — Character/tank sniper.</w:t>
+      </w:r>
+    </w:p>
+    <w:p>
+      <w:pPr>
+        <w:pStyle w:val="ListBullet"/>
+      </w:pPr>
+      <w:r>
+        <w:rPr>
+          <w:b/>
+        </w:rPr>
+        <w:t xml:space="preserve">Knight Crusader (395): </w:t>
+      </w:r>
+      <w:r>
+        <w:t>M10 T11 Sv3+ W26 OC10, 5+ inv vs RANGED only</w:t>
+      </w:r>
+    </w:p>
+    <w:p>
+      <w:pPr>
+        <w:pStyle w:val="ListBullet"/>
+      </w:pPr>
+      <w:r>
+        <w:rPr>
+          <w:b/>
+        </w:rPr>
+        <w:t xml:space="preserve">Rapid-fire battle cannon: </w:t>
+      </w:r>
+      <w:r>
+        <w:t>72" | D6+3 | S10 | AP-1 | D3 | Blast, RF D6+3  — Anti-infantry/light.</w:t>
+      </w:r>
+    </w:p>
+    <w:p>
+      <w:pPr>
+        <w:pStyle w:val="ListBullet"/>
+      </w:pPr>
+      <w:r>
+        <w:rPr>
+          <w:b/>
+        </w:rPr>
+        <w:t xml:space="preserve">Avenger gatling cannon: </w:t>
+      </w:r>
+      <w:r>
+        <w:t>36" | 18 | S6 | AP-2 | D2  — A18 strips soft OC.</w:t>
+      </w:r>
+    </w:p>
+    <w:p>
+      <w:pPr>
+        <w:pStyle w:val="ListBullet"/>
+      </w:pPr>
+      <w:r>
+        <w:rPr>
+          <w:b/>
+        </w:rPr>
+        <w:t xml:space="preserve">Thermal cannon: </w:t>
+      </w:r>
+      <w:r>
+        <w:t>24" | 2D3 | S12 | AP-4 | D6 | Blast, Melta 6  — Anti-tank / Speeders.</w:t>
+      </w:r>
+    </w:p>
+    <w:p>
+      <w:pPr>
+        <w:pStyle w:val="ListBullet"/>
+      </w:pPr>
+      <w:r>
+        <w:rPr>
+          <w:b/>
+        </w:rPr>
+        <w:t xml:space="preserve">Cerastus Knight Lancer (415): </w:t>
+      </w:r>
+      <w:r>
+        <w:t>M14 T11 Sv3+ W28 OC10, 4+ inv vs ALL  — Full melee invuln — the key.</w:t>
+      </w:r>
+    </w:p>
+    <w:p>
+      <w:pPr>
+        <w:pStyle w:val="ListBullet"/>
+      </w:pPr>
+      <w:r>
+        <w:rPr>
+          <w:b/>
+        </w:rPr>
+        <w:t xml:space="preserve">Shock lance — strike: </w:t>
+      </w:r>
+      <w:r>
+        <w:t>Melee | 5 | WS2+ | S20 | AP-3 | D8 | Lance  — Wounds &lt;=T12 on 2s; deletes any non-Titanic.</w:t>
+      </w:r>
+    </w:p>
+    <w:p>
+      <w:pPr>
+        <w:pStyle w:val="ListBullet"/>
+      </w:pPr>
+      <w:r>
+        <w:rPr>
+          <w:b/>
+        </w:rPr>
+        <w:t xml:space="preserve">Shock lance — sweep: </w:t>
+      </w:r>
+      <w:r>
+        <w:t>Melee | 10 | WS2+ | S10 | AP-2 | D3  — ~5-7 MEQ/turn into hordes.</w:t>
+      </w:r>
+    </w:p>
+    <w:p>
+      <w:pPr>
+        <w:pStyle w:val="ListBullet"/>
+      </w:pPr>
+      <w:r>
+        <w:rPr>
+          <w:b/>
+        </w:rPr>
+        <w:t xml:space="preserve">Shock Charge: </w:t>
+      </w:r>
+      <w:r>
+        <w:t>free Tank Shock (0CP, repeatable) on the charge  — Bonus mortal wounds on the charge.</w:t>
+      </w:r>
+    </w:p>
+    <w:p>
+      <w:pPr>
+        <w:pStyle w:val="ListBullet"/>
+      </w:pPr>
+      <w:r>
+        <w:rPr>
+          <w:b/>
+        </w:rPr>
+        <w:t xml:space="preserve">Armiger Helverin (140): </w:t>
+      </w:r>
+      <w:r>
+        <w:t>M12 T9 Sv3+ W14 OC6  — 2x autocannon 48" 4 S9 AP-1 D3; Suppression -1 to hit.</w:t>
+      </w:r>
+    </w:p>
+    <w:p>
+      <w:pPr>
+        <w:spacing w:before="160" w:after="80"/>
+      </w:pPr>
+      <w:r>
+        <w:rPr>
+          <w:b/>
+          <w:color w:val="000000"/>
+          <w:sz w:val="24"/>
+        </w:rPr>
+        <w:t>Key enemy anti-Knight weapons</w:t>
+      </w:r>
+    </w:p>
+    <w:p>
+      <w:pPr>
+        <w:pStyle w:val="ListBullet"/>
+      </w:pPr>
+      <w:r>
+        <w:rPr>
+          <w:b/>
+        </w:rPr>
+        <w:t xml:space="preserve">AdMech Kataphron heavy arc rifle: </w:t>
+      </w:r>
+      <w:r>
+        <w:t>30" | 2 | S8 | AP-2 | D3 | Anti-Vehicle 4+, RF2  — Wounds Knights on 4s regardless of S. Range-deny (RF2 &lt;=15").</w:t>
+      </w:r>
+    </w:p>
+    <w:p>
+      <w:pPr>
+        <w:pStyle w:val="ListBullet"/>
+      </w:pPr>
+      <w:r>
+        <w:rPr>
+          <w:b/>
+        </w:rPr>
+        <w:t xml:space="preserve">AdMech Ironstrider twin cognis lascannon: </w:t>
+      </w:r>
+      <w:r>
+        <w:t>48" | 2 | S12 | AP-3 | D6+1 | Sus1, Twin  — Volume anti-tank.</w:t>
+      </w:r>
+    </w:p>
+    <w:p>
+      <w:pPr>
+        <w:pStyle w:val="ListBullet"/>
+      </w:pPr>
+      <w:r>
+        <w:rPr>
+          <w:b/>
+        </w:rPr>
+        <w:t xml:space="preserve">AdMech Skorpius ferrumite cannon: </w:t>
+      </w:r>
+      <w:r>
+        <w:t>48" | 3 | S12 | AP-3 | D6+1  — +1 hit vs Mon/Veh.</w:t>
+      </w:r>
+    </w:p>
+    <w:p>
+      <w:pPr>
+        <w:pStyle w:val="ListBullet"/>
+      </w:pPr>
+      <w:r>
+        <w:rPr>
+          <w:b/>
+        </w:rPr>
+        <w:t xml:space="preserve">T'au Hammerhead railgun: </w:t>
+      </w:r>
+      <w:r>
+        <w:t>72" | 1 | S20 | AP-5 | D6+6 | Heavy, Dev Wounds  — Dev crit-mortals bypass the ion shield.</w:t>
+      </w:r>
+    </w:p>
+    <w:p>
+      <w:pPr>
+        <w:pStyle w:val="ListBullet"/>
+      </w:pPr>
+      <w:r>
+        <w:rPr>
+          <w:b/>
+        </w:rPr>
+        <w:t xml:space="preserve">T'au Broadside heavy rail rifle: </w:t>
+      </w:r>
+      <w:r>
+        <w:t>60" | 2 | S12 | AP-4 | D6+1 | Heavy, Dev</w:t>
+      </w:r>
+    </w:p>
+    <w:p>
+      <w:pPr>
+        <w:pStyle w:val="ListBullet"/>
+      </w:pPr>
+      <w:r>
+        <w:rPr>
+          <w:b/>
+        </w:rPr>
+        <w:t xml:space="preserve">T'au Crisis Sunforge fusion: </w:t>
+      </w:r>
+      <w:r>
+        <w:t>12" | 1 | S9 | AP-4 | D6 | Melta 2  — Re-rolls wound+dmg vs Mon/Veh; the deep-strike killer.</w:t>
+      </w:r>
+    </w:p>
+    <w:p>
+      <w:pPr>
+        <w:pStyle w:val="ListBullet"/>
+      </w:pPr>
+      <w:r>
+        <w:rPr>
+          <w:b/>
+        </w:rPr>
+        <w:t xml:space="preserve">EC Defiler ectoplasma destructor: </w:t>
+      </w:r>
+      <w:r>
+        <w:t>36" | D6 | S12 | AP-3 | D3 | Blast  — Plus shearing claws MELEE 5A S16 AP-3 D6+1 (anti-Knight).</w:t>
+      </w:r>
+    </w:p>
+    <w:p>
+      <w:pPr>
+        <w:pStyle w:val="ListBullet"/>
+      </w:pPr>
+      <w:r>
+        <w:rPr>
+          <w:b/>
+        </w:rPr>
+        <w:t xml:space="preserve">EC Maulerfiend fists: </w:t>
+      </w:r>
+      <w:r>
+        <w:t>Melee | 6 | S14 | AP-2 | D6+1  — Fast melee, wounds Knights on 3-4s.</w:t>
+      </w:r>
+    </w:p>
+    <w:p>
+      <w:pPr>
+        <w:pStyle w:val="ListBullet"/>
+      </w:pPr>
+      <w:r>
+        <w:rPr>
+          <w:b/>
+        </w:rPr>
+        <w:t xml:space="preserve">Custodes guardian spear: </w:t>
+      </w:r>
+      <w:r>
+        <w:t>Melee | 5 | WS2+ | S7 | AP-2 | D2  — Wounds Knights on 5+ — thin anti-Knight.</w:t>
+      </w:r>
+    </w:p>
+    <w:p>
+      <w:pPr>
+        <w:pStyle w:val="ListBullet"/>
+      </w:pPr>
+      <w:r>
+        <w:rPr>
+          <w:b/>
+        </w:rPr>
+        <w:t xml:space="preserve">Custodes Caladius blaze cannon: </w:t>
+      </w:r>
+      <w:r>
+        <w:t>48" | 4 | S12 | AP-3 | D6+2 | Twin  — Their one real gun.</w:t>
+      </w:r>
+    </w:p>
+    <w:p>
+      <w:pPr>
+        <w:pStyle w:val="ListBullet"/>
+      </w:pPr>
+      <w:r>
+        <w:rPr>
+          <w:b/>
+        </w:rPr>
+        <w:t xml:space="preserve">Ork power klaw / Gork's Klaw: </w:t>
+      </w:r>
+      <w:r>
+        <w:t>Klaw S9 AP-2 D2 (Meganob S10) / Ghaz S14 AP-3 D4  — Klaw wounds Knights on 5s (volume); Ghaz on 3s.</w:t>
+      </w:r>
+    </w:p>
+    <w:p>
+      <w:pPr>
+        <w:pStyle w:val="ListBullet"/>
+      </w:pPr>
+      <w:r>
+        <w:rPr>
+          <w:b/>
+        </w:rPr>
+        <w:t xml:space="preserve">Ork Squighog big choppa: </w:t>
+      </w:r>
+      <w:r>
+        <w:t>Melee | 4 | S6 | AP-1 | D2 | Anti-Vehicle 4+  — Wounds Knights on 4s.</w:t>
       </w:r>
     </w:p>
     <w:sectPr>

--- a/docs/Reports & Plans/LSO-Runbook.docx
+++ b/docs/Reports & Plans/LSO-Runbook.docx
@@ -111,10 +111,10 @@
         <w:rPr>
           <w:b/>
         </w:rPr>
-        <w:t xml:space="preserve">1x Armiger Helverin (140) — </w:t>
-      </w:r>
-      <w:r>
-        <w:t>Backfield 48" autocannons + cheap OC6 body / screen.</w:t>
+        <w:t xml:space="preserve">2x Armiger Helverin (140 ea) — </w:t>
+      </w:r>
+      <w:r>
+        <w:t>TWO backfield 48" autocannon platforms + OC6 screens — the points-efficient fill (a single Armiger wastes ~95 pts) + extra OC for the melee-heavy meta.</w:t>
       </w:r>
     </w:p>
     <w:p>
@@ -1398,7 +1398,7 @@
     </w:p>
     <w:p>
       <w:r>
-        <w:t>Realistic 300+ GT expectation (re-verified): a positive-but-underdog record, roughly 3-3 to 4-2 over 5-6 rounds (~55-65% game win rate, pairing-skewed). Bank the broad early/mid field (the favourable + winnable coin-flips); slide toward losses as the top cut concentrates the filth (Necrons/T'au/Ravenwing/AdMech/SW). Correct Knight goal: strong positive + steal a couple you shouldn't win — NOT winning the event. The 2-Castellan shooting core IMPROVES this over 2-Lancer (more removal-race firepower for exactly the hard matchups). List blind spots (priority order): (1) ~85-175 pts unspent + ZERO enhancements = fix to 2000 first; (2) only ONE 4++ Lancer into a melee-heavy field — accepted price of shooting-dominance; mitigate by killing deliverers pre-charge + Lancer's-Sigil charge re-roll, NOT a 2nd blade; (3) screening deep-strike alphas (BA/SW/Votann/GSC) with only ~5 combat models — the Navigator dome is load-bearing; (4) anti-horde is moderate (accept Green Tide); (5) out-OC'd by most of the field -&gt; lock PURGE THE FOE (kill-weighted) over Priority Assets.</w:t>
+        <w:t>Realistic 300+ GT expectation (re-verified): a positive-but-underdog record, roughly 3-3 to 4-2 over 5-6 rounds (~55-65% game win rate, pairing-skewed). Bank the broad early/mid field (the favourable + winnable coin-flips); slide toward losses as the top cut concentrates the filth (Necrons/T'au/Ravenwing/AdMech/SW). Correct Knight goal: strong positive + steal a couple you shouldn't win — NOT winning the event. The 2-Castellan shooting core IMPROVES this over 2-Lancer (more removal-race firepower for exactly the hard matchups). List blind spots (priority order): (1) [RESOLVED] now costed to 1,995/2000 (2nd Armiger + Blessed Plate); (2) only ONE 4++ Lancer into a melee-heavy field — accepted price of shooting-dominance; mitigate by killing deliverers pre-charge, NOT a 2nd blade; (3) screening deep-strike alphas (BA/SW/Votann/GSC) with only ~5 combat models — the Navigator dome is load-bearing; (4) anti-horde is moderate (accept Green Tide); (5) out-OC'd by most of the field -&gt; lock PURGE THE FOE (kill-weighted) over Priority Assets.</w:t>
       </w:r>
     </w:p>
     <w:p>

--- a/docs/Reports & Plans/LSO-Runbook.docx
+++ b/docs/Reports & Plans/LSO-Runbook.docx
@@ -69,10 +69,10 @@
         <w:rPr>
           <w:b/>
         </w:rPr>
-        <w:t xml:space="preserve">2x Knight Castellan (400 ea) — </w:t>
-      </w:r>
-      <w:r>
-        <w:t>The shooting core. 2x Volcano (D3 shots ea, ~23 dmg) one-shots no-invuln anchors + snipes characters; plasma decimator anti-elite volume; +1 hit vs terrain (Dominus).</w:t>
+        <w:t xml:space="preserve">2x Knight Castellan (425 + 450) — </w:t>
+      </w:r>
+      <w:r>
+        <w:t>The shooting core (escalating: 1st 425, 2nd 450). 2x Volcano (D3 shots ea, ~23 dmg) one-shots no-invuln anchors + snipes; plasma decimator anti-elite; +1 hit vs terrain (Dominus). #1 bears Archeotech Autoloaders (re-roll the shot count on the D3/D6+3 guns).</w:t>
       </w:r>
     </w:p>
     <w:p>
@@ -83,10 +83,10 @@
         <w:rPr>
           <w:b/>
         </w:rPr>
-        <w:t xml:space="preserve">1x Knight Crusader (395) — </w:t>
-      </w:r>
-      <w:r>
-        <w:t>Anti-infantry SUBTRACTION: RFBC + Avenger A18 strip soft OC; thermal for anti-tank/Speeders.</w:t>
+        <w:t xml:space="preserve">1x Knight Crusader (410) — </w:t>
+      </w:r>
+      <w:r>
+        <w:t>395 base + 15 for the RFBC. Anti-infantry SUBTRACTION: RFBC + Avenger A18 strip soft OC; thermal for anti-tank/Speeders.</w:t>
       </w:r>
     </w:p>
     <w:p>
@@ -111,10 +111,10 @@
         <w:rPr>
           <w:b/>
         </w:rPr>
-        <w:t xml:space="preserve">2x Armiger Helverin (140 ea) — </w:t>
-      </w:r>
-      <w:r>
-        <w:t>TWO backfield 48" autocannon platforms + OC6 screens — the points-efficient fill (a single Armiger wastes ~95 pts) + extra OC for the melee-heavy meta.</w:t>
+        <w:t xml:space="preserve">1x Armiger Helverin (140) — </w:t>
+      </w:r>
+      <w:r>
+        <w:t>Backfield 48" autocannon platform + OC6 screen.</w:t>
       </w:r>
     </w:p>
     <w:p>
@@ -125,10 +125,10 @@
         <w:rPr>
           <w:b/>
         </w:rPr>
-        <w:t xml:space="preserve">1x Navigator (Agents ally) (~75) — </w:t>
-      </w:r>
-      <w:r>
-        <w:t>12" anti-Deep-Strike dome (vs BA/SW/GSC/deep-strike alphas) + Hidden home-holder. Allies take no enhancement.</w:t>
+        <w:t xml:space="preserve">1x Navigator (Agents ally) (75) — </w:t>
+      </w:r>
+      <w:r>
+        <w:t>12" anti-Deep-Strike dome (vs BA/SW/GSC/deep-strike alphas) + Hidden home-holder. Allies take no enhancement. (75 confirmed from Scott Ketcham's Tacoma roster.)</w:t>
       </w:r>
     </w:p>
     <w:p>
@@ -271,7 +271,7 @@
         <w:t xml:space="preserve">The trade, in one line [DECISION]: </w:t>
       </w:r>
       <w:r>
-        <w:t>List A removes ~1-2 more things per turn AT RANGE (dominates the shooting phase); List B survives + counter-punches one more MELEE lane (wins the fight phase you can't tank). Which matters more = which half of the meta you expect to face, and which losses hurt most. Points are near-identical (~1825-1840 base each; verify Castellan 400 vs app-425 against LIVE MFM before submitting).</w:t>
+        <w:t>List A removes ~1-2 more things per turn AT RANGE (dominates the shooting phase); List B survives + counter-punches one more MELEE lane (wins the fight phase you can't tank). Which matters more = which half of the meta you expect to face, and which losses hurt most. Points are near-identical (~1825-1840 base each; Castellan escalates 425/450, Crusader 410 w/RFBC — confirm Lancer/Armiger vs MFM).</w:t>
       </w:r>
     </w:p>
     <w:p>
@@ -314,7 +314,7 @@
         <w:t xml:space="preserve">Clear edge to LIST B (2 Lancer — win the fight matchups): </w:t>
       </w:r>
       <w:r>
-        <w:t>Custodes (4), Blood Angels (4), DA Deathwing (~3), Thousand Sons (3), Chaos Daemons Khorne (~2), Iron Hands Terminators (~2), Orks (9, but a loss either way)</w:t>
+        <w:t>Custodes (4), Blood Angels (4), DA Deathwing (~3), Thousand Sons (3), Chaos Daemons Khorne (~2), Iron Hands Terminators (~2), Orks (8, but a loss either way)</w:t>
       </w:r>
     </w:p>
     <w:p>
@@ -347,7 +347,7 @@
     </w:p>
     <w:p>
       <w:r>
-        <w:t>IT'S CLOSE — and that's the honest headline. Prevalence-weighted, the field splits almost evenly: ~25 of 75 lean LIST A (the ranged-anti-tank half), ~18 lean LIST B plus the 9 un-winnable Orks, and ~19 are EVEN (led by the #1-tie Emperor's Children). The meta is ~57% melee-forward BY BODY, which argues for the 2nd Lancer — BUT the matchups that leans decide are asymmetric.</w:t>
+        <w:t>IT'S CLOSE — and that's the honest headline. Prevalence-weighted, the field splits almost evenly: ~24 of 70 lean LIST A (the ranged-anti-tank half), ~17 lean LIST B plus the 8 un-winnable Orks, and ~19 are EVEN (led by the #1-tie Emperor's Children). The meta is ~57% melee-forward BY BODY, which argues for the 2nd Lancer — BUT the matchups that leans decide are asymmetric.</w:t>
       </w:r>
     </w:p>
     <w:p>
@@ -391,7 +391,7 @@
     </w:p>
     <w:p>
       <w:r>
-        <w:t>n=75 top-finishing lists (every entry went X-1 or better; incl. the 8-0 Tacoma winner and 7-0 Edinburgh Major). This is a WINNERS' meta (what beats the field), post-Dataslate, late July 2026 — the exact filth LSO's top tables will bring. Counts are of top lists, not raw popularity, so read them as 'what's winning', prevalence-weighted.</w:t>
+        <w:t>n=70 top-finishing lists dated ON/AFTER 2026-07-23 (post-Dataslate cutoff: the 7/22 Dataslate reset points/rules, so pre-7/23 GTs incl. Tacoma 7/17 + Edinburgh 7/18 are EXCLUDED). WINNERS' meta, late July 2026 — the exact filth LSO's top tables will bring. Counts are of top lists, not raw popularity, so read them as 'what's winning', prevalence-weighted.</w:t>
       </w:r>
     </w:p>
     <w:tbl>
@@ -524,7 +524,7 @@
           </w:tcPr>
           <w:p>
             <w:r>
-              <w:t>9</w:t>
+              <w:t>8</w:t>
             </w:r>
           </w:p>
         </w:tc>
@@ -754,7 +754,7 @@
           </w:tcPr>
           <w:p>
             <w:r>
-              <w:t>4</w:t>
+              <w:t>3</w:t>
             </w:r>
           </w:p>
         </w:tc>
@@ -938,7 +938,7 @@
           </w:tcPr>
           <w:p>
             <w:r>
-              <w:t>3</w:t>
+              <w:t>2</w:t>
             </w:r>
           </w:p>
         </w:tc>
@@ -1066,7 +1066,7 @@
           </w:tcPr>
           <w:p>
             <w:r>
-              <w:t>Tyranids (Crusher Stampede / Invasion Fleet)</w:t>
+              <w:t>Tyranids (Crusher Stampede)</w:t>
             </w:r>
           </w:p>
         </w:tc>
@@ -1076,7 +1076,7 @@
           </w:tcPr>
           <w:p>
             <w:r>
-              <w:t>3</w:t>
+              <w:t>2</w:t>
             </w:r>
           </w:p>
         </w:tc>
@@ -1204,7 +1204,7 @@
           </w:tcPr>
           <w:p>
             <w:r>
-              <w:t>Long tail (Aeldari Windrider, Death Guard, Adepta Sororitas, Chaos Knights)</w:t>
+              <w:t>Long tail (Aeldari Windrider, Death Guard, Chaos Knights)</w:t>
             </w:r>
           </w:p>
         </w:tc>
@@ -1214,7 +1214,7 @@
           </w:tcPr>
           <w:p>
             <w:r>
-              <w:t>4</w:t>
+              <w:t>3</w:t>
             </w:r>
           </w:p>
         </w:tc>
@@ -1282,7 +1282,7 @@
         <w:t xml:space="preserve">Rotate Ion Shields — </w:t>
       </w:r>
       <w:r>
-        <w:t>The durability lever: upgrade ONE Knight to 4++ vs shooting each turn. [VERIFY exact Valourstrike stratagem name/wording vs the LIVE faction pack — the 11E datasheet Ion Shield is the printed '5+* vs ranged only'; confirm the detachment grants the per-turn 4++.]</w:t>
+        <w:t>VALOURSTRIKE 1CP STRATAGEM: +1 to a Knight's invulnerable save vs SHOOTING (5++ -&gt; 4++) for the phase. The core durability lever in the hard shooting matchups — cycle it onto the focused Knight each turn. (Stratagems ARE the detachment: how Valourstrike actually plays.)</w:t>
       </w:r>
     </w:p>
     <w:p>
@@ -1324,7 +1324,7 @@
         <w:t xml:space="preserve">Volcano lance — </w:t>
       </w:r>
       <w:r>
-        <w:t>VERIFIED 72" D3 SHOTS (avg 2), S18 AP-5 D6+8 [Blast] — ~23 dmg/turn; one-shots no-invuln anchors (Hammerheads T10, Land Raiders T12, Kataphrons, Shadowsword, no-invuln Norns/Emissaries). Overkill into low-W chaff. The Castellan is 400pts (BSData; app may price 425 — verify vs live MFM).</w:t>
+        <w:t>VERIFIED 72" D3 SHOTS (avg 2), S18 AP-5 D6+8 [Blast] — ~23 dmg/turn; one-shots no-invuln anchors (Hammerheads T10, Land Raiders T12, Kataphrons, Shadowsword, no-invuln Norns/Emissaries). Overkill into low-W chaff. The Castellan is 425/450 pts (escalating: 1st 425, 2nd 450 — MFM).</w:t>
       </w:r>
     </w:p>
     <w:p>
@@ -1398,7 +1398,7 @@
     </w:p>
     <w:p>
       <w:r>
-        <w:t>Realistic 300+ GT expectation (re-verified): a positive-but-underdog record, roughly 3-3 to 4-2 over 5-6 rounds (~55-65% game win rate, pairing-skewed). Bank the broad early/mid field (the favourable + winnable coin-flips); slide toward losses as the top cut concentrates the filth (Necrons/T'au/Ravenwing/AdMech/SW). Correct Knight goal: strong positive + steal a couple you shouldn't win — NOT winning the event. The 2-Castellan shooting core IMPROVES this over 2-Lancer (more removal-race firepower for exactly the hard matchups). List blind spots (priority order): (1) [RESOLVED] now costed to 1,995/2000 (2nd Armiger + Blessed Plate); (2) only ONE 4++ Lancer into a melee-heavy field — accepted price of shooting-dominance; mitigate by killing deliverers pre-charge, NOT a 2nd blade; (3) screening deep-strike alphas (BA/SW/Votann/GSC) with only ~5 combat models — the Navigator dome is load-bearing; (4) anti-horde is moderate (accept Green Tide); (5) out-OC'd by most of the field -&gt; lock PURGE THE FOE (kill-weighted) over Priority Assets.</w:t>
+        <w:t>Realistic 300+ GT expectation (re-verified): a positive-but-underdog record, roughly 3-3 to 4-2 over 5-6 rounds (~55-65% game win rate, pairing-skewed). Bank the broad early/mid field (the favourable + winnable coin-flips); slide toward losses as the top cut concentrates the filth (Necrons/T'au/Ravenwing/AdMech/SW). Correct Knight goal: strong positive + steal a couple you shouldn't win — NOT winning the event. The 2-Castellan shooting core IMPROVES this over 2-Lancer (more removal-race firepower for exactly the hard matchups). List blind spots (priority order): (1) [RESOLVED] costed to 1,970/2000 (1 Armiger + Archeotech Autoloaders + Blessed Plate); (2) only ONE 4++ Lancer into a melee-heavy field — accepted price of shooting-dominance; mitigate by killing deliverers pre-charge, NOT a 2nd blade; (3) screening deep-strike alphas (BA/SW/Votann/GSC) with only ~5 combat models — the Navigator dome is load-bearing; (4) anti-horde is moderate (accept Green Tide); (5) out-OC'd by most of the field -&gt; lock PURGE THE FOE (kill-weighted) over Priority Assets.</w:t>
       </w:r>
     </w:p>
     <w:p>
@@ -3519,7 +3519,7 @@
         <w:t>Better list: B</w:t>
       </w:r>
       <w:r>
-        <w:t xml:space="preserve"> — Counter-charge the thunder-hammer brick; 4++ Lancer trades where a Castellan dies. (Not in the n=75 sample.)</w:t>
+        <w:t xml:space="preserve"> — Counter-charge the thunder-hammer brick; 4++ Lancer trades where a Castellan dies. (Not in the n=70 sample.)</w:t>
       </w:r>
     </w:p>
     <w:p>
@@ -6241,7 +6241,7 @@
         <w:rPr>
           <w:b/>
         </w:rPr>
-        <w:t xml:space="preserve">Knight Castellan (400): </w:t>
+        <w:t xml:space="preserve">Knight Castellan (425 / 450 escalating): </w:t>
       </w:r>
       <w:r>
         <w:t>M8 T12 Sv3+ W28 OC10, 5+ inv vs RANGED only  — No melee invuln.</w:t>

--- a/docs/Reports & Plans/LSO-Runbook.docx
+++ b/docs/Reports & Plans/LSO-Runbook.docx
@@ -114,7 +114,7 @@
         <w:t xml:space="preserve">1x Armiger Helverin (140) — </w:t>
       </w:r>
       <w:r>
-        <w:t>Backfield 48" autocannon platform + OC6 screen.</w:t>
+        <w:t>Backfield 48" autocannon platform — BOND TO THE CRUSADER (Crusader's Duty Bondsman = +1 to hit -&gt; BS2+, 8 shots): consistent anti-infantry/light removal that fills the list's anti-scorer gap. Survivable OC6 home/backfield anchor (you're out-OC'd by most of the field) + Suppression Protocols (-1 to hit its target). Chosen over a Warglaive: the list's anti-tank is already over-solved (2x Volcano + thermal + shieldbreaker + Lancer), so add ranged volume + a body that survives to score, not a fragile forward melee piece that duplicates the Lancer.</w:t>
       </w:r>
     </w:p>
     <w:p>

--- a/docs/Reports & Plans/LSO-Runbook.docx
+++ b/docs/Reports & Plans/LSO-Runbook.docx
@@ -1381,6 +1381,20 @@
       </w:r>
       <w:r>
         <w:t>(1) invuln-NEGATION: Anti-Vehicle/Monster X+ (wound regardless of S) + Devastating Wounds (crit-&gt;mortal); (2) massed AP-2+ VOLUME (5++ fails 68%); (3) MELEE into the no-invuln fight phase; (4) out-OC / out-score.</w:t>
+      </w:r>
+    </w:p>
+    <w:p>
+      <w:pPr>
+        <w:pStyle w:val="ListBullet"/>
+      </w:pPr>
+      <w:r>
+        <w:rPr>
+          <w:b/>
+        </w:rPr>
+        <w:t xml:space="preserve">Helverin Bondsman (EVERY TURN) — </w:t>
+      </w:r>
+      <w:r>
+        <w:t>Keep the Armiger Helverin within Bondsman range of the KNIGHT CRUSADER -&gt; Crusader's Duty = +1 to hit = BS2+ on its 8 autocannon shots (48"). It is your SAFE backfield/home OC6 anchor + Suppression (-1 to hit its target) -- do NOT push it forward, and don't let it drift out of the Crusader's bond.</w:t>
       </w:r>
     </w:p>
     <w:p>

--- a/docs/Reports & Plans/LSO-Runbook.docx
+++ b/docs/Reports & Plans/LSO-Runbook.docx
@@ -100,7 +100,7 @@
         <w:t xml:space="preserve">1x Cerastus Knight Lancer (415) — </w:t>
       </w:r>
       <w:r>
-        <w:t>The one blade: 4++ FULL invuln vs ALL, M14 W28. Counter-charge + assassinate buff-characters + Shock-Charge free Tank Shock on the charge.</w:t>
+        <w:t>The one blade: 4++ FULL invuln vs ALL, M14 W28. Counter-charge + kill characters (standalone monsters/Titanic DIRECTLY; ATTACHED buff-characters via EPIC CHALLENGE — 1CP core strat granting its melee [PRECISION]) + Shock-Charge free Tank Shock.</w:t>
       </w:r>
     </w:p>
     <w:p>
@@ -243,7 +243,7 @@
         <w:t xml:space="preserve">Extra Knight Castellan (List A gains) [RANGED]: </w:t>
       </w:r>
       <w:r>
-        <w:t>VERIFIED profiles: Volcano lance 72" D3 shots S18 AP-5 D6+8 [Blast] = avg ~2 shots x ~11.5 = ~23 dmg into one target (one-shots a Hammerhead/Land Raider/Shadowsword/Kataphron brick/Ironstrider/Defiler and splits over) + plasma decimator 48" D6+3 shots S9 AP-4 D3 supercharge (~6.5 shots — shreds Terminators/elites, AP-4) + shieldbreaker S12 AP-6 D6+1 [Anti-Titanic 4+, Dev] character sniper. NET: ERASES ~1-2 extra priority targets PER TURN at range (bigger than first modelled — Volcano is D3, not 1). Wins the SHOOTING matchups.</w:t>
+        <w:t>VERIFIED profiles: Volcano lance 72" D3 shots S18 AP-5 D6+8 [Blast] = avg ~2 shots x ~11.5 = ~23 dmg into one target (one-shots a Hammerhead/Land Raider/Shadowsword/Kataphron brick/Ironstrider/Defiler and splits over) + plasma decimator 48" D6+3 shots S9 AP-4 D3 supercharge (~6.5 shots — shreds Terminators/elites, AP-4) + shieldbreaker S12 AP-6 D6+1 [Anti-Titanic 4+, Dev] — a TITANIC sniper (enemy Knights/superheavies), not an infantry-character sniper. NET: ERASES ~1-2 extra priority targets PER TURN at range (bigger than first modelled — Volcano is D3, not 1). Wins the SHOOTING matchups.</w:t>
       </w:r>
     </w:p>
     <w:p>
@@ -1310,7 +1310,7 @@
         <w:t xml:space="preserve">Cerastus Lancer — </w:t>
       </w:r>
       <w:r>
-        <w:t>VERIFIED 415pts, M14 T11 W28, 4++ invuln vs ALL attacks (no asterisk). Shock lance STRIKE 5A WS2+ S20 AP-3 D8 [Lance] (wounds anything &lt;=T12 on 2s) / SWEEP 10A S10 AP-2 D3. Shock Charge = free Tank Shock (0CP, repeatable) on the charge = bonus MW. The universal counter-charge + character-assassin.</w:t>
+        <w:t>VERIFIED 415pts, M14 T11 W28, 4++ invuln vs ALL attacks (no asterisk). Shock lance STRIKE 5A WS2+ S20 AP-3 D8 [Lance] (wounds anything &lt;=T12 on 2s) / SWEEP 10A S10 AP-2 D3. Shock Charge = free Tank Shock (0CP) on the charge. Character-assassin: standalone monster/Titanic characters DIRECTLY; ATTACHED characters via EPIC CHALLENGE (1CP core strat -&gt; [PRECISION] in melee). No Knight GUN has Precision -&gt; you canNOT snipe attached characters at range.</w:t>
       </w:r>
     </w:p>
     <w:p>
@@ -1395,6 +1395,167 @@
       </w:r>
       <w:r>
         <w:t>Keep the Armiger Helverin within Bondsman range of the KNIGHT CRUSADER -&gt; Crusader's Duty = +1 to hit = BS2+ on its 8 autocannon shots (48"). It is your SAFE backfield/home OC6 anchor + Suppression (-1 to hit its target) -- do NOT push it forward, and don't let it drift out of the Crusader's bond.</w:t>
+      </w:r>
+    </w:p>
+    <w:p>
+      <w:pPr>
+        <w:pStyle w:val="ListBullet"/>
+      </w:pPr>
+      <w:r>
+        <w:rPr>
+          <w:b/>
+        </w:rPr>
+        <w:t xml:space="preserve">Killing characters (NO Precision on any Knight) — </w:t>
+      </w:r>
+      <w:r>
+        <w:t>You CANNOT target a Character attached to a Bodyguard unit — every wound goes to the bodyguard (no Knight GUN has [PRECISION], so you canNOT snipe at range). Tools: (1) EPIC CHALLENGE (core strat 15.03, 1CP): in the FIGHT phase a Knight CHARACTER's melee weapons gain [PRECISION] -&gt; the Lancer (5x S20 AP-3 D8) charges the unit and deletes the attached character. (2) STANDALONE Monster/Vehicle/Titanic characters (Fulgrim, Magnus, Lion, Daemon Princes, Steel-Hammer superheavies, enemy Knights) = shoot/fight DIRECTLY, no strat. (3) Clear a SMALL bodyguard whole to expose the character. (4) Lone Operatives = only targetable within 12".</w:t>
+      </w:r>
+    </w:p>
+    <w:p>
+      <w:pPr>
+        <w:pStyle w:val="ListBullet"/>
+      </w:pPr>
+      <w:r>
+        <w:rPr>
+          <w:b/>
+        </w:rPr>
+        <w:t xml:space="preserve">CP economy (verify against list-building) — </w:t>
+      </w:r>
+      <w:r>
+        <w:t>~2 CP/round (1 at the start of EACH player-turn), ~10/game; + rare discard-a-secondary (max +1/turn) + CP-granting models. Each Strat is once/phase and costs CP. Rotate Ion Shields (1CP) and Epic Challenge (1CP) COMPETE each turn — plan the spend. HONOURED (Code Chivalric Deed completed) = +2 CP (3 if you rolled the Oath), exempt from the per-round cap -&gt; a real CP engine; completing a Deed EARLY funds Rotate + Epic Challenge all game.</w:t>
+      </w:r>
+    </w:p>
+    <w:p>
+      <w:pPr>
+        <w:pStyle w:val="ListBullet"/>
+      </w:pPr>
+      <w:r>
+        <w:rPr>
+          <w:b/>
+        </w:rPr>
+        <w:t xml:space="preserve">Code Chivalric (the Oath — pick per matchup) — </w:t>
+      </w:r>
+      <w:r>
+        <w:t>1 Deed + 1 Quality at deploy. QUALITY (army-wide, all game): MARTIAL VALOUR (re-roll 1 hit + 1 wound shoot/fight = the shooting amplifier, DEFAULT) / LEGACY (+2 OC, +1 Ld = the out-OC fix vs hordes) / EAGER (+2" M, +1 Adv &amp; Charge = land the Lancer + out-manoeuvre). DEED (complete once -&gt; Honoured +2/3CP): REAP A TALLY (destroy &gt; round-number units this round — fast for a gun list) / LAY LOW THE TYRANT (kill a named enemy CHARACTER — only vs a STANDALONE/Titanic linchpin you can actually kill, or an attached one the Lancer can Epic-Challenge) / RECLAIM THE REALM (out-OC them — AVOID, you're usually out-OC'd). See CODE_CHIVALRIC for the per-archetype picks.</w:t>
+      </w:r>
+    </w:p>
+    <w:p>
+      <w:pPr>
+        <w:spacing w:before="160" w:after="80"/>
+      </w:pPr>
+      <w:r>
+        <w:rPr>
+          <w:b/>
+          <w:color w:val="000000"/>
+          <w:sz w:val="24"/>
+        </w:rPr>
+        <w:t>Code Chivalric — the Oath (pick 1 Deed + 1 Quality per game)</w:t>
+      </w:r>
+    </w:p>
+    <w:p>
+      <w:r>
+        <w:rPr>
+          <w:b/>
+        </w:rPr>
+        <w:t>Deeds</w:t>
+      </w:r>
+      <w:r>
+        <w:t xml:space="preserve"> (complete once → Honoured +2/3 CP):</w:t>
+      </w:r>
+    </w:p>
+    <w:p>
+      <w:pPr>
+        <w:pStyle w:val="ListBullet"/>
+      </w:pPr>
+      <w:r>
+        <w:rPr>
+          <w:b/>
+        </w:rPr>
+        <w:t xml:space="preserve">Reap a Great Tally — </w:t>
+      </w:r>
+      <w:r>
+        <w:t>End of round: units you destroyed THIS round &gt; the round number (R1 need 2, R2 need 3...). Fastest for a gun list — completes R1-2 vs target-rich armies -&gt; early Honoured +CP.</w:t>
+      </w:r>
+    </w:p>
+    <w:p>
+      <w:pPr>
+        <w:pStyle w:val="ListBullet"/>
+      </w:pPr>
+      <w:r>
+        <w:rPr>
+          <w:b/>
+        </w:rPr>
+        <w:t xml:space="preserve">Lay Low the Tyrant — </w:t>
+      </w:r>
+      <w:r>
+        <w:t>Name an enemy CHARACTER at deploy; done when it dies. Only pick vs a linchpin you can ACTUALLY kill: a STANDALONE monster/Titanic (Fulgrim/Magnus/Lion/superheavy/enemy Knight), or an ATTACHED one the Lancer can reach + Epic-Challenge (1CP).</w:t>
+      </w:r>
+    </w:p>
+    <w:p>
+      <w:pPr>
+        <w:pStyle w:val="ListBullet"/>
+      </w:pPr>
+      <w:r>
+        <w:rPr>
+          <w:b/>
+        </w:rPr>
+        <w:t xml:space="preserve">Reclaim the Realm — </w:t>
+      </w:r>
+      <w:r>
+        <w:t>End of THEIR turn: you control more objectives than them. AVOID for List A — you're out-OC'd by most of the field.</w:t>
+      </w:r>
+    </w:p>
+    <w:p>
+      <w:r>
+        <w:rPr>
+          <w:b/>
+        </w:rPr>
+        <w:t>Qualities</w:t>
+      </w:r>
+      <w:r>
+        <w:t xml:space="preserve"> (army-wide, all game):</w:t>
+      </w:r>
+    </w:p>
+    <w:p>
+      <w:pPr>
+        <w:pStyle w:val="ListBullet"/>
+      </w:pPr>
+      <w:r>
+        <w:rPr>
+          <w:b/>
+        </w:rPr>
+        <w:t xml:space="preserve">Martial Valour — </w:t>
+      </w:r>
+      <w:r>
+        <w:t>Re-roll 1 hit + 1 wound each time a Knight shoots or fights. DEFAULT — amplifies the shooting win-con army-wide.</w:t>
+      </w:r>
+    </w:p>
+    <w:p>
+      <w:pPr>
+        <w:pStyle w:val="ListBullet"/>
+      </w:pPr>
+      <w:r>
+        <w:rPr>
+          <w:b/>
+        </w:rPr>
+        <w:t xml:space="preserve">Legacy Unsullied — </w:t>
+      </w:r>
+      <w:r>
+        <w:t>+2 OC, +1 Ld (Castellan OC12, Helverin OC8). Swap in vs the OC-race/horde matchups.</w:t>
+      </w:r>
+    </w:p>
+    <w:p>
+      <w:pPr>
+        <w:pStyle w:val="ListBullet"/>
+      </w:pPr>
+      <w:r>
+        <w:rPr>
+          <w:b/>
+        </w:rPr>
+        <w:t xml:space="preserve">Eager for the Challenge — </w:t>
+      </w:r>
+      <w:r>
+        <w:t>+2" Move, +1 Advance &amp; Charge. Out-manoeuvre fast/flip armies + GUARANTEE the Lancer's decisive charge.</w:t>
       </w:r>
     </w:p>
     <w:p>
@@ -2971,6 +3132,20 @@
     </w:p>
     <w:p>
       <w:pPr>
+        <w:spacing w:after="40"/>
+      </w:pPr>
+      <w:r>
+        <w:rPr>
+          <w:b/>
+        </w:rPr>
+        <w:t xml:space="preserve">Code Chivalric (Deed | Quality): </w:t>
+      </w:r>
+      <w:r>
+        <w:t>Reap a Tally (18 Lokhust = many units to thin)  |  Legacy Unsullied — target-rich for the tally; +2 OC for the grind</w:t>
+      </w:r>
+    </w:p>
+    <w:p>
+      <w:pPr>
         <w:keepNext/>
         <w:spacing w:before="200"/>
       </w:pPr>
@@ -3103,6 +3278,20 @@
     </w:p>
     <w:p>
       <w:pPr>
+        <w:spacing w:after="40"/>
+      </w:pPr>
+      <w:r>
+        <w:rPr>
+          <w:b/>
+        </w:rPr>
+        <w:t xml:space="preserve">Code Chivalric (Deed | Quality): </w:t>
+      </w:r>
+      <w:r>
+        <w:t>Reap a Tally (soft support) — NOT the C'tan (too durable)  |  Legacy Unsullied — C'tan is a bad Deed target; +2 OC for the grind</w:t>
+      </w:r>
+    </w:p>
+    <w:p>
+      <w:pPr>
         <w:keepNext/>
         <w:spacing w:before="200"/>
       </w:pPr>
@@ -3227,6 +3416,20 @@
     </w:p>
     <w:p>
       <w:pPr>
+        <w:spacing w:after="40"/>
+      </w:pPr>
+      <w:r>
+        <w:rPr>
+          <w:b/>
+        </w:rPr>
+        <w:t xml:space="preserve">Code Chivalric (Deed | Quality): </w:t>
+      </w:r>
+      <w:r>
+        <w:t>Lay Low the Silent King (or Reap a Tally)  |  Martial Valour — concentrate-kill; re-rolls beat reanimation</w:t>
+      </w:r>
+    </w:p>
+    <w:p>
+      <w:pPr>
         <w:keepNext/>
         <w:spacing w:before="200"/>
       </w:pPr>
@@ -3359,6 +3562,20 @@
     </w:p>
     <w:p>
       <w:pPr>
+        <w:spacing w:after="40"/>
+      </w:pPr>
+      <w:r>
+        <w:rPr>
+          <w:b/>
+        </w:rPr>
+        <w:t xml:space="preserve">Code Chivalric (Deed | Quality): </w:t>
+      </w:r>
+      <w:r>
+        <w:t>Reap a Tally (target-rich bikes)  |  Eager for the Challenge — out-manoeuvre the M12 bikes + land the Lancer</w:t>
+      </w:r>
+    </w:p>
+    <w:p>
+      <w:pPr>
         <w:keepNext/>
         <w:spacing w:before="200"/>
       </w:pPr>
@@ -3491,6 +3708,20 @@
     </w:p>
     <w:p>
       <w:pPr>
+        <w:spacing w:after="40"/>
+      </w:pPr>
+      <w:r>
+        <w:rPr>
+          <w:b/>
+        </w:rPr>
+        <w:t xml:space="preserve">Code Chivalric (Deed | Quality): </w:t>
+      </w:r>
+      <w:r>
+        <w:t>Lay Low the LION (standalone) if present, else Reap a Tally  |  Martial Valour — the Lion is directly killable; Azrael/Librarians are attached</w:t>
+      </w:r>
+    </w:p>
+    <w:p>
+      <w:pPr>
         <w:keepNext/>
         <w:spacing w:before="200"/>
       </w:pPr>
@@ -3623,6 +3854,20 @@
     </w:p>
     <w:p>
       <w:pPr>
+        <w:spacing w:after="40"/>
+      </w:pPr>
+      <w:r>
+        <w:rPr>
+          <w:b/>
+        </w:rPr>
+        <w:t xml:space="preserve">Code Chivalric (Deed | Quality): </w:t>
+      </w:r>
+      <w:r>
+        <w:t>Reap a Tally (chars are attached — no Lay-Low)  |  Legacy Unsullied — out-OC help vs the brick wall</w:t>
+      </w:r>
+    </w:p>
+    <w:p>
+      <w:pPr>
         <w:keepNext/>
         <w:spacing w:before="200"/>
       </w:pPr>
@@ -3714,7 +3959,7 @@
         <w:pStyle w:val="ListBullet"/>
       </w:pPr>
       <w:r>
-        <w:t>Lancer = counter-charge assassin: blank the multipliers — Lemartes (-1 Dmg), Sanguinary Priests (FNP5+/+1AP), Chaplains (strip Black Rage -&gt; DC go OC0, can't Fall Back).</w:t>
+        <w:t>Lancer + EPIC CHALLENGE (1CP): charge the DC/Sang-Guard unit and Precision-kill the ATTACHED multiplier — Lemartes (-1 Dmg) / Sanguinary Priest (FNP5+/+1AP) / Chaplain. You CANNOT snipe them at range; alternatively clear the small unit to expose them.</w:t>
       </w:r>
     </w:p>
     <w:p>
@@ -3751,6 +3996,20 @@
       </w:r>
       <w:r>
         <w:t>Navigator dome + chaff screen the deep strike; never present an unscreened Knight to a 12"+charge.</w:t>
+      </w:r>
+    </w:p>
+    <w:p>
+      <w:pPr>
+        <w:spacing w:after="40"/>
+      </w:pPr>
+      <w:r>
+        <w:rPr>
+          <w:b/>
+        </w:rPr>
+        <w:t xml:space="preserve">Code Chivalric (Deed | Quality): </w:t>
+      </w:r>
+      <w:r>
+        <w:t>Lay Low Dante/Lemartes VIA Lancer + Epic Challenge (attached)  |  Martial Valour — Epic-Challenge the buff-char in melee; else Reap a Tally</w:t>
       </w:r>
     </w:p>
     <w:p>
@@ -3887,6 +4146,20 @@
     </w:p>
     <w:p>
       <w:pPr>
+        <w:spacing w:after="40"/>
+      </w:pPr>
+      <w:r>
+        <w:rPr>
+          <w:b/>
+        </w:rPr>
+        <w:t xml:space="preserve">Code Chivalric (Deed | Quality): </w:t>
+      </w:r>
+      <w:r>
+        <w:t>Lay Low MAGNUS (standalone Monster)  |  Martial Valour — Magnus is directly targetable + their only Knight-killer</w:t>
+      </w:r>
+    </w:p>
+    <w:p>
+      <w:pPr>
         <w:keepNext/>
         <w:spacing w:before="200"/>
       </w:pPr>
@@ -4011,6 +4284,20 @@
     </w:p>
     <w:p>
       <w:pPr>
+        <w:spacing w:after="40"/>
+      </w:pPr>
+      <w:r>
+        <w:rPr>
+          <w:b/>
+        </w:rPr>
+        <w:t xml:space="preserve">Code Chivalric (Deed | Quality): </w:t>
+      </w:r>
+      <w:r>
+        <w:t>Reap a Tally (provisional)  |  Martial Valour — casters attached; out-remove (needs a full pass)</w:t>
+      </w:r>
+    </w:p>
+    <w:p>
+      <w:pPr>
         <w:keepNext/>
         <w:spacing w:before="200"/>
       </w:pPr>
@@ -4143,6 +4430,20 @@
     </w:p>
     <w:p>
       <w:pPr>
+        <w:spacing w:after="40"/>
+      </w:pPr>
+      <w:r>
+        <w:rPr>
+          <w:b/>
+        </w:rPr>
+        <w:t xml:space="preserve">Code Chivalric (Deed | Quality): </w:t>
+      </w:r>
+      <w:r>
+        <w:t>Lay Low Vashtorr / Lord Discordant (standalone)  |  Martial Valour — both are their own units -&gt; directly killable</w:t>
+      </w:r>
+    </w:p>
+    <w:p>
+      <w:pPr>
         <w:keepNext/>
         <w:spacing w:before="200"/>
       </w:pPr>
@@ -4270,7 +4571,21 @@
         <w:t xml:space="preserve">Deploy / positioning: </w:t>
       </w:r>
       <w:r>
-        <w:t>Screen Fulgrim's lane; keep the Lancer for a Lord Exultant, not Fulgrim (4++ + Beguiling).</w:t>
+        <w:t>Screen Fulgrim's lane (standalone Monster — shootable, but a 4++/Fights-First beatstick, so avoid melee). Use the Lancer + EPIC CHALLENGE (1CP) to Precision-kill an ATTACHED Lord Exultant in melee — not Fulgrim.</w:t>
+      </w:r>
+    </w:p>
+    <w:p>
+      <w:pPr>
+        <w:spacing w:after="40"/>
+      </w:pPr>
+      <w:r>
+        <w:rPr>
+          <w:b/>
+        </w:rPr>
+        <w:t xml:space="preserve">Code Chivalric (Deed | Quality): </w:t>
+      </w:r>
+      <w:r>
+        <w:t>Lay Low: Fulgrim / Keeper of Secrets (standalone Monsters)  |  Martial Valour — reliable standalone kill + consistent guns to delete Defilers</w:t>
       </w:r>
     </w:p>
     <w:p>
@@ -4407,6 +4722,20 @@
     </w:p>
     <w:p>
       <w:pPr>
+        <w:spacing w:after="40"/>
+      </w:pPr>
+      <w:r>
+        <w:rPr>
+          <w:b/>
+        </w:rPr>
+        <w:t xml:space="preserve">Code Chivalric (Deed | Quality): </w:t>
+      </w:r>
+      <w:r>
+        <w:t>Reap a Tally (fragile paper -&gt; R1)  |  Eager for the Challenge — fast tally + Eager to match their speed</w:t>
+      </w:r>
+    </w:p>
+    <w:p>
+      <w:pPr>
         <w:keepNext/>
         <w:spacing w:before="200"/>
       </w:pPr>
@@ -4539,6 +4868,20 @@
     </w:p>
     <w:p>
       <w:pPr>
+        <w:spacing w:after="40"/>
+      </w:pPr>
+      <w:r>
+        <w:rPr>
+          <w:b/>
+        </w:rPr>
+        <w:t xml:space="preserve">Code Chivalric (Deed | Quality): </w:t>
+      </w:r>
+      <w:r>
+        <w:t>Reap a Tally (their chars attach to units)  |  Martial Valour — Lay-Low unreliable; re-roll volume chips the 2+/4++</w:t>
+      </w:r>
+    </w:p>
+    <w:p>
+      <w:pPr>
         <w:keepNext/>
         <w:spacing w:before="200"/>
       </w:pPr>
@@ -4671,6 +5014,20 @@
     </w:p>
     <w:p>
       <w:pPr>
+        <w:spacing w:after="40"/>
+      </w:pPr>
+      <w:r>
+        <w:rPr>
+          <w:b/>
+        </w:rPr>
+        <w:t xml:space="preserve">Code Chivalric (Deed | Quality): </w:t>
+      </w:r>
+      <w:r>
+        <w:t>Reap a Tally (kill Land Fortresses + bricks)  |  Martial Valour — target-rich; Uthar/Kahl are attached so not Lay-Low</w:t>
+      </w:r>
+    </w:p>
+    <w:p>
+      <w:pPr>
         <w:keepNext/>
         <w:spacing w:before="200"/>
       </w:pPr>
@@ -4803,6 +5160,20 @@
     </w:p>
     <w:p>
       <w:pPr>
+        <w:spacing w:after="40"/>
+      </w:pPr>
+      <w:r>
+        <w:rPr>
+          <w:b/>
+        </w:rPr>
+        <w:t xml:space="preserve">Code Chivalric (Deed | Quality): </w:t>
+      </w:r>
+      <w:r>
+        <w:t>Lay Low a NORN / Emissary (standalone Monster)  |  Martial Valour — Norns are their own units -&gt; Lancer/Volcano kill directly</w:t>
+      </w:r>
+    </w:p>
+    <w:p>
+      <w:pPr>
         <w:keepNext/>
         <w:spacing w:before="200"/>
       </w:pPr>
@@ -4935,6 +5306,20 @@
     </w:p>
     <w:p>
       <w:pPr>
+        <w:spacing w:after="40"/>
+      </w:pPr>
+      <w:r>
+        <w:rPr>
+          <w:b/>
+        </w:rPr>
+        <w:t xml:space="preserve">Code Chivalric (Deed | Quality): </w:t>
+      </w:r>
+      <w:r>
+        <w:t>Reap a Tally  |  Martial Valour — same — chars attached; out-shoot</w:t>
+      </w:r>
+    </w:p>
+    <w:p>
+      <w:pPr>
         <w:keepNext/>
         <w:spacing w:before="200"/>
       </w:pPr>
@@ -5067,6 +5452,20 @@
     </w:p>
     <w:p>
       <w:pPr>
+        <w:spacing w:after="40"/>
+      </w:pPr>
+      <w:r>
+        <w:rPr>
+          <w:b/>
+        </w:rPr>
+        <w:t xml:space="preserve">Code Chivalric (Deed | Quality): </w:t>
+      </w:r>
+      <w:r>
+        <w:t>Reap a Tally (target-rich -&gt; R1-2 Honoured)  |  Martial Valour — many fragile units = fast tally + early CP tempo</w:t>
+      </w:r>
+    </w:p>
+    <w:p>
+      <w:pPr>
         <w:keepNext/>
         <w:spacing w:before="200"/>
       </w:pPr>
@@ -5199,6 +5598,20 @@
     </w:p>
     <w:p>
       <w:pPr>
+        <w:spacing w:after="40"/>
+      </w:pPr>
+      <w:r>
+        <w:rPr>
+          <w:b/>
+        </w:rPr>
+        <w:t xml:space="preserve">Code Chivalric (Deed | Quality): </w:t>
+      </w:r>
+      <w:r>
+        <w:t>Reap a Tally (kill fast chaff units)  |  Legacy Unsullied — +2 OC vs the mobile board; tally off their many units</w:t>
+      </w:r>
+    </w:p>
+    <w:p>
+      <w:pPr>
         <w:keepNext/>
         <w:spacing w:before="200"/>
       </w:pPr>
@@ -5323,6 +5736,20 @@
     </w:p>
     <w:p>
       <w:pPr>
+        <w:spacing w:after="40"/>
+      </w:pPr>
+      <w:r>
+        <w:rPr>
+          <w:b/>
+        </w:rPr>
+        <w:t xml:space="preserve">Code Chivalric (Deed | Quality): </w:t>
+      </w:r>
+      <w:r>
+        <w:t>Reap a Tally (kill 2 chaff units R1) — NOT Lay-Low (Ghaz is attached)  |  Legacy Unsullied (+2 OC) — you're massively out-OC'd; +2 OC is your only objective lever</w:t>
+      </w:r>
+    </w:p>
+    <w:p>
+      <w:pPr>
         <w:keepNext/>
         <w:spacing w:before="200"/>
       </w:pPr>
@@ -5447,6 +5874,20 @@
     </w:p>
     <w:p>
       <w:pPr>
+        <w:spacing w:after="40"/>
+      </w:pPr>
+      <w:r>
+        <w:rPr>
+          <w:b/>
+        </w:rPr>
+        <w:t xml:space="preserve">Code Chivalric (Deed | Quality): </w:t>
+      </w:r>
+      <w:r>
+        <w:t>Reap a Tally (Land Raiders + W2-3 units)  |  Martial Valour — target-rich + consistent removal</w:t>
+      </w:r>
+    </w:p>
+    <w:p>
+      <w:pPr>
         <w:keepNext/>
         <w:spacing w:before="200"/>
       </w:pPr>
@@ -5571,6 +6012,20 @@
     </w:p>
     <w:p>
       <w:pPr>
+        <w:spacing w:after="40"/>
+      </w:pPr>
+      <w:r>
+        <w:rPr>
+          <w:b/>
+        </w:rPr>
+        <w:t xml:space="preserve">Code Chivalric (Deed | Quality): </w:t>
+      </w:r>
+      <w:r>
+        <w:t>Lay Low their gun-Knight (standalone)  |  Martial Valour — mirror — their Knights are targetable characters</w:t>
+      </w:r>
+    </w:p>
+    <w:p>
+      <w:pPr>
         <w:keepNext/>
         <w:spacing w:before="200"/>
       </w:pPr>
@@ -5703,6 +6158,20 @@
     </w:p>
     <w:p>
       <w:pPr>
+        <w:spacing w:after="40"/>
+      </w:pPr>
+      <w:r>
+        <w:rPr>
+          <w:b/>
+        </w:rPr>
+        <w:t xml:space="preserve">Code Chivalric (Deed | Quality): </w:t>
+      </w:r>
+      <w:r>
+        <w:t>Reap a Tally (kill suit/Pathfinder units)  |  Martial Valour — Lay-Low is a trap (commanders hide in Crisis units); win the gun race</w:t>
+      </w:r>
+    </w:p>
+    <w:p>
+      <w:pPr>
         <w:keepNext/>
         <w:spacing w:before="200"/>
       </w:pPr>
@@ -5835,6 +6304,20 @@
     </w:p>
     <w:p>
       <w:pPr>
+        <w:spacing w:after="40"/>
+      </w:pPr>
+      <w:r>
+        <w:rPr>
+          <w:b/>
+        </w:rPr>
+        <w:t xml:space="preserve">Code Chivalric (Deed | Quality): </w:t>
+      </w:r>
+      <w:r>
+        <w:t>Lay Low the Bloodthirster (standalone Greater Daemon)  |  Martial Valour — directly killable; guns + Lancer</w:t>
+      </w:r>
+    </w:p>
+    <w:p>
+      <w:pPr>
         <w:keepNext/>
         <w:spacing w:before="200"/>
       </w:pPr>
@@ -5967,6 +6450,20 @@
     </w:p>
     <w:p>
       <w:pPr>
+        <w:spacing w:after="40"/>
+      </w:pPr>
+      <w:r>
+        <w:rPr>
+          <w:b/>
+        </w:rPr>
+        <w:t xml:space="preserve">Code Chivalric (Deed | Quality): </w:t>
+      </w:r>
+      <w:r>
+        <w:t>Lay Low a SUPERHEAVY (Character via Steel Hammer + Titanic!)  |  Martial Valour — shieldbreaker + Volcano delete it -&gt; Honoured; win the gun duel</w:t>
+      </w:r>
+    </w:p>
+    <w:p>
+      <w:pPr>
         <w:keepNext/>
         <w:spacing w:before="200"/>
       </w:pPr>
@@ -6099,6 +6596,20 @@
     </w:p>
     <w:p>
       <w:pPr>
+        <w:spacing w:after="40"/>
+      </w:pPr>
+      <w:r>
+        <w:rPr>
+          <w:b/>
+        </w:rPr>
+        <w:t xml:space="preserve">Code Chivalric (Deed | Quality): </w:t>
+      </w:r>
+      <w:r>
+        <w:t>Reap a Tally (kill the backfield lascannon/scorers)  |  Martial Valour — Feirros/Librarians attached; out-remove the soft units</w:t>
+      </w:r>
+    </w:p>
+    <w:p>
+      <w:pPr>
         <w:keepNext/>
         <w:spacing w:before="200"/>
       </w:pPr>
@@ -6230,6 +6741,20 @@
       </w:r>
     </w:p>
     <w:p>
+      <w:pPr>
+        <w:spacing w:after="40"/>
+      </w:pPr>
+      <w:r>
+        <w:rPr>
+          <w:b/>
+        </w:rPr>
+        <w:t xml:space="preserve">Code Chivalric (Deed | Quality): </w:t>
+      </w:r>
+      <w:r>
+        <w:t>Reap a Tally (kill his soft legs: Speeders/Sternguard/Vanguard)  |  Legacy or Martial Valour — his chars hide in bricks; kill the mobile OC + out-remove</w:t>
+      </w:r>
+    </w:p>
+    <w:p>
       <w:r>
         <w:br w:type="page"/>
       </w:r>
@@ -6300,7 +6825,7 @@
         <w:t xml:space="preserve">Shieldbreaker missile: </w:t>
       </w:r>
       <w:r>
-        <w:t>72" | 1 | S12 | AP-6 | D6+1 | Anti-Titanic 4+, Dev Wounds  — Character/tank sniper.</w:t>
+        <w:t>72" | 1 | S12 | AP-6 | D6+1 | Anti-Titanic 4+, Dev Wounds  — Anti-TITANIC (enemy Knights/superheavies) + tank sniper — NOT an infantry-character sniper (no Precision).</w:t>
       </w:r>
     </w:p>
     <w:p>

--- a/docs/Reports & Plans/LSO-Runbook.docx
+++ b/docs/Reports & Plans/LSO-Runbook.docx
@@ -1437,6 +1437,20 @@
       </w:r>
       <w:r>
         <w:t>1 Deed + 1 Quality at deploy. QUALITY (army-wide, all game): MARTIAL VALOUR (re-roll 1 hit + 1 wound shoot/fight = the shooting amplifier, DEFAULT) / LEGACY (+2 OC, +1 Ld = the out-OC fix vs hordes) / EAGER (+2" M, +1 Adv &amp; Charge = land the Lancer + out-manoeuvre). DEED (complete once -&gt; Honoured +2/3CP): REAP A TALLY (destroy &gt; round-number units this round — fast for a gun list) / LAY LOW THE TYRANT (kill a named enemy CHARACTER — only vs a STANDALONE/Titanic linchpin you can actually kill, or an attached one the Lancer can Epic-Challenge) / RECLAIM THE REALM (out-OC them — AVOID, you're usually out-OC'd). See CODE_CHIVALRIC for the per-archetype picks.</w:t>
+      </w:r>
+    </w:p>
+    <w:p>
+      <w:pPr>
+        <w:pStyle w:val="ListBullet"/>
+      </w:pPr>
+      <w:r>
+        <w:rPr>
+          <w:b/>
+        </w:rPr>
+        <w:t xml:space="preserve">Battle-shock — the wounded-Knight trap — </w:t>
+      </w:r>
+      <w:r>
+        <w:t>Core 01.07 + the rulebook's own VEHICLE example: a single-model unit BELOW HALF its Wounds must take a battle-shock roll (Ld) every Command phase. A damaged Castellan (&lt;12 of 24W), Crusader (&lt;11 of 22), Lancer (&lt;14 of 28) or Helverin (&lt;6 of 12) therefore rolls each turn, and on a FAIL it (a) has OC '-' (0) so it stops holding objectives, (b) CANNOT be targeted by stratagems -&gt; you canNOT Rotate Ion Shields it the very turn it's hurt and most needs the 4++, and (c) can't do Actions. So a hurt Knight can be locked out of its own durability lever. Mitigate: LEGACY UNSULLIED Quality (+1 Ld eases the roll) and INSANE BRAVERY (core 15.04, 1CP: auto-pass ONE test — save it for the Knight you MUST Rotate next turn). WEAPONIZED at LSO by Tyranids (Shadow in the Warp forces ALL your units to test, on 3D6 near synapse), Necrons (1CP C'tan strat, forced test at -1 + D3+1 mortals), CSM and Chaos Daemons (Fear/forced tests). Vs those decks, keep a Knight either above half or above-half-and-screened, and bank a CP for Insane Bravery.</w:t>
       </w:r>
     </w:p>
     <w:p>

--- a/docs/Reports & Plans/LSO-Runbook.docx
+++ b/docs/Reports & Plans/LSO-Runbook.docx
@@ -2988,7 +2988,7 @@
           </w:tcPr>
           <w:p>
             <w:r>
-              <w:t>Unsaveable Sternguard Dev (full wound-reroll vs Oath) + sticky OC10 Intercessors + un-shockable OC22 Lysander Terminator brick + Armour of Contempt + a ~30-34 Oath-convergence alpha. Sisters 98-31 lesson: durable + sticky + volume.</w:t>
+              <w:t>Unsaveable Sternguard Dev (full wound-reroll vs Oath) + sticky OC10 Intercessors + an OC22 Lysander Terminator brick (NOT battle-shock-immune, but Knights have no way to force a test) + Armour of Contempt + a ~30-34 Oath-convergence alpha. Sisters 98-31 lesson: durable + sticky + volume.</w:t>
             </w:r>
           </w:p>
         </w:tc>
@@ -6680,7 +6680,7 @@
         <w:t xml:space="preserve">Deciding factor: </w:t>
       </w:r>
       <w:r>
-        <w:t>Unsaveable Sternguard Dev (full wound-reroll vs Oath) + sticky OC10 Intercessors + un-shockable OC22 Lysander Terminator brick + Armour of Contempt + a ~30-34 Oath-convergence alpha. Sisters 98-31 lesson: durable + sticky + volume.</w:t>
+        <w:t>Unsaveable Sternguard Dev (full wound-reroll vs Oath) + sticky OC10 Intercessors + an OC22 Lysander Terminator brick (NOT battle-shock-immune, but Knights have no way to force a test) + Armour of Contempt + a ~30-34 Oath-convergence alpha. Sisters 98-31 lesson: durable + sticky + volume.</w:t>
       </w:r>
     </w:p>
     <w:p>
